--- a/fra/docx/004.content.docx
+++ b/fra/docx/004.content.docx
@@ -19,7 +19,7 @@
         <w:rPr>
           <w:lang w:val="fr_FR" w:bidi="fr_FR"/>
         </w:rPr>
-        <w:t>Resource: Dictionnaire biblique (Tyndale)</w:t>
+        <w:t>Resource: Tyndale Open Bible Dictionary</w:t>
       </w:r>
       <w:r>
         <w:rPr>
@@ -112,7 +112,7 @@
         <w:rPr>
           <w:lang w:val="fr_FR" w:bidi="fr_FR"/>
         </w:rPr>
-        <w:t>Dictionnaire biblique (Tyndale)</w:t>
+        <w:t>Tyndale Open Bible Dictionary</w:t>
       </w:r>
     </w:p>
     <w:p>
@@ -29062,7 +29062,7 @@
             <w:color w:val="0000EE"/>
             <w:u w:val="single"/>
           </w:rPr>
-          <w:t xml:space="preserve">135.5, 136.2 </w:t>
+          <w:t>135.5</w:t>
         </w:r>
       </w:hyperlink>
       <w:r>
@@ -29080,6 +29080,24 @@
             <w:color w:val="0000EE"/>
             <w:u w:val="single"/>
           </w:rPr>
+          <w:t>136.2</w:t>
+        </w:r>
+      </w:hyperlink>
+      <w:r>
+        <w:rPr>
+          <w:lang w:val="fr_FR" w:bidi="fr_FR"/>
+        </w:rPr>
+        <w:t xml:space="preserve"> ; </w:t>
+      </w:r>
+      <w:hyperlink r:id="rId810">
+        <w:r>
+          <w:rPr>
+            <w:lang w:val="fr_FR" w:bidi="fr_FR"/>
+          </w:rPr>
+          <w:rPr>
+            <w:color w:val="0000EE"/>
+            <w:u w:val="single"/>
+          </w:rPr>
           <w:t xml:space="preserve">Dn 2.47 </w:t>
         </w:r>
       </w:hyperlink>
@@ -29089,7 +29107,7 @@
         </w:rPr>
         <w:t xml:space="preserve">; </w:t>
       </w:r>
-      <w:hyperlink r:id="rId810">
+      <w:hyperlink r:id="rId811">
         <w:r>
           <w:rPr>
             <w:lang w:val="fr_FR" w:bidi="fr_FR"/>
@@ -29132,7 +29150,7 @@
         </w:rPr>
         <w:t>Puisque les dieux des nations sont des mensonges, les adorer est considéré une insulte au seul vrai Dieu. La loi l'interdit catégoriquement (</w:t>
       </w:r>
-      <w:hyperlink r:id="rId811">
+      <w:hyperlink r:id="rId812">
         <w:r>
           <w:rPr>
             <w:lang w:val="fr_FR" w:bidi="fr_FR"/>
@@ -29150,7 +29168,7 @@
         </w:rPr>
         <w:t xml:space="preserve"> ; </w:t>
       </w:r>
-      <w:hyperlink r:id="rId812">
+      <w:hyperlink r:id="rId813">
         <w:r>
           <w:rPr>
             <w:lang w:val="fr_FR" w:bidi="fr_FR"/>
@@ -29168,7 +29186,7 @@
         </w:rPr>
         <w:t>). Les Israélites ne devaient pas se faire d'images taillées pour les adorer (</w:t>
       </w:r>
-      <w:hyperlink r:id="rId813">
+      <w:hyperlink r:id="rId814">
         <w:r>
           <w:rPr>
             <w:lang w:val="fr_FR" w:bidi="fr_FR"/>
@@ -29186,7 +29204,7 @@
         </w:rPr>
         <w:t xml:space="preserve"> ; </w:t>
       </w:r>
-      <w:hyperlink r:id="rId814">
+      <w:hyperlink r:id="rId815">
         <w:r>
           <w:rPr>
             <w:lang w:val="fr_FR" w:bidi="fr_FR"/>
@@ -29204,7 +29222,7 @@
         </w:rPr>
         <w:t xml:space="preserve"> ; </w:t>
       </w:r>
-      <w:hyperlink r:id="rId815">
+      <w:hyperlink r:id="rId816">
         <w:r>
           <w:rPr>
             <w:lang w:val="fr_FR" w:bidi="fr_FR"/>
@@ -29222,7 +29240,7 @@
         </w:rPr>
         <w:t>). Les noms des divinités étrangères ne devaient pas être dans leurs bouches (</w:t>
       </w:r>
-      <w:hyperlink r:id="rId816">
+      <w:hyperlink r:id="rId817">
         <w:r>
           <w:rPr>
             <w:lang w:val="fr_FR" w:bidi="fr_FR"/>
@@ -29240,7 +29258,7 @@
         </w:rPr>
         <w:t xml:space="preserve"> ; </w:t>
       </w:r>
-      <w:hyperlink r:id="rId817">
+      <w:hyperlink r:id="rId818">
         <w:r>
           <w:rPr>
             <w:lang w:val="fr_FR" w:bidi="fr_FR"/>
@@ -29290,7 +29308,7 @@
         </w:rPr>
         <w:t>Malgré les avertissements et interdictions de Dieu, les Israélites se sont souvent livrés à l'idolâtrie à l'époque de l'AT. Déjà au temps des patriarches, la famille de Jacob gardait encore des idoles de maison avec eux (</w:t>
       </w:r>
-      <w:hyperlink r:id="rId818">
+      <w:hyperlink r:id="rId819">
         <w:r>
           <w:rPr>
             <w:lang w:val="fr_FR" w:bidi="fr_FR"/>
@@ -29308,7 +29326,7 @@
         </w:rPr>
         <w:t>). Même après avoir été délivrés d'Égypte par Dieu, le peuple d'Israël a continué à adorer des idoles pendant plusieurs siècles (</w:t>
       </w:r>
-      <w:hyperlink r:id="rId819">
+      <w:hyperlink r:id="rId820">
         <w:r>
           <w:rPr>
             <w:lang w:val="fr_FR" w:bidi="fr_FR"/>
@@ -29326,7 +29344,7 @@
         </w:rPr>
         <w:t xml:space="preserve">; </w:t>
       </w:r>
-      <w:hyperlink r:id="rId820">
+      <w:hyperlink r:id="rId821">
         <w:r>
           <w:rPr>
             <w:lang w:val="fr_FR" w:bidi="fr_FR"/>
@@ -29344,7 +29362,7 @@
         </w:rPr>
         <w:t xml:space="preserve">; </w:t>
       </w:r>
-      <w:hyperlink r:id="rId821">
+      <w:hyperlink r:id="rId822">
         <w:r>
           <w:rPr>
             <w:lang w:val="fr_FR" w:bidi="fr_FR"/>
@@ -29388,7 +29406,7 @@
         </w:rPr>
         <w:t>, car Dieu a voulu punir la nation (</w:t>
       </w:r>
-      <w:hyperlink r:id="rId822">
+      <w:hyperlink r:id="rId823">
         <w:r>
           <w:rPr>
             <w:lang w:val="fr_FR" w:bidi="fr_FR"/>
@@ -29418,7 +29436,7 @@
         </w:rPr>
         <w:t>, le royaume du Sud (Juda) a été détruit pour la même raison (</w:t>
       </w:r>
-      <w:hyperlink r:id="rId823">
+      <w:hyperlink r:id="rId824">
         <w:r>
           <w:rPr>
             <w:lang w:val="fr_FR" w:bidi="fr_FR"/>
@@ -29436,7 +29454,7 @@
         </w:rPr>
         <w:t xml:space="preserve"> ; comp. avec </w:t>
       </w:r>
-      <w:hyperlink r:id="rId824">
+      <w:hyperlink r:id="rId825">
         <w:r>
           <w:rPr>
             <w:lang w:val="fr_FR" w:bidi="fr_FR"/>
@@ -29454,7 +29472,7 @@
         </w:rPr>
         <w:t>). Quand la majorité des gens du peuple a été emmenée prisonnière à Babylone, les Israélites ont fini par enfin comprendre qu'ils devaient arrêter l'idolâtrie. Beaucoup de souffrances auraient pu être évitées si leurs ancêtres et eux avaient suivi l'exemple de Josué lorsqu'il a dit : « Moi et ma maison, nous servirons l’Éternel » (</w:t>
       </w:r>
-      <w:hyperlink r:id="rId825">
+      <w:hyperlink r:id="rId826">
         <w:r>
           <w:rPr>
             <w:lang w:val="fr_FR" w:bidi="fr_FR"/>
@@ -29577,7 +29595,7 @@
         </w:rPr>
         <w:t>Fils de Jokthan dans la liste des nations issues des fils de Noé (</w:t>
       </w:r>
-      <w:hyperlink r:id="rId826">
+      <w:hyperlink r:id="rId827">
         <w:r>
           <w:rPr>
             <w:lang w:val="fr_FR" w:bidi="fr_FR"/>
@@ -29595,7 +29613,7 @@
         </w:rPr>
         <w:t xml:space="preserve"> ; </w:t>
       </w:r>
-      <w:hyperlink r:id="rId827">
+      <w:hyperlink r:id="rId828">
         <w:r>
           <w:rPr>
             <w:lang w:val="fr_FR" w:bidi="fr_FR"/>
@@ -29674,7 +29692,7 @@
         </w:rPr>
         <w:t>Village judéen obscur près de Lakis. Il est mentionné une seule fois dans l'Ancien Testament (</w:t>
       </w:r>
-      <w:hyperlink r:id="rId828">
+      <w:hyperlink r:id="rId829">
         <w:r>
           <w:rPr>
             <w:lang w:val="fr_FR" w:bidi="fr_FR"/>
@@ -29754,7 +29772,7 @@
         </w:rPr>
         <w:t xml:space="preserve">La pratique de la dîme est très ancienne. Par exemple, Abraham donnera une dîme, ou un dixième, de ses dépouilles de guerre à Melchisédek (voir </w:t>
       </w:r>
-      <w:hyperlink r:id="rId829">
+      <w:hyperlink r:id="rId830">
         <w:r>
           <w:rPr>
             <w:lang w:val="fr_FR" w:bidi="fr_FR"/>
@@ -29930,7 +29948,7 @@
         </w:rPr>
         <w:t>Le livre du Deutéronome (</w:t>
       </w:r>
-      <w:hyperlink r:id="rId830">
+      <w:hyperlink r:id="rId831">
         <w:r>
           <w:rPr>
             <w:lang w:val="fr_FR" w:bidi="fr_FR"/>
@@ -29942,6 +29960,18 @@
           <w:t>Dt 12.2</w:t>
         </w:r>
       </w:hyperlink>
+      <w:hyperlink r:id="rId832">
+        <w:r>
+          <w:rPr>
+            <w:lang w:val="fr_FR" w:bidi="fr_FR"/>
+          </w:rPr>
+          <w:rPr>
+            <w:color w:val="0000EE"/>
+            <w:u w:val="single"/>
+          </w:rPr>
+          <w:t>–</w:t>
+        </w:r>
+      </w:hyperlink>
       <w:hyperlink r:id="rId831">
         <w:r>
           <w:rPr>
@@ -29951,21 +29981,21 @@
             <w:color w:val="0000EE"/>
             <w:u w:val="single"/>
           </w:rPr>
+          <w:t>7, 17</w:t>
+        </w:r>
+      </w:hyperlink>
+      <w:hyperlink r:id="rId832">
+        <w:r>
+          <w:rPr>
+            <w:lang w:val="fr_FR" w:bidi="fr_FR"/>
+          </w:rPr>
+          <w:rPr>
+            <w:color w:val="0000EE"/>
+            <w:u w:val="single"/>
+          </w:rPr>
           <w:t>–</w:t>
         </w:r>
       </w:hyperlink>
-      <w:hyperlink r:id="rId830">
-        <w:r>
-          <w:rPr>
-            <w:lang w:val="fr_FR" w:bidi="fr_FR"/>
-          </w:rPr>
-          <w:rPr>
-            <w:color w:val="0000EE"/>
-            <w:u w:val="single"/>
-          </w:rPr>
-          <w:t>7, 17</w:t>
-        </w:r>
-      </w:hyperlink>
       <w:hyperlink r:id="rId831">
         <w:r>
           <w:rPr>
@@ -29975,18 +30005,6 @@
             <w:color w:val="0000EE"/>
             <w:u w:val="single"/>
           </w:rPr>
-          <w:t>–</w:t>
-        </w:r>
-      </w:hyperlink>
-      <w:hyperlink r:id="rId830">
-        <w:r>
-          <w:rPr>
-            <w:lang w:val="fr_FR" w:bidi="fr_FR"/>
-          </w:rPr>
-          <w:rPr>
-            <w:color w:val="0000EE"/>
-            <w:u w:val="single"/>
-          </w:rPr>
           <w:t>19</w:t>
         </w:r>
       </w:hyperlink>
@@ -29996,7 +30014,7 @@
         </w:rPr>
         <w:t xml:space="preserve"> ; </w:t>
       </w:r>
-      <w:hyperlink r:id="rId832">
+      <w:hyperlink r:id="rId833">
         <w:r>
           <w:rPr>
             <w:lang w:val="fr_FR" w:bidi="fr_FR"/>
@@ -30100,7 +30118,7 @@
         </w:rPr>
         <w:t>Chaque troisième année, la dîme entière était donnée en tant que geste caritatif aux Lévites, aux étrangers, aux orphelins et aux veuves (</w:t>
       </w:r>
-      <w:hyperlink r:id="rId833">
+      <w:hyperlink r:id="rId834">
         <w:r>
           <w:rPr>
             <w:lang w:val="fr_FR" w:bidi="fr_FR"/>
@@ -30118,7 +30136,7 @@
         </w:rPr>
         <w:t xml:space="preserve">). </w:t>
       </w:r>
-      <w:hyperlink r:id="rId834">
+      <w:hyperlink r:id="rId835">
         <w:r>
           <w:rPr>
             <w:lang w:val="fr_FR" w:bidi="fr_FR"/>
@@ -30150,7 +30168,7 @@
         </w:rPr>
         <w:t>Le prophète Malachie condamnera ceux qui retenaient leurs dîmes. Il qualifie cela de « trompe[r] Dieu » (</w:t>
       </w:r>
-      <w:hyperlink r:id="rId835">
+      <w:hyperlink r:id="rId836">
         <w:r>
           <w:rPr>
             <w:lang w:val="fr_FR" w:bidi="fr_FR"/>
@@ -30168,7 +30186,7 @@
         </w:rPr>
         <w:t xml:space="preserve">). Il promet que la dîme apporterait des bénédictions, des granges pleines et une protection contre les ravageurs. Les premières fêtes de la dîme incluaient probablement des actes de reconnaissance pour les dons de Dieu. Ce n'est pas quelque chose qui est fortement souligné dans les textes (voir </w:t>
       </w:r>
-      <w:hyperlink r:id="rId836">
+      <w:hyperlink r:id="rId837">
         <w:r>
           <w:rPr>
             <w:lang w:val="fr_FR" w:bidi="fr_FR"/>
@@ -30200,7 +30218,7 @@
         </w:rPr>
         <w:t>Le Nouveau Testament mentionne la dîme de manière critique, sauf pour la dîme de Melchisédek (</w:t>
       </w:r>
-      <w:hyperlink r:id="rId837">
+      <w:hyperlink r:id="rId838">
         <w:r>
           <w:rPr>
             <w:lang w:val="fr_FR" w:bidi="fr_FR"/>
@@ -30218,7 +30236,7 @@
         </w:rPr>
         <w:t xml:space="preserve">). Dans </w:t>
       </w:r>
-      <w:hyperlink r:id="rId838">
+      <w:hyperlink r:id="rId839">
         <w:r>
           <w:rPr>
             <w:lang w:val="fr_FR" w:bidi="fr_FR"/>
@@ -30236,7 +30254,7 @@
         </w:rPr>
         <w:t xml:space="preserve"> et </w:t>
       </w:r>
-      <w:hyperlink r:id="rId839">
+      <w:hyperlink r:id="rId840">
         <w:r>
           <w:rPr>
             <w:lang w:val="fr_FR" w:bidi="fr_FR"/>
@@ -30254,7 +30272,7 @@
         </w:rPr>
         <w:t xml:space="preserve">, Jésus critique ceux qui donnaient méticuleusement la dîme de petites herbes tout en négligeant les questions plus importantes de la loi : la justice, la miséricorde et la foi. Jésus voyait cela comme un signe de mauvaise moralité et de priorités mal placées, associant cela au pharisaïsme. Il dira qu'il était plus facile de suivre les règles, car c'était aussi plus satisfaisant. Il était plus difficile de développer le sens moral pour gérer les relations avec les autres et avec Dieu. Dans </w:t>
       </w:r>
-      <w:hyperlink r:id="rId840">
+      <w:hyperlink r:id="rId841">
         <w:r>
           <w:rPr>
             <w:lang w:val="fr_FR" w:bidi="fr_FR"/>
@@ -30353,7 +30371,7 @@
         </w:rPr>
         <w:t xml:space="preserve">Nom alternatif pour Rimmon, une ville lévitique dans le territoire de Zabulon, dans </w:t>
       </w:r>
-      <w:hyperlink r:id="rId841">
+      <w:hyperlink r:id="rId842">
         <w:r>
           <w:rPr>
             <w:lang w:val="fr_FR" w:bidi="fr_FR"/>
@@ -30452,7 +30470,7 @@
         </w:rPr>
         <w:t xml:space="preserve">Ville mentionnée dans </w:t>
       </w:r>
-      <w:hyperlink r:id="rId842">
+      <w:hyperlink r:id="rId843">
         <w:r>
           <w:rPr>
             <w:lang w:val="fr_FR" w:bidi="fr_FR"/>
@@ -30536,7 +30554,7 @@
         </w:rPr>
         <w:t>Fille née de Jacob et Léa (</w:t>
       </w:r>
-      <w:hyperlink r:id="rId843">
+      <w:hyperlink r:id="rId844">
         <w:r>
           <w:rPr>
             <w:lang w:val="fr_FR" w:bidi="fr_FR"/>
@@ -30554,7 +30572,7 @@
         </w:rPr>
         <w:t>), dont le nom signifie « jugement ». Vivant avec sa famille à Sichem, une ville cananéenne (</w:t>
       </w:r>
-      <w:hyperlink r:id="rId844">
+      <w:hyperlink r:id="rId845">
         <w:r>
           <w:rPr>
             <w:lang w:val="fr_FR" w:bidi="fr_FR"/>
@@ -30572,7 +30590,7 @@
         </w:rPr>
         <w:t>), Dina est allée rendre visite à des femmes païennes voisines (</w:t>
       </w:r>
-      <w:hyperlink r:id="rId845">
+      <w:hyperlink r:id="rId846">
         <w:r>
           <w:rPr>
             <w:lang w:val="fr_FR" w:bidi="fr_FR"/>
@@ -30604,7 +30622,7 @@
         </w:rPr>
         <w:t>Les fils de Jacob, furieux du déshonneur infligé à leur sœur, ont comploté pour se venger. Ils accepteront le mariage à condition que tous les mâles Hivites soient circoncis. Hamor, le père de Sichem, consentira. Alors que les hommes cananéens étaient encore affaiblis par leur opération, les frères de Dina, Lévi et Siméon, mèneront un massacre dans la ville et tueront tous les mâles. Dina sera récupérée et la ville pillée. Les frères justifieront leur action comme une juste rétribution pour le traitement de leur sœur comme une prostituée par l'un des Cananéens (</w:t>
       </w:r>
-      <w:hyperlink r:id="rId846">
+      <w:hyperlink r:id="rId847">
         <w:r>
           <w:rPr>
             <w:lang w:val="fr_FR" w:bidi="fr_FR"/>
@@ -30622,7 +30640,7 @@
         </w:rPr>
         <w:t>). Pour leur usage d'armes de violence (</w:t>
       </w:r>
-      <w:hyperlink r:id="rId847">
+      <w:hyperlink r:id="rId848">
         <w:r>
           <w:rPr>
             <w:lang w:val="fr_FR" w:bidi="fr_FR"/>
@@ -30688,7 +30706,7 @@
         </w:rPr>
         <w:t>Capitale d'Édom avant l'époque de la monarchie d'Israël, dont le roi Béla est mentionné dans la Bible (</w:t>
       </w:r>
-      <w:hyperlink r:id="rId848">
+      <w:hyperlink r:id="rId849">
         <w:r>
           <w:rPr>
             <w:lang w:val="fr_FR" w:bidi="fr_FR"/>
@@ -30706,7 +30724,7 @@
         </w:rPr>
         <w:t xml:space="preserve"> ; </w:t>
       </w:r>
-      <w:hyperlink r:id="rId849">
+      <w:hyperlink r:id="rId850">
         <w:r>
           <w:rPr>
             <w:lang w:val="fr_FR" w:bidi="fr_FR"/>
@@ -30838,7 +30856,7 @@
         </w:rPr>
         <w:t>Fils jumeaux de Zeus, connus sous le nom de Castor et Pollux. Ils étaient, dans la mythologie grecque, les divinités patronnes (dieux protecteurs) de la navigation et étaient représentés dans la constellation des Gémeaux. Les Dioscures (« Frères Jumeaux ») étaient la figure de proue du navire alexandrin sur lequel Paul a navigué vers Rome (</w:t>
       </w:r>
-      <w:hyperlink r:id="rId850">
+      <w:hyperlink r:id="rId851">
         <w:r>
           <w:rPr>
             <w:lang w:val="fr_FR" w:bidi="fr_FR"/>
@@ -30904,7 +30922,7 @@
         </w:rPr>
         <w:t xml:space="preserve">Orthographe alternative de Riphat, fils de Gomer, dans </w:t>
       </w:r>
-      <w:hyperlink r:id="rId851">
+      <w:hyperlink r:id="rId852">
         <w:r>
           <w:rPr>
             <w:lang w:val="fr_FR" w:bidi="fr_FR"/>
@@ -31017,7 +31035,7 @@
         </w:rPr>
         <w:t>Dans un sens politique, un dirigeant était celui qui contrôlait un État (</w:t>
       </w:r>
-      <w:hyperlink r:id="rId852">
+      <w:hyperlink r:id="rId853">
         <w:r>
           <w:rPr>
             <w:lang w:val="fr_FR" w:bidi="fr_FR"/>
@@ -31035,7 +31053,7 @@
         </w:rPr>
         <w:t xml:space="preserve"> ; </w:t>
       </w:r>
-      <w:hyperlink r:id="rId853">
+      <w:hyperlink r:id="rId854">
         <w:r>
           <w:rPr>
             <w:lang w:val="fr_FR" w:bidi="fr_FR"/>
@@ -31053,7 +31071,7 @@
         </w:rPr>
         <w:t xml:space="preserve"> ; </w:t>
       </w:r>
-      <w:hyperlink r:id="rId854">
+      <w:hyperlink r:id="rId855">
         <w:r>
           <w:rPr>
             <w:lang w:val="fr_FR" w:bidi="fr_FR"/>
@@ -31071,7 +31089,7 @@
         </w:rPr>
         <w:t xml:space="preserve"> ; </w:t>
       </w:r>
-      <w:hyperlink r:id="rId855">
+      <w:hyperlink r:id="rId856">
         <w:r>
           <w:rPr>
             <w:lang w:val="fr_FR" w:bidi="fr_FR"/>
@@ -31089,7 +31107,7 @@
         </w:rPr>
         <w:t xml:space="preserve"> ; </w:t>
       </w:r>
-      <w:hyperlink r:id="rId856">
+      <w:hyperlink r:id="rId857">
         <w:r>
           <w:rPr>
             <w:lang w:val="fr_FR" w:bidi="fr_FR"/>
@@ -31107,7 +31125,7 @@
         </w:rPr>
         <w:t xml:space="preserve"> ; </w:t>
       </w:r>
-      <w:hyperlink r:id="rId857">
+      <w:hyperlink r:id="rId858">
         <w:r>
           <w:rPr>
             <w:lang w:val="fr_FR" w:bidi="fr_FR"/>
@@ -31125,7 +31143,7 @@
         </w:rPr>
         <w:t xml:space="preserve"> ; </w:t>
       </w:r>
-      <w:hyperlink r:id="rId858">
+      <w:hyperlink r:id="rId859">
         <w:r>
           <w:rPr>
             <w:lang w:val="fr_FR" w:bidi="fr_FR"/>
@@ -31143,7 +31161,7 @@
         </w:rPr>
         <w:t xml:space="preserve"> ; </w:t>
       </w:r>
-      <w:hyperlink r:id="rId859">
+      <w:hyperlink r:id="rId860">
         <w:r>
           <w:rPr>
             <w:lang w:val="fr_FR" w:bidi="fr_FR"/>
@@ -31161,7 +31179,7 @@
         </w:rPr>
         <w:t xml:space="preserve"> ; </w:t>
       </w:r>
-      <w:hyperlink r:id="rId860">
+      <w:hyperlink r:id="rId861">
         <w:r>
           <w:rPr>
             <w:lang w:val="fr_FR" w:bidi="fr_FR"/>
@@ -31179,7 +31197,7 @@
         </w:rPr>
         <w:t xml:space="preserve"> ; </w:t>
       </w:r>
-      <w:hyperlink r:id="rId861">
+      <w:hyperlink r:id="rId862">
         <w:r>
           <w:rPr>
             <w:lang w:val="fr_FR" w:bidi="fr_FR"/>
@@ -31197,7 +31215,7 @@
         </w:rPr>
         <w:t xml:space="preserve"> ; </w:t>
       </w:r>
-      <w:hyperlink r:id="rId862">
+      <w:hyperlink r:id="rId863">
         <w:r>
           <w:rPr>
             <w:lang w:val="fr_FR" w:bidi="fr_FR"/>
@@ -31215,7 +31233,7 @@
         </w:rPr>
         <w:t>), ou un État qui contrôlait un peuple (</w:t>
       </w:r>
-      <w:hyperlink r:id="rId863">
+      <w:hyperlink r:id="rId864">
         <w:r>
           <w:rPr>
             <w:lang w:val="fr_FR" w:bidi="fr_FR"/>
@@ -31233,7 +31251,7 @@
         </w:rPr>
         <w:t>). Le terme habituel pour dirigeant était « roi ». Cependant, beaucoup en Israël préféraient le terme hébreu traduit par « chef », signifiant « celui qui est placé devant ». Cela était dû à certaines associations désagréables avec l'idée de roi. Samuel, par exemple, rejette le premier terme mais utilise le second (</w:t>
       </w:r>
-      <w:hyperlink r:id="rId864">
+      <w:hyperlink r:id="rId865">
         <w:r>
           <w:rPr>
             <w:lang w:val="fr_FR" w:bidi="fr_FR"/>
@@ -31251,7 +31269,7 @@
         </w:rPr>
         <w:t xml:space="preserve"> ; </w:t>
       </w:r>
-      <w:hyperlink r:id="rId865">
+      <w:hyperlink r:id="rId866">
         <w:r>
           <w:rPr>
             <w:lang w:val="fr_FR" w:bidi="fr_FR"/>
@@ -31269,7 +31287,7 @@
         </w:rPr>
         <w:t xml:space="preserve"> ; </w:t>
       </w:r>
-      <w:hyperlink r:id="rId866">
+      <w:hyperlink r:id="rId867">
         <w:r>
           <w:rPr>
             <w:lang w:val="fr_FR" w:bidi="fr_FR"/>
@@ -31287,7 +31305,7 @@
         </w:rPr>
         <w:t xml:space="preserve"> ; </w:t>
       </w:r>
-      <w:hyperlink r:id="rId867">
+      <w:hyperlink r:id="rId868">
         <w:r>
           <w:rPr>
             <w:lang w:val="fr_FR" w:bidi="fr_FR"/>
@@ -31305,7 +31323,7 @@
         </w:rPr>
         <w:t xml:space="preserve"> ; </w:t>
       </w:r>
-      <w:hyperlink r:id="rId868">
+      <w:hyperlink r:id="rId869">
         <w:r>
           <w:rPr>
             <w:lang w:val="fr_FR" w:bidi="fr_FR"/>
@@ -31323,7 +31341,7 @@
         </w:rPr>
         <w:t xml:space="preserve"> ; </w:t>
       </w:r>
-      <w:hyperlink r:id="rId869">
+      <w:hyperlink r:id="rId870">
         <w:r>
           <w:rPr>
             <w:lang w:val="fr_FR" w:bidi="fr_FR"/>
@@ -31341,7 +31359,7 @@
         </w:rPr>
         <w:t xml:space="preserve"> ; </w:t>
       </w:r>
-      <w:hyperlink r:id="rId870">
+      <w:hyperlink r:id="rId871">
         <w:r>
           <w:rPr>
             <w:lang w:val="fr_FR" w:bidi="fr_FR"/>
@@ -31373,7 +31391,7 @@
         </w:rPr>
         <w:t xml:space="preserve">Dans le Nouveau Testament, le mot grec pour « dirigeant » se réfère aux resposables administratifs ou religieux (voir </w:t>
       </w:r>
-      <w:hyperlink r:id="rId871">
+      <w:hyperlink r:id="rId872">
         <w:r>
           <w:rPr>
             <w:lang w:val="fr_FR" w:bidi="fr_FR"/>
@@ -31391,7 +31409,7 @@
         </w:rPr>
         <w:t xml:space="preserve"> ; </w:t>
       </w:r>
-      <w:hyperlink r:id="rId872">
+      <w:hyperlink r:id="rId873">
         <w:r>
           <w:rPr>
             <w:lang w:val="fr_FR" w:bidi="fr_FR"/>
@@ -31409,7 +31427,7 @@
         </w:rPr>
         <w:t xml:space="preserve"> ; </w:t>
       </w:r>
-      <w:hyperlink r:id="rId873">
+      <w:hyperlink r:id="rId874">
         <w:r>
           <w:rPr>
             <w:lang w:val="fr_FR" w:bidi="fr_FR"/>
@@ -31427,7 +31445,7 @@
         </w:rPr>
         <w:t xml:space="preserve"> ; </w:t>
       </w:r>
-      <w:hyperlink r:id="rId874">
+      <w:hyperlink r:id="rId875">
         <w:r>
           <w:rPr>
             <w:lang w:val="fr_FR" w:bidi="fr_FR"/>
@@ -31445,7 +31463,7 @@
         </w:rPr>
         <w:t xml:space="preserve"> ; </w:t>
       </w:r>
-      <w:hyperlink r:id="rId875">
+      <w:hyperlink r:id="rId876">
         <w:r>
           <w:rPr>
             <w:lang w:val="fr_FR" w:bidi="fr_FR"/>
@@ -31463,7 +31481,7 @@
         </w:rPr>
         <w:t xml:space="preserve"> ; </w:t>
       </w:r>
-      <w:hyperlink r:id="rId876">
+      <w:hyperlink r:id="rId877">
         <w:r>
           <w:rPr>
             <w:lang w:val="fr_FR" w:bidi="fr_FR"/>
@@ -31481,7 +31499,7 @@
         </w:rPr>
         <w:t xml:space="preserve"> ; </w:t>
       </w:r>
-      <w:hyperlink r:id="rId877">
+      <w:hyperlink r:id="rId878">
         <w:r>
           <w:rPr>
             <w:lang w:val="fr_FR" w:bidi="fr_FR"/>
@@ -31499,7 +31517,7 @@
         </w:rPr>
         <w:t xml:space="preserve"> ; </w:t>
       </w:r>
-      <w:hyperlink r:id="rId878">
+      <w:hyperlink r:id="rId879">
         <w:r>
           <w:rPr>
             <w:lang w:val="fr_FR" w:bidi="fr_FR"/>
@@ -31517,7 +31535,7 @@
         </w:rPr>
         <w:t xml:space="preserve"> ; </w:t>
       </w:r>
-      <w:hyperlink r:id="rId879">
+      <w:hyperlink r:id="rId880">
         <w:r>
           <w:rPr>
             <w:lang w:val="fr_FR" w:bidi="fr_FR"/>
@@ -31535,7 +31553,7 @@
         </w:rPr>
         <w:t xml:space="preserve"> ; </w:t>
       </w:r>
-      <w:hyperlink r:id="rId880">
+      <w:hyperlink r:id="rId881">
         <w:r>
           <w:rPr>
             <w:lang w:val="fr_FR" w:bidi="fr_FR"/>
@@ -31553,7 +31571,7 @@
         </w:rPr>
         <w:t xml:space="preserve"> ; </w:t>
       </w:r>
-      <w:hyperlink r:id="rId881">
+      <w:hyperlink r:id="rId882">
         <w:r>
           <w:rPr>
             <w:lang w:val="fr_FR" w:bidi="fr_FR"/>
@@ -31571,7 +31589,7 @@
         </w:rPr>
         <w:t xml:space="preserve"> ; </w:t>
       </w:r>
-      <w:hyperlink r:id="rId882">
+      <w:hyperlink r:id="rId883">
         <w:r>
           <w:rPr>
             <w:lang w:val="fr_FR" w:bidi="fr_FR"/>
@@ -31589,7 +31607,7 @@
         </w:rPr>
         <w:t xml:space="preserve"> ; </w:t>
       </w:r>
-      <w:hyperlink r:id="rId883">
+      <w:hyperlink r:id="rId884">
         <w:r>
           <w:rPr>
             <w:lang w:val="fr_FR" w:bidi="fr_FR"/>
@@ -31607,7 +31625,7 @@
         </w:rPr>
         <w:t xml:space="preserve"> ; </w:t>
       </w:r>
-      <w:hyperlink r:id="rId884">
+      <w:hyperlink r:id="rId885">
         <w:r>
           <w:rPr>
             <w:lang w:val="fr_FR" w:bidi="fr_FR"/>
@@ -31625,7 +31643,7 @@
         </w:rPr>
         <w:t xml:space="preserve"> ; </w:t>
       </w:r>
-      <w:hyperlink r:id="rId885">
+      <w:hyperlink r:id="rId886">
         <w:r>
           <w:rPr>
             <w:lang w:val="fr_FR" w:bidi="fr_FR"/>
@@ -31643,7 +31661,7 @@
         </w:rPr>
         <w:t xml:space="preserve"> ; </w:t>
       </w:r>
-      <w:hyperlink r:id="rId886">
+      <w:hyperlink r:id="rId887">
         <w:r>
           <w:rPr>
             <w:lang w:val="fr_FR" w:bidi="fr_FR"/>
@@ -31661,7 +31679,7 @@
         </w:rPr>
         <w:t xml:space="preserve">). </w:t>
       </w:r>
-      <w:hyperlink r:id="rId887">
+      <w:hyperlink r:id="rId888">
         <w:r>
           <w:rPr>
             <w:lang w:val="fr_FR" w:bidi="fr_FR"/>
@@ -31760,7 +31778,7 @@
         </w:rPr>
         <w:t>Chef dans le pays de Séir, une région montagneuse au sud-ouest de la mer Morte. Le père de Dischan était Séir le Horien (</w:t>
       </w:r>
-      <w:hyperlink r:id="rId888">
+      <w:hyperlink r:id="rId889">
         <w:r>
           <w:rPr>
             <w:lang w:val="fr_FR" w:bidi="fr_FR"/>
@@ -31778,7 +31796,7 @@
         </w:rPr>
         <w:t xml:space="preserve"> ; </w:t>
       </w:r>
-      <w:hyperlink r:id="rId889">
+      <w:hyperlink r:id="rId890">
         <w:r>
           <w:rPr>
             <w:lang w:val="fr_FR" w:bidi="fr_FR"/>
@@ -31796,7 +31814,7 @@
         </w:rPr>
         <w:t>). Les Horiens ont été chassés de leur territoire par les Édomites (</w:t>
       </w:r>
-      <w:hyperlink r:id="rId890">
+      <w:hyperlink r:id="rId891">
         <w:r>
           <w:rPr>
             <w:lang w:val="fr_FR" w:bidi="fr_FR"/>
@@ -31862,7 +31880,7 @@
         </w:rPr>
         <w:t>1. Cinquième fils de Séir et chef horite en Édom (</w:t>
       </w:r>
-      <w:hyperlink r:id="rId888">
+      <w:hyperlink r:id="rId889">
         <w:r>
           <w:rPr>
             <w:lang w:val="fr_FR" w:bidi="fr_FR"/>
@@ -31880,7 +31898,7 @@
         </w:rPr>
         <w:t xml:space="preserve"> ; </w:t>
       </w:r>
-      <w:hyperlink r:id="rId889">
+      <w:hyperlink r:id="rId890">
         <w:r>
           <w:rPr>
             <w:lang w:val="fr_FR" w:bidi="fr_FR"/>
@@ -31912,7 +31930,7 @@
         </w:rPr>
         <w:t>2. Petit-fils de Séir et fils d'Ana, un chef horien. Ce Dischon était aussi le frère d'Oholibama, l'épouse d'Ésaü (</w:t>
       </w:r>
-      <w:hyperlink r:id="rId891">
+      <w:hyperlink r:id="rId892">
         <w:r>
           <w:rPr>
             <w:lang w:val="fr_FR" w:bidi="fr_FR"/>
@@ -31930,7 +31948,7 @@
         </w:rPr>
         <w:t xml:space="preserve"> ; </w:t>
       </w:r>
-      <w:hyperlink r:id="rId892">
+      <w:hyperlink r:id="rId893">
         <w:r>
           <w:rPr>
             <w:lang w:val="fr_FR" w:bidi="fr_FR"/>
@@ -31996,7 +32014,7 @@
         </w:rPr>
         <w:t>Quelqu'un qui suit une autre personne ou adopte un autre mode de vie et qui se soumet aux pratiques et à l'enseignement de ce maître ou de ce mode de vie. Dans la Bible, le mot « disciple » ne se trouve que dans les Évangiles et dans le livre des Actes des apôtres, à l'exception d'</w:t>
       </w:r>
-      <w:hyperlink r:id="rId893">
+      <w:hyperlink r:id="rId894">
         <w:r>
           <w:rPr>
             <w:lang w:val="fr_FR" w:bidi="fr_FR"/>
@@ -32014,7 +32032,7 @@
         </w:rPr>
         <w:t xml:space="preserve">, </w:t>
       </w:r>
-      <w:hyperlink r:id="rId894">
+      <w:hyperlink r:id="rId895">
         <w:r>
           <w:rPr>
             <w:lang w:val="fr_FR" w:bidi="fr_FR"/>
@@ -32032,7 +32050,7 @@
         </w:rPr>
         <w:t xml:space="preserve"> et </w:t>
       </w:r>
-      <w:hyperlink r:id="rId895">
+      <w:hyperlink r:id="rId896">
         <w:r>
           <w:rPr>
             <w:lang w:val="fr_FR" w:bidi="fr_FR"/>
@@ -32064,7 +32082,7 @@
         </w:rPr>
         <w:t>Dans les Évangiles, les premières personnes que Jésus appelle avec autorité à le suivre ont des arrière-plans bien différents. Les Douze et tous ceux qui reçoivent son enseignement et s'engagent envers lui sont appelés des « disciples ». Cet appel de disciples se passe à une époque où d'autres maîtres qui enseignent ont aussi des disciples. C'est le cas en particulier des pharisiens (</w:t>
       </w:r>
-      <w:hyperlink r:id="rId896">
+      <w:hyperlink r:id="rId897">
         <w:r>
           <w:rPr>
             <w:lang w:val="fr_FR" w:bidi="fr_FR"/>
@@ -32082,7 +32100,7 @@
         </w:rPr>
         <w:t xml:space="preserve"> ; </w:t>
       </w:r>
-      <w:hyperlink r:id="rId897">
+      <w:hyperlink r:id="rId898">
         <w:r>
           <w:rPr>
             <w:lang w:val="fr_FR" w:bidi="fr_FR"/>
@@ -32100,7 +32118,7 @@
         </w:rPr>
         <w:t>) et de Jean le Baptiste (</w:t>
       </w:r>
-      <w:hyperlink r:id="rId898">
+      <w:hyperlink r:id="rId899">
         <w:r>
           <w:rPr>
             <w:lang w:val="fr_FR" w:bidi="fr_FR"/>
@@ -32118,7 +32136,7 @@
         </w:rPr>
         <w:t>). Ce que l'on sait des disciples de Jean le Baptiste démontre que les attentes ne sont pas les mêmes pour les disciples, mais dépendent de leurs maîtres. La voie de Jean est beaucoup plus ascétique que celle de Jésus. Toutefois, elle aussi instruit sur la bonne conduite et le bon mode de vie, et elle donne un enseignement spécifique sur la prière (</w:t>
       </w:r>
-      <w:hyperlink r:id="rId899">
+      <w:hyperlink r:id="rId900">
         <w:r>
           <w:rPr>
             <w:lang w:val="fr_FR" w:bidi="fr_FR"/>
@@ -32150,7 +32168,7 @@
         </w:rPr>
         <w:t>Les disciples de Jésus ont vécu une expérience unique. Ils ont reçu leur enseignement directement de Jésus. Ils ont pu observer ses regards et ses tons de voix (</w:t>
       </w:r>
-      <w:hyperlink r:id="rId900">
+      <w:hyperlink r:id="rId901">
         <w:r>
           <w:rPr>
             <w:lang w:val="fr_FR" w:bidi="fr_FR"/>
@@ -32168,7 +32186,7 @@
         </w:rPr>
         <w:t>) en plus d'écouter ses paroles. Ils ont été aussi témoins d'événements essentiels pour l'histoire de la rédemption, des événements avec Christ à leur centre. Ils suivaient un maître qui était l'incarnation même de son enseignement. Cependant, les premiers disciples ne peuvent être enseignés par le Christ que petit à petit pour deux raisons. Premièrement, ils ont besoin de temps pour surmonter leurs propres fausses idées (</w:t>
       </w:r>
-      <w:hyperlink r:id="rId901">
+      <w:hyperlink r:id="rId902">
         <w:r>
           <w:rPr>
             <w:lang w:val="fr_FR" w:bidi="fr_FR"/>
@@ -32186,7 +32204,7 @@
         </w:rPr>
         <w:t>). Deuxièmement, ils ne peuvent comprendre tout le sens des paroles et des actes de Jésus qu'à la lumière de sa mort et de sa résurrection (</w:t>
       </w:r>
-      <w:hyperlink r:id="rId902">
+      <w:hyperlink r:id="rId903">
         <w:r>
           <w:rPr>
             <w:lang w:val="fr_FR" w:bidi="fr_FR"/>
@@ -32204,7 +32222,7 @@
         </w:rPr>
         <w:t>). Il n'est donc pas surprenant que la période de « discipulat » des disciples inclut le temps avant et après la mort et la résurrection du Christ, et continue après la Pentecôte. Après la Pentecôte, le Saint-Esprit enseigne aux disciples des choses qu'ils ne pouvaient pas encore « comprendre » (SER) pendant la vie terrestre de Jésus (</w:t>
       </w:r>
-      <w:hyperlink r:id="rId903">
+      <w:hyperlink r:id="rId904">
         <w:r>
           <w:rPr>
             <w:lang w:val="fr_FR" w:bidi="fr_FR"/>
@@ -32236,7 +32254,7 @@
         </w:rPr>
         <w:t>Des groupes parmi les premiers disciples de Jésus, tant les Douze que les Soixante-dix (</w:t>
       </w:r>
-      <w:hyperlink r:id="rId904">
+      <w:hyperlink r:id="rId905">
         <w:r>
           <w:rPr>
             <w:lang w:val="fr_FR" w:bidi="fr_FR"/>
@@ -32254,7 +32272,7 @@
         </w:rPr>
         <w:t xml:space="preserve"> : </w:t>
       </w:r>
-      <w:hyperlink r:id="rId905">
+      <w:hyperlink r:id="rId906">
         <w:r>
           <w:rPr>
             <w:lang w:val="fr_FR" w:bidi="fr_FR"/>
@@ -32272,7 +32290,7 @@
         </w:rPr>
         <w:t>), reçoivent son enseignement, enseignent à leur tour (</w:t>
       </w:r>
-      <w:hyperlink r:id="rId906">
+      <w:hyperlink r:id="rId907">
         <w:r>
           <w:rPr>
             <w:lang w:val="fr_FR" w:bidi="fr_FR"/>
@@ -32290,7 +32308,7 @@
         </w:rPr>
         <w:t>) et reçoivent le pouvoir de guérir (</w:t>
       </w:r>
-      <w:hyperlink r:id="rId907">
+      <w:hyperlink r:id="rId908">
         <w:r>
           <w:rPr>
             <w:lang w:val="fr_FR" w:bidi="fr_FR"/>
@@ -32308,7 +32326,7 @@
         </w:rPr>
         <w:t xml:space="preserve">). Ils doivent également proclamer le message du salut par le Christ. Pourtant, les Douze reçoivent un ministère plus particulièrement important. À l'exception de Judas l'Iscariot (qui est remplacé par Matthias, </w:t>
       </w:r>
-      <w:hyperlink r:id="rId908">
+      <w:hyperlink r:id="rId909">
         <w:r>
           <w:rPr>
             <w:lang w:val="fr_FR" w:bidi="fr_FR"/>
@@ -32326,7 +32344,7 @@
         </w:rPr>
         <w:t>), ils deviennent les enseignants fondateurs de la nouvelle Église chrétienne qui est en train de se former. Leur autorité dans l'Église, donnée par le Christ (</w:t>
       </w:r>
-      <w:hyperlink r:id="rId909">
+      <w:hyperlink r:id="rId910">
         <w:r>
           <w:rPr>
             <w:lang w:val="fr_FR" w:bidi="fr_FR"/>
@@ -32344,7 +32362,7 @@
         </w:rPr>
         <w:t xml:space="preserve"> ; </w:t>
       </w:r>
-      <w:hyperlink r:id="rId910">
+      <w:hyperlink r:id="rId911">
         <w:r>
           <w:rPr>
             <w:lang w:val="fr_FR" w:bidi="fr_FR"/>
@@ -32362,7 +32380,7 @@
         </w:rPr>
         <w:t>), doit se distinguer par un style unique de service désintéressé (</w:t>
       </w:r>
-      <w:hyperlink r:id="rId911">
+      <w:hyperlink r:id="rId912">
         <w:r>
           <w:rPr>
             <w:lang w:val="fr_FR" w:bidi="fr_FR"/>
@@ -32380,7 +32398,7 @@
         </w:rPr>
         <w:t>). Le nom « apôtre », parfois utilisé dans un sens plus large, est le nom sous lequel ces quelques disciples sont connus. C'est aussi le cas de Saul (aussi appelé Paul) de Tarse, qui devient disciple plus tard. Lors de sa conversion sur le chemin de Damas, Paul voit le Seigneur ressuscité et est immédiatement envoyé par le Christ (</w:t>
       </w:r>
-      <w:hyperlink r:id="rId912">
+      <w:hyperlink r:id="rId913">
         <w:r>
           <w:rPr>
             <w:lang w:val="fr_FR" w:bidi="fr_FR"/>
@@ -32398,7 +32416,7 @@
         </w:rPr>
         <w:t>) comme apôtre aux Gentils (</w:t>
       </w:r>
-      <w:hyperlink r:id="rId913">
+      <w:hyperlink r:id="rId914">
         <w:r>
           <w:rPr>
             <w:lang w:val="fr_FR" w:bidi="fr_FR"/>
@@ -32430,7 +32448,7 @@
         </w:rPr>
         <w:t>Au moment de son ascension, le Christ charge les premiers disciples de faire « de toutes les nations des disciples » (</w:t>
       </w:r>
-      <w:hyperlink r:id="rId914">
+      <w:hyperlink r:id="rId915">
         <w:r>
           <w:rPr>
             <w:lang w:val="fr_FR" w:bidi="fr_FR"/>
@@ -32448,7 +32466,7 @@
         </w:rPr>
         <w:t>). C'est ainsi que le mot « disciple » est ensuite aussi utilisé dans le livre des Actes pour décrire ceux qui croient en Christ et le suivent. Même s'ils ne sont pas appelés directement par le Christ lui-même, ces disciples reçoivent leur appel par l'Esprit du Christ à travers le message proclamé par les premiers disciples. Ceux qui deviennent disciples plus tard ne sont donc pas moins disciples que les premiers, même s'ils reçoivent moins de privilèges. Il est juste que les premiers chrétiens soient appelés disciples de Jésus de Nazareth ou simplement « les disciples » (</w:t>
       </w:r>
-      <w:hyperlink r:id="rId915">
+      <w:hyperlink r:id="rId916">
         <w:r>
           <w:rPr>
             <w:lang w:val="fr_FR" w:bidi="fr_FR"/>
@@ -32466,7 +32484,7 @@
         </w:rPr>
         <w:t xml:space="preserve"> ; </w:t>
       </w:r>
-      <w:hyperlink r:id="rId916">
+      <w:hyperlink r:id="rId917">
         <w:r>
           <w:rPr>
             <w:lang w:val="fr_FR" w:bidi="fr_FR"/>
@@ -32484,7 +32502,7 @@
         </w:rPr>
         <w:t xml:space="preserve"> ; </w:t>
       </w:r>
-      <w:hyperlink r:id="rId917">
+      <w:hyperlink r:id="rId918">
         <w:r>
           <w:rPr>
             <w:lang w:val="fr_FR" w:bidi="fr_FR"/>
@@ -32502,7 +32520,7 @@
         </w:rPr>
         <w:t>), car eux aussi sont dévoués à son enseignement et vivent en suivant son exemple. Ils sont ainsi reconnus comme une sorte d'école ou de communauté active qui incarne par sa pratique l'enseignement de son « maître ». La Première Épître de Jean souligne que seuls ceux qui gardent les commandements du Christ démontrent qu'ils aiment véritablement Dieu (</w:t>
       </w:r>
-      <w:hyperlink r:id="rId918">
+      <w:hyperlink r:id="rId919">
         <w:r>
           <w:rPr>
             <w:lang w:val="fr_FR" w:bidi="fr_FR"/>
@@ -32520,7 +32538,7 @@
         </w:rPr>
         <w:t xml:space="preserve"> ; </w:t>
       </w:r>
-      <w:hyperlink r:id="rId919">
+      <w:hyperlink r:id="rId920">
         <w:r>
           <w:rPr>
             <w:lang w:val="fr_FR" w:bidi="fr_FR"/>
@@ -32586,7 +32604,7 @@
         </w:rPr>
         <w:t xml:space="preserve">Titre de l'un des disciples (le même disciple que l'auteur de l'Évangile de Jean, semble-t-il : </w:t>
       </w:r>
-      <w:hyperlink r:id="rId920">
+      <w:hyperlink r:id="rId921">
         <w:r>
           <w:rPr>
             <w:lang w:val="fr_FR" w:bidi="fr_FR"/>
@@ -32651,7 +32669,7 @@
         </w:rPr>
         <w:t>Le disciple que Jésus aimait était allongé près de la poitrine de Jésus lors du Dernier Repas et sera incité par Pierre à demander à Jésus qui serait celui qui le trahirait (</w:t>
       </w:r>
-      <w:hyperlink r:id="rId921">
+      <w:hyperlink r:id="rId922">
         <w:r>
           <w:rPr>
             <w:lang w:val="fr_FR" w:bidi="fr_FR"/>
@@ -32687,7 +32705,7 @@
         </w:rPr>
         <w:t>Le disciple que Jésus aimait se tenait près de la croix, et Marie, la mère de Jésus, lui sera confiée (</w:t>
       </w:r>
-      <w:hyperlink r:id="rId922">
+      <w:hyperlink r:id="rId923">
         <w:r>
           <w:rPr>
             <w:lang w:val="fr_FR" w:bidi="fr_FR"/>
@@ -32723,7 +32741,7 @@
         </w:rPr>
         <w:t>Marie de Magdala viendra voir Pierre et le disciple que Jésus aimait, rapportant que le corps de Jésus avait disparu du tombeau (</w:t>
       </w:r>
-      <w:hyperlink r:id="rId923">
+      <w:hyperlink r:id="rId924">
         <w:r>
           <w:rPr>
             <w:lang w:val="fr_FR" w:bidi="fr_FR"/>
@@ -32759,7 +32777,7 @@
         </w:rPr>
         <w:t>Le disciple que Jésus aimait était dans un bateau de pêche avec Pierre et les autres disciples. C'est lui qui a reconnu Jésus, qui se tenait sur le rivage (</w:t>
       </w:r>
-      <w:hyperlink r:id="rId924">
+      <w:hyperlink r:id="rId925">
         <w:r>
           <w:rPr>
             <w:lang w:val="fr_FR" w:bidi="fr_FR"/>
@@ -32795,7 +32813,7 @@
         </w:rPr>
         <w:t>Le disciple que Jésus aimait suivait Jésus au bord du lac, et l'auteur rappelle à ses lecteurs qu'il s'agissait du même disciple que celui du Dernier Repas (</w:t>
       </w:r>
-      <w:hyperlink r:id="rId925">
+      <w:hyperlink r:id="rId926">
         <w:r>
           <w:rPr>
             <w:lang w:val="fr_FR" w:bidi="fr_FR"/>
@@ -32813,7 +32831,7 @@
         </w:rPr>
         <w:t xml:space="preserve"> ; voir aussi </w:t>
       </w:r>
-      <w:hyperlink r:id="rId921">
+      <w:hyperlink r:id="rId922">
         <w:r>
           <w:rPr>
             <w:lang w:val="fr_FR" w:bidi="fr_FR"/>
@@ -32878,7 +32896,7 @@
         </w:rPr>
         <w:t xml:space="preserve">Une liste de noms donnée dans </w:t>
       </w:r>
-      <w:hyperlink r:id="rId926">
+      <w:hyperlink r:id="rId927">
         <w:r>
           <w:rPr>
             <w:lang w:val="fr_FR" w:bidi="fr_FR"/>
@@ -32914,7 +32932,7 @@
         </w:rPr>
         <w:t>Le disciple que Jésus aimait était l'un des Douze puisqu'il était là lors du Dernier Repas, alors que seuls les Douze étaient là avec Jésus de toute évidence (</w:t>
       </w:r>
-      <w:hyperlink r:id="rId904">
+      <w:hyperlink r:id="rId905">
         <w:r>
           <w:rPr>
             <w:lang w:val="fr_FR" w:bidi="fr_FR"/>
@@ -32932,7 +32950,7 @@
         </w:rPr>
         <w:t xml:space="preserve"> ; </w:t>
       </w:r>
-      <w:hyperlink r:id="rId927">
+      <w:hyperlink r:id="rId928">
         <w:r>
           <w:rPr>
             <w:lang w:val="fr_FR" w:bidi="fr_FR"/>
@@ -32950,7 +32968,7 @@
         </w:rPr>
         <w:t xml:space="preserve"> ; </w:t>
       </w:r>
-      <w:hyperlink r:id="rId928">
+      <w:hyperlink r:id="rId929">
         <w:r>
           <w:rPr>
             <w:lang w:val="fr_FR" w:bidi="fr_FR"/>
@@ -32986,7 +33004,7 @@
         </w:rPr>
         <w:t>Le disciple que Jésus aimait semblait être proche de Pierre (</w:t>
       </w:r>
-      <w:hyperlink r:id="rId929">
+      <w:hyperlink r:id="rId930">
         <w:r>
           <w:rPr>
             <w:lang w:val="fr_FR" w:bidi="fr_FR"/>
@@ -33004,7 +33022,7 @@
         </w:rPr>
         <w:t xml:space="preserve"> ; </w:t>
       </w:r>
-      <w:hyperlink r:id="rId923">
+      <w:hyperlink r:id="rId924">
         <w:r>
           <w:rPr>
             <w:lang w:val="fr_FR" w:bidi="fr_FR"/>
@@ -33022,7 +33040,7 @@
         </w:rPr>
         <w:t xml:space="preserve"> ; </w:t>
       </w:r>
-      <w:hyperlink r:id="rId924">
+      <w:hyperlink r:id="rId925">
         <w:r>
           <w:rPr>
             <w:lang w:val="fr_FR" w:bidi="fr_FR"/>
@@ -33040,7 +33058,7 @@
         </w:rPr>
         <w:t xml:space="preserve"> ; voir aussi </w:t>
       </w:r>
-      <w:hyperlink r:id="rId930">
+      <w:hyperlink r:id="rId931">
         <w:r>
           <w:rPr>
             <w:lang w:val="fr_FR" w:bidi="fr_FR"/>
@@ -33058,7 +33076,7 @@
         </w:rPr>
         <w:t xml:space="preserve"> ; </w:t>
       </w:r>
-      <w:hyperlink r:id="rId931">
+      <w:hyperlink r:id="rId932">
         <w:r>
           <w:rPr>
             <w:lang w:val="fr_FR" w:bidi="fr_FR"/>
@@ -33076,7 +33094,7 @@
         </w:rPr>
         <w:t xml:space="preserve"> ; </w:t>
       </w:r>
-      <w:hyperlink r:id="rId932">
+      <w:hyperlink r:id="rId933">
         <w:r>
           <w:rPr>
             <w:lang w:val="fr_FR" w:bidi="fr_FR"/>
@@ -33094,7 +33112,7 @@
         </w:rPr>
         <w:t>). Matthieu, Marc et Luc rapportent que Jésus choisissait souvent Pierre, Jacques et Jean pour être avec lui. Puisque Pierre était mentionné en lien avec le disciple que Jésus aimait, et puisque Jacques a été martyrisé (tué pour sa foi) tôt (</w:t>
       </w:r>
-      <w:hyperlink r:id="rId933">
+      <w:hyperlink r:id="rId934">
         <w:r>
           <w:rPr>
             <w:lang w:val="fr_FR" w:bidi="fr_FR"/>
@@ -33334,7 +33352,7 @@
         </w:rPr>
         <w:t>L'utilisation de « discipline » dans l'Ancien Testament est nettement plus négative que dans le Nouveau Testament, principalement en raison de l'aspect légal de l'approche de Dieu envers Israël sous l'ancienne alliance (mosaïque). L'approche de la « nouvelle alliance » envers l'Église conduit à un langage plus positif de la discipline dans le Nouveau Testament. Cependant, les deux alliances avaient le même objectif : une vie juste. Considéré sous cet angle, même l'accent mis sur la punition dans l'Ancien Testament procède d'un motif positif vers un objectif constructif. Là où l'Ancien Testament mettait l'accent sur la rétorsion, c'était pour enseigner aux délinquants la nature de leur offense en leur montrant un effet semblable à celui qu'ils avaient causé. La vindication des droits d'une personne lésée servait également de vindication de la justice de Dieu. La vindication était un moyen important de mettre en lumière la justice de Dieu. La rétribution était également un aspect important. La rupture de l'alliance entraînait la malédiction de l'alliance (</w:t>
       </w:r>
-      <w:hyperlink r:id="rId934">
+      <w:hyperlink r:id="rId935">
         <w:r>
           <w:rPr>
             <w:lang w:val="fr_FR" w:bidi="fr_FR"/>
@@ -33380,7 +33398,7 @@
         </w:rPr>
         <w:t>La discipline est souvent mentionnée comme étant exercée par Dieu envers Israël (</w:t>
       </w:r>
-      <w:hyperlink r:id="rId935">
+      <w:hyperlink r:id="rId936">
         <w:r>
           <w:rPr>
             <w:lang w:val="fr_FR" w:bidi="fr_FR"/>
@@ -33398,7 +33416,7 @@
         </w:rPr>
         <w:t xml:space="preserve"> ; </w:t>
       </w:r>
-      <w:hyperlink r:id="rId936">
+      <w:hyperlink r:id="rId937">
         <w:r>
           <w:rPr>
             <w:lang w:val="fr_FR" w:bidi="fr_FR"/>
@@ -33416,6 +33434,646 @@
         </w:rPr>
         <w:t xml:space="preserve"> ; </w:t>
       </w:r>
+      <w:hyperlink r:id="rId938">
+        <w:r>
+          <w:rPr>
+            <w:lang w:val="fr_FR" w:bidi="fr_FR"/>
+          </w:rPr>
+          <w:rPr>
+            <w:color w:val="0000EE"/>
+            <w:u w:val="single"/>
+          </w:rPr>
+          <w:t>8.5</w:t>
+        </w:r>
+      </w:hyperlink>
+      <w:r>
+        <w:rPr>
+          <w:lang w:val="fr_FR" w:bidi="fr_FR"/>
+        </w:rPr>
+        <w:t xml:space="preserve"> ; </w:t>
+      </w:r>
+      <w:hyperlink r:id="rId939">
+        <w:r>
+          <w:rPr>
+            <w:lang w:val="fr_FR" w:bidi="fr_FR"/>
+          </w:rPr>
+          <w:rPr>
+            <w:color w:val="0000EE"/>
+            <w:u w:val="single"/>
+          </w:rPr>
+          <w:t>Jr 31.18</w:t>
+        </w:r>
+      </w:hyperlink>
+      <w:r>
+        <w:rPr>
+          <w:lang w:val="fr_FR" w:bidi="fr_FR"/>
+        </w:rPr>
+        <w:t>), les nations (</w:t>
+      </w:r>
+      <w:hyperlink r:id="rId940">
+        <w:r>
+          <w:rPr>
+            <w:lang w:val="fr_FR" w:bidi="fr_FR"/>
+          </w:rPr>
+          <w:rPr>
+            <w:color w:val="0000EE"/>
+            <w:u w:val="single"/>
+          </w:rPr>
+          <w:t>Ps 94.10</w:t>
+        </w:r>
+      </w:hyperlink>
+      <w:r>
+        <w:rPr>
+          <w:lang w:val="fr_FR" w:bidi="fr_FR"/>
+        </w:rPr>
+        <w:t>), ou les individus (</w:t>
+      </w:r>
+      <w:hyperlink r:id="rId941">
+        <w:r>
+          <w:rPr>
+            <w:lang w:val="fr_FR" w:bidi="fr_FR"/>
+          </w:rPr>
+          <w:rPr>
+            <w:color w:val="0000EE"/>
+            <w:u w:val="single"/>
+          </w:rPr>
+          <w:t>Jb 5.17</w:t>
+        </w:r>
+      </w:hyperlink>
+      <w:r>
+        <w:rPr>
+          <w:lang w:val="fr_FR" w:bidi="fr_FR"/>
+        </w:rPr>
+        <w:t xml:space="preserve"> ; </w:t>
+      </w:r>
+      <w:hyperlink r:id="rId942">
+        <w:r>
+          <w:rPr>
+            <w:lang w:val="fr_FR" w:bidi="fr_FR"/>
+          </w:rPr>
+          <w:rPr>
+            <w:color w:val="0000EE"/>
+            <w:u w:val="single"/>
+          </w:rPr>
+          <w:t>Ps 94.10, 12</w:t>
+        </w:r>
+      </w:hyperlink>
+      <w:r>
+        <w:rPr>
+          <w:lang w:val="fr_FR" w:bidi="fr_FR"/>
+        </w:rPr>
+        <w:t xml:space="preserve"> ; </w:t>
+      </w:r>
+      <w:hyperlink r:id="rId943">
+        <w:r>
+          <w:rPr>
+            <w:lang w:val="fr_FR" w:bidi="fr_FR"/>
+          </w:rPr>
+          <w:rPr>
+            <w:color w:val="0000EE"/>
+            <w:u w:val="single"/>
+          </w:rPr>
+          <w:t>Hé 12.5–11</w:t>
+        </w:r>
+      </w:hyperlink>
+      <w:r>
+        <w:rPr>
+          <w:lang w:val="fr_FR" w:bidi="fr_FR"/>
+        </w:rPr>
+        <w:t xml:space="preserve"> ; </w:t>
+      </w:r>
+      <w:hyperlink r:id="rId944">
+        <w:r>
+          <w:rPr>
+            <w:lang w:val="fr_FR" w:bidi="fr_FR"/>
+          </w:rPr>
+          <w:rPr>
+            <w:color w:val="0000EE"/>
+            <w:u w:val="single"/>
+          </w:rPr>
+          <w:t>Rv 3.19</w:t>
+        </w:r>
+      </w:hyperlink>
+      <w:r>
+        <w:rPr>
+          <w:lang w:val="fr_FR" w:bidi="fr_FR"/>
+        </w:rPr>
+        <w:t>). En Israël, la responsabilité parentale de discipliner les enfants était prise au sérieux (</w:t>
+      </w:r>
+      <w:hyperlink r:id="rId945">
+        <w:r>
+          <w:rPr>
+            <w:lang w:val="fr_FR" w:bidi="fr_FR"/>
+          </w:rPr>
+          <w:rPr>
+            <w:color w:val="0000EE"/>
+            <w:u w:val="single"/>
+          </w:rPr>
+          <w:t>Dt 21.18</w:t>
+        </w:r>
+      </w:hyperlink>
+      <w:r>
+        <w:rPr>
+          <w:lang w:val="fr_FR" w:bidi="fr_FR"/>
+        </w:rPr>
+        <w:t>). Les pères étaient solennellement chargés de discipliner leurs fils (</w:t>
+      </w:r>
+      <w:hyperlink r:id="rId946">
+        <w:r>
+          <w:rPr>
+            <w:lang w:val="fr_FR" w:bidi="fr_FR"/>
+          </w:rPr>
+          <w:rPr>
+            <w:color w:val="0000EE"/>
+            <w:u w:val="single"/>
+          </w:rPr>
+          <w:t>Pr 13.24</w:t>
+        </w:r>
+      </w:hyperlink>
+      <w:r>
+        <w:rPr>
+          <w:lang w:val="fr_FR" w:bidi="fr_FR"/>
+        </w:rPr>
+        <w:t xml:space="preserve"> ; </w:t>
+      </w:r>
+      <w:hyperlink r:id="rId947">
+        <w:r>
+          <w:rPr>
+            <w:lang w:val="fr_FR" w:bidi="fr_FR"/>
+          </w:rPr>
+          <w:rPr>
+            <w:color w:val="0000EE"/>
+            <w:u w:val="single"/>
+          </w:rPr>
+          <w:t>19.18</w:t>
+        </w:r>
+      </w:hyperlink>
+      <w:r>
+        <w:rPr>
+          <w:lang w:val="fr_FR" w:bidi="fr_FR"/>
+        </w:rPr>
+        <w:t xml:space="preserve"> ; </w:t>
+      </w:r>
+      <w:hyperlink r:id="rId948">
+        <w:r>
+          <w:rPr>
+            <w:lang w:val="fr_FR" w:bidi="fr_FR"/>
+          </w:rPr>
+          <w:rPr>
+            <w:color w:val="0000EE"/>
+            <w:u w:val="single"/>
+          </w:rPr>
+          <w:t>22.15</w:t>
+        </w:r>
+      </w:hyperlink>
+      <w:r>
+        <w:rPr>
+          <w:lang w:val="fr_FR" w:bidi="fr_FR"/>
+        </w:rPr>
+        <w:t xml:space="preserve"> ; </w:t>
+      </w:r>
+      <w:hyperlink r:id="rId949">
+        <w:r>
+          <w:rPr>
+            <w:lang w:val="fr_FR" w:bidi="fr_FR"/>
+          </w:rPr>
+          <w:rPr>
+            <w:color w:val="0000EE"/>
+            <w:u w:val="single"/>
+          </w:rPr>
+          <w:t>23.13</w:t>
+        </w:r>
+      </w:hyperlink>
+      <w:r>
+        <w:rPr>
+          <w:lang w:val="fr_FR" w:bidi="fr_FR"/>
+        </w:rPr>
+        <w:t xml:space="preserve"> ; </w:t>
+      </w:r>
+      <w:hyperlink r:id="rId950">
+        <w:r>
+          <w:rPr>
+            <w:lang w:val="fr_FR" w:bidi="fr_FR"/>
+          </w:rPr>
+          <w:rPr>
+            <w:color w:val="0000EE"/>
+            <w:u w:val="single"/>
+          </w:rPr>
+          <w:t>29.17</w:t>
+        </w:r>
+      </w:hyperlink>
+      <w:r>
+        <w:rPr>
+          <w:lang w:val="fr_FR" w:bidi="fr_FR"/>
+        </w:rPr>
+        <w:t xml:space="preserve"> ; cf. </w:t>
+      </w:r>
+      <w:hyperlink r:id="rId951">
+        <w:r>
+          <w:rPr>
+            <w:lang w:val="fr_FR" w:bidi="fr_FR"/>
+          </w:rPr>
+          <w:rPr>
+            <w:color w:val="0000EE"/>
+            <w:u w:val="single"/>
+          </w:rPr>
+          <w:t>Ep 6.4</w:t>
+        </w:r>
+      </w:hyperlink>
+      <w:r>
+        <w:rPr>
+          <w:lang w:val="fr_FR" w:bidi="fr_FR"/>
+        </w:rPr>
+        <w:t xml:space="preserve"> ; </w:t>
+      </w:r>
+      <w:hyperlink r:id="rId952">
+        <w:r>
+          <w:rPr>
+            <w:lang w:val="fr_FR" w:bidi="fr_FR"/>
+          </w:rPr>
+          <w:rPr>
+            <w:color w:val="0000EE"/>
+            <w:u w:val="single"/>
+          </w:rPr>
+          <w:t>Hé 12.7–10</w:t>
+        </w:r>
+      </w:hyperlink>
+      <w:r>
+        <w:rPr>
+          <w:lang w:val="fr_FR" w:bidi="fr_FR"/>
+        </w:rPr>
+        <w:t>). Dans l'Église, discipliner était une responsabilité pastorale (</w:t>
+      </w:r>
+      <w:hyperlink r:id="rId953">
+        <w:r>
+          <w:rPr>
+            <w:lang w:val="fr_FR" w:bidi="fr_FR"/>
+          </w:rPr>
+          <w:rPr>
+            <w:color w:val="0000EE"/>
+            <w:u w:val="single"/>
+          </w:rPr>
+          <w:t>2Tm 2.25</w:t>
+        </w:r>
+      </w:hyperlink>
+      <w:r>
+        <w:rPr>
+          <w:lang w:val="fr_FR" w:bidi="fr_FR"/>
+        </w:rPr>
+        <w:t>).</w:t>
+      </w:r>
+    </w:p>
+    <w:p>
+      <w:pPr/>
+      <w:r>
+        <w:rPr>
+          <w:lang w:val="fr_FR" w:bidi="fr_FR"/>
+        </w:rPr>
+      </w:r>
+      <w:r>
+        <w:rPr>
+          <w:lang w:val="fr_FR" w:bidi="fr_FR"/>
+        </w:rPr>
+        <w:t>Il est compréhensible que les gens craignent la discipline de Dieu (</w:t>
+      </w:r>
+      <w:hyperlink r:id="rId954">
+        <w:r>
+          <w:rPr>
+            <w:lang w:val="fr_FR" w:bidi="fr_FR"/>
+          </w:rPr>
+          <w:rPr>
+            <w:color w:val="0000EE"/>
+            <w:u w:val="single"/>
+          </w:rPr>
+          <w:t>Ps 6.1</w:t>
+        </w:r>
+      </w:hyperlink>
+      <w:r>
+        <w:rPr>
+          <w:lang w:val="fr_FR" w:bidi="fr_FR"/>
+        </w:rPr>
+        <w:t>), mais c'est sa colère qu'ils devraient redouter. Sa colère est dirigée uniquement contre ceux qui, par leurs actions, se sont révélés être des ennemis de Dieu (</w:t>
+      </w:r>
+      <w:hyperlink r:id="rId955">
+        <w:r>
+          <w:rPr>
+            <w:lang w:val="fr_FR" w:bidi="fr_FR"/>
+          </w:rPr>
+          <w:rPr>
+            <w:color w:val="0000EE"/>
+            <w:u w:val="single"/>
+          </w:rPr>
+          <w:t>Dt 11.2–3</w:t>
+        </w:r>
+      </w:hyperlink>
+      <w:r>
+        <w:rPr>
+          <w:lang w:val="fr_FR" w:bidi="fr_FR"/>
+        </w:rPr>
+        <w:t>). La discipline de Dieu est différente de sa colère et ne devrait pas être méprisée (</w:t>
+      </w:r>
+      <w:hyperlink r:id="rId956">
+        <w:r>
+          <w:rPr>
+            <w:lang w:val="fr_FR" w:bidi="fr_FR"/>
+          </w:rPr>
+          <w:rPr>
+            <w:color w:val="0000EE"/>
+            <w:u w:val="single"/>
+          </w:rPr>
+          <w:t>Pr 3.11</w:t>
+        </w:r>
+      </w:hyperlink>
+      <w:r>
+        <w:rPr>
+          <w:lang w:val="fr_FR" w:bidi="fr_FR"/>
+        </w:rPr>
+        <w:t>) ou prise à la légère (</w:t>
+      </w:r>
+      <w:hyperlink r:id="rId957">
+        <w:r>
+          <w:rPr>
+            <w:lang w:val="fr_FR" w:bidi="fr_FR"/>
+          </w:rPr>
+          <w:rPr>
+            <w:color w:val="0000EE"/>
+            <w:u w:val="single"/>
+          </w:rPr>
+          <w:t>Hé 12.5</w:t>
+        </w:r>
+      </w:hyperlink>
+      <w:r>
+        <w:rPr>
+          <w:lang w:val="fr_FR" w:bidi="fr_FR"/>
+        </w:rPr>
+        <w:t>). Seul un insensé ou une personne méchante la déteste (</w:t>
+      </w:r>
+      <w:hyperlink r:id="rId958">
+        <w:r>
+          <w:rPr>
+            <w:lang w:val="fr_FR" w:bidi="fr_FR"/>
+          </w:rPr>
+          <w:rPr>
+            <w:color w:val="0000EE"/>
+            <w:u w:val="single"/>
+          </w:rPr>
+          <w:t>Ps 50.17</w:t>
+        </w:r>
+      </w:hyperlink>
+      <w:r>
+        <w:rPr>
+          <w:lang w:val="fr_FR" w:bidi="fr_FR"/>
+        </w:rPr>
+        <w:t xml:space="preserve"> ; </w:t>
+      </w:r>
+      <w:hyperlink r:id="rId959">
+        <w:r>
+          <w:rPr>
+            <w:lang w:val="fr_FR" w:bidi="fr_FR"/>
+          </w:rPr>
+          <w:rPr>
+            <w:color w:val="0000EE"/>
+            <w:u w:val="single"/>
+          </w:rPr>
+          <w:t>Pr 5.12</w:t>
+        </w:r>
+      </w:hyperlink>
+      <w:r>
+        <w:rPr>
+          <w:lang w:val="fr_FR" w:bidi="fr_FR"/>
+        </w:rPr>
+        <w:t xml:space="preserve"> ; </w:t>
+      </w:r>
+      <w:hyperlink r:id="rId939">
+        <w:r>
+          <w:rPr>
+            <w:lang w:val="fr_FR" w:bidi="fr_FR"/>
+          </w:rPr>
+          <w:rPr>
+            <w:color w:val="0000EE"/>
+            <w:u w:val="single"/>
+          </w:rPr>
+          <w:t>Jr 31.18</w:t>
+        </w:r>
+      </w:hyperlink>
+      <w:r>
+        <w:rPr>
+          <w:lang w:val="fr_FR" w:bidi="fr_FR"/>
+        </w:rPr>
+        <w:t>). Dieu discipline son peuple comme un père aimant discipline un fils bien-aimé (</w:t>
+      </w:r>
+      <w:hyperlink r:id="rId938">
+        <w:r>
+          <w:rPr>
+            <w:lang w:val="fr_FR" w:bidi="fr_FR"/>
+          </w:rPr>
+          <w:rPr>
+            <w:color w:val="0000EE"/>
+            <w:u w:val="single"/>
+          </w:rPr>
+          <w:t>Dt 8.5</w:t>
+        </w:r>
+      </w:hyperlink>
+      <w:r>
+        <w:rPr>
+          <w:lang w:val="fr_FR" w:bidi="fr_FR"/>
+        </w:rPr>
+        <w:t xml:space="preserve"> ; </w:t>
+      </w:r>
+      <w:hyperlink r:id="rId960">
+        <w:r>
+          <w:rPr>
+            <w:lang w:val="fr_FR" w:bidi="fr_FR"/>
+          </w:rPr>
+          <w:rPr>
+            <w:color w:val="0000EE"/>
+            <w:u w:val="single"/>
+          </w:rPr>
+          <w:t>Pr 3.11–12</w:t>
+        </w:r>
+      </w:hyperlink>
+      <w:r>
+        <w:rPr>
+          <w:lang w:val="fr_FR" w:bidi="fr_FR"/>
+        </w:rPr>
+        <w:t xml:space="preserve"> ; </w:t>
+      </w:r>
+      <w:hyperlink r:id="rId961">
+        <w:r>
+          <w:rPr>
+            <w:lang w:val="fr_FR" w:bidi="fr_FR"/>
+          </w:rPr>
+          <w:rPr>
+            <w:color w:val="0000EE"/>
+            <w:u w:val="single"/>
+          </w:rPr>
+          <w:t>Hé 12.5–7</w:t>
+        </w:r>
+      </w:hyperlink>
+      <w:r>
+        <w:rPr>
+          <w:lang w:val="fr_FR" w:bidi="fr_FR"/>
+        </w:rPr>
+        <w:t>). Selon l'Écriture, une personne sage devrait aimer la discipline (</w:t>
+      </w:r>
+      <w:hyperlink r:id="rId962">
+        <w:r>
+          <w:rPr>
+            <w:lang w:val="fr_FR" w:bidi="fr_FR"/>
+          </w:rPr>
+          <w:rPr>
+            <w:color w:val="0000EE"/>
+            <w:u w:val="single"/>
+          </w:rPr>
+          <w:t>Pr 12.1</w:t>
+        </w:r>
+      </w:hyperlink>
+      <w:r>
+        <w:rPr>
+          <w:lang w:val="fr_FR" w:bidi="fr_FR"/>
+        </w:rPr>
+        <w:t xml:space="preserve"> ; </w:t>
+      </w:r>
+      <w:hyperlink r:id="rId946">
+        <w:r>
+          <w:rPr>
+            <w:lang w:val="fr_FR" w:bidi="fr_FR"/>
+          </w:rPr>
+          <w:rPr>
+            <w:color w:val="0000EE"/>
+            <w:u w:val="single"/>
+          </w:rPr>
+          <w:t>13.24</w:t>
+        </w:r>
+      </w:hyperlink>
+      <w:r>
+        <w:rPr>
+          <w:lang w:val="fr_FR" w:bidi="fr_FR"/>
+        </w:rPr>
+        <w:t xml:space="preserve"> ; </w:t>
+      </w:r>
+      <w:hyperlink r:id="rId963">
+        <w:r>
+          <w:rPr>
+            <w:lang w:val="fr_FR" w:bidi="fr_FR"/>
+          </w:rPr>
+          <w:rPr>
+            <w:color w:val="0000EE"/>
+            <w:u w:val="single"/>
+          </w:rPr>
+          <w:t>2Tm 1.7</w:t>
+        </w:r>
+      </w:hyperlink>
+      <w:r>
+        <w:rPr>
+          <w:lang w:val="fr_FR" w:bidi="fr_FR"/>
+        </w:rPr>
+        <w:t xml:space="preserve"> ; </w:t>
+      </w:r>
+      <w:hyperlink r:id="rId964">
+        <w:r>
+          <w:rPr>
+            <w:lang w:val="fr_FR" w:bidi="fr_FR"/>
+          </w:rPr>
+          <w:rPr>
+            <w:color w:val="0000EE"/>
+            <w:u w:val="single"/>
+          </w:rPr>
+          <w:t>Hé 12.5, 9</w:t>
+        </w:r>
+      </w:hyperlink>
+      <w:r>
+        <w:rPr>
+          <w:lang w:val="fr_FR" w:bidi="fr_FR"/>
+        </w:rPr>
+        <w:t>).</w:t>
+      </w:r>
+    </w:p>
+    <w:p>
+      <w:pPr/>
+      <w:r>
+        <w:rPr>
+          <w:lang w:val="fr_FR" w:bidi="fr_FR"/>
+        </w:rPr>
+      </w:r>
+      <w:r>
+        <w:rPr>
+          <w:lang w:val="fr_FR" w:bidi="fr_FR"/>
+        </w:rPr>
+        <w:t>Le fruit de la discipline est la connaissance (</w:t>
+      </w:r>
+      <w:hyperlink r:id="rId962">
+        <w:r>
+          <w:rPr>
+            <w:lang w:val="fr_FR" w:bidi="fr_FR"/>
+          </w:rPr>
+          <w:rPr>
+            <w:color w:val="0000EE"/>
+            <w:u w:val="single"/>
+          </w:rPr>
+          <w:t>Pr 12.1</w:t>
+        </w:r>
+      </w:hyperlink>
+      <w:r>
+        <w:rPr>
+          <w:lang w:val="fr_FR" w:bidi="fr_FR"/>
+        </w:rPr>
+        <w:t>) et la joie des parents (</w:t>
+      </w:r>
+      <w:hyperlink r:id="rId950">
+        <w:r>
+          <w:rPr>
+            <w:lang w:val="fr_FR" w:bidi="fr_FR"/>
+          </w:rPr>
+          <w:rPr>
+            <w:color w:val="0000EE"/>
+            <w:u w:val="single"/>
+          </w:rPr>
+          <w:t>29.17</w:t>
+        </w:r>
+      </w:hyperlink>
+      <w:r>
+        <w:rPr>
+          <w:lang w:val="fr_FR" w:bidi="fr_FR"/>
+        </w:rPr>
+        <w:t>). Celui qui est discipliné peut être qualifié de « béni » (</w:t>
+      </w:r>
+      <w:hyperlink r:id="rId941">
+        <w:r>
+          <w:rPr>
+            <w:lang w:val="fr_FR" w:bidi="fr_FR"/>
+          </w:rPr>
+          <w:rPr>
+            <w:color w:val="0000EE"/>
+            <w:u w:val="single"/>
+          </w:rPr>
+          <w:t>Jb 5.17</w:t>
+        </w:r>
+      </w:hyperlink>
+      <w:r>
+        <w:rPr>
+          <w:lang w:val="fr_FR" w:bidi="fr_FR"/>
+        </w:rPr>
+        <w:t xml:space="preserve"> ; </w:t>
+      </w:r>
+      <w:hyperlink r:id="rId965">
+        <w:r>
+          <w:rPr>
+            <w:lang w:val="fr_FR" w:bidi="fr_FR"/>
+          </w:rPr>
+          <w:rPr>
+            <w:color w:val="0000EE"/>
+            <w:u w:val="single"/>
+          </w:rPr>
+          <w:t>Ps 94.12</w:t>
+        </w:r>
+      </w:hyperlink>
+      <w:r>
+        <w:rPr>
+          <w:lang w:val="fr_FR" w:bidi="fr_FR"/>
+        </w:rPr>
+        <w:t>). Lorsque le but de la discipline n'est pas précisé, elle est néanmoins comprise comme bonne et juste (</w:t>
+      </w:r>
       <w:hyperlink r:id="rId937">
         <w:r>
           <w:rPr>
@@ -33425,7 +34083,7 @@
             <w:color w:val="0000EE"/>
             <w:u w:val="single"/>
           </w:rPr>
-          <w:t>8.5</w:t>
+          <w:t>Dt 4.36</w:t>
         </w:r>
       </w:hyperlink>
       <w:r>
@@ -33434,52 +34092,16 @@
         </w:rPr>
         <w:t xml:space="preserve"> ; </w:t>
       </w:r>
-      <w:hyperlink r:id="rId938">
-        <w:r>
-          <w:rPr>
-            <w:lang w:val="fr_FR" w:bidi="fr_FR"/>
-          </w:rPr>
-          <w:rPr>
-            <w:color w:val="0000EE"/>
-            <w:u w:val="single"/>
-          </w:rPr>
-          <w:t>Jr 31.18</w:t>
-        </w:r>
-      </w:hyperlink>
-      <w:r>
-        <w:rPr>
-          <w:lang w:val="fr_FR" w:bidi="fr_FR"/>
-        </w:rPr>
-        <w:t>), les nations (</w:t>
-      </w:r>
-      <w:hyperlink r:id="rId939">
-        <w:r>
-          <w:rPr>
-            <w:lang w:val="fr_FR" w:bidi="fr_FR"/>
-          </w:rPr>
-          <w:rPr>
-            <w:color w:val="0000EE"/>
-            <w:u w:val="single"/>
-          </w:rPr>
-          <w:t>Ps 94.10</w:t>
-        </w:r>
-      </w:hyperlink>
-      <w:r>
-        <w:rPr>
-          <w:lang w:val="fr_FR" w:bidi="fr_FR"/>
-        </w:rPr>
-        <w:t>), ou les individus (</w:t>
-      </w:r>
-      <w:hyperlink r:id="rId940">
-        <w:r>
-          <w:rPr>
-            <w:lang w:val="fr_FR" w:bidi="fr_FR"/>
-          </w:rPr>
-          <w:rPr>
-            <w:color w:val="0000EE"/>
-            <w:u w:val="single"/>
-          </w:rPr>
-          <w:t>Jb 5.17</w:t>
+      <w:hyperlink r:id="rId966">
+        <w:r>
+          <w:rPr>
+            <w:lang w:val="fr_FR" w:bidi="fr_FR"/>
+          </w:rPr>
+          <w:rPr>
+            <w:color w:val="0000EE"/>
+            <w:u w:val="single"/>
+          </w:rPr>
+          <w:t>Jb 36.10</w:t>
         </w:r>
       </w:hyperlink>
       <w:r>
@@ -33488,16 +34110,16 @@
         </w:rPr>
         <w:t xml:space="preserve"> ; </w:t>
       </w:r>
-      <w:hyperlink r:id="rId941">
-        <w:r>
-          <w:rPr>
-            <w:lang w:val="fr_FR" w:bidi="fr_FR"/>
-          </w:rPr>
-          <w:rPr>
-            <w:color w:val="0000EE"/>
-            <w:u w:val="single"/>
-          </w:rPr>
-          <w:t>Ps 94.10, 12</w:t>
+      <w:hyperlink r:id="rId946">
+        <w:r>
+          <w:rPr>
+            <w:lang w:val="fr_FR" w:bidi="fr_FR"/>
+          </w:rPr>
+          <w:rPr>
+            <w:color w:val="0000EE"/>
+            <w:u w:val="single"/>
+          </w:rPr>
+          <w:t>Pr 13.24</w:t>
         </w:r>
       </w:hyperlink>
       <w:r>
@@ -33506,16 +34128,222 @@
         </w:rPr>
         <w:t xml:space="preserve"> ; </w:t>
       </w:r>
-      <w:hyperlink r:id="rId942">
-        <w:r>
-          <w:rPr>
-            <w:lang w:val="fr_FR" w:bidi="fr_FR"/>
-          </w:rPr>
-          <w:rPr>
-            <w:color w:val="0000EE"/>
-            <w:u w:val="single"/>
-          </w:rPr>
-          <w:t>Hé 12.5–11</w:t>
+      <w:hyperlink r:id="rId944">
+        <w:r>
+          <w:rPr>
+            <w:lang w:val="fr_FR" w:bidi="fr_FR"/>
+          </w:rPr>
+          <w:rPr>
+            <w:color w:val="0000EE"/>
+            <w:u w:val="single"/>
+          </w:rPr>
+          <w:t>Ap 3.19</w:t>
+        </w:r>
+      </w:hyperlink>
+      <w:r>
+        <w:rPr>
+          <w:lang w:val="fr_FR" w:bidi="fr_FR"/>
+        </w:rPr>
+        <w:t>). Plus précisément, la discipline est appelée « le chemin de la vie » (</w:t>
+      </w:r>
+      <w:hyperlink r:id="rId967">
+        <w:r>
+          <w:rPr>
+            <w:lang w:val="fr_FR" w:bidi="fr_FR"/>
+          </w:rPr>
+          <w:rPr>
+            <w:color w:val="0000EE"/>
+            <w:u w:val="single"/>
+          </w:rPr>
+          <w:t>Pr 6.23</w:t>
+        </w:r>
+      </w:hyperlink>
+      <w:r>
+        <w:rPr>
+          <w:lang w:val="fr_FR" w:bidi="fr_FR"/>
+        </w:rPr>
+        <w:t>). Elle sauve de la destruction (</w:t>
+      </w:r>
+      <w:hyperlink r:id="rId947">
+        <w:r>
+          <w:rPr>
+            <w:lang w:val="fr_FR" w:bidi="fr_FR"/>
+          </w:rPr>
+          <w:rPr>
+            <w:color w:val="0000EE"/>
+            <w:u w:val="single"/>
+          </w:rPr>
+          <w:t>19.18</w:t>
+        </w:r>
+      </w:hyperlink>
+      <w:r>
+        <w:rPr>
+          <w:lang w:val="fr_FR" w:bidi="fr_FR"/>
+        </w:rPr>
+        <w:t>) et permet d'échapper à la fois à la folie (</w:t>
+      </w:r>
+      <w:hyperlink r:id="rId948">
+        <w:r>
+          <w:rPr>
+            <w:lang w:val="fr_FR" w:bidi="fr_FR"/>
+          </w:rPr>
+          <w:rPr>
+            <w:color w:val="0000EE"/>
+            <w:u w:val="single"/>
+          </w:rPr>
+          <w:t>22.15</w:t>
+        </w:r>
+      </w:hyperlink>
+      <w:r>
+        <w:rPr>
+          <w:lang w:val="fr_FR" w:bidi="fr_FR"/>
+        </w:rPr>
+        <w:t>) et à la condamnation divine du monde (</w:t>
+      </w:r>
+      <w:hyperlink r:id="rId968">
+        <w:r>
+          <w:rPr>
+            <w:lang w:val="fr_FR" w:bidi="fr_FR"/>
+          </w:rPr>
+          <w:rPr>
+            <w:color w:val="0000EE"/>
+            <w:u w:val="single"/>
+          </w:rPr>
+          <w:t>1Co 11.32</w:t>
+        </w:r>
+      </w:hyperlink>
+      <w:r>
+        <w:rPr>
+          <w:lang w:val="fr_FR" w:bidi="fr_FR"/>
+        </w:rPr>
+        <w:t>). Elle conduit finalement à prendre part à la sainteté de Dieu (</w:t>
+      </w:r>
+      <w:hyperlink r:id="rId969">
+        <w:r>
+          <w:rPr>
+            <w:lang w:val="fr_FR" w:bidi="fr_FR"/>
+          </w:rPr>
+          <w:rPr>
+            <w:color w:val="0000EE"/>
+            <w:u w:val="single"/>
+          </w:rPr>
+          <w:t>He 12.7</w:t>
+        </w:r>
+      </w:hyperlink>
+      <w:r>
+        <w:rPr>
+          <w:lang w:val="fr_FR" w:bidi="fr_FR"/>
+        </w:rPr>
+        <w:t xml:space="preserve">), et elle produit « </w:t>
+      </w:r>
+      <w:r>
+        <w:rPr>
+          <w:lang w:val="fr_FR" w:bidi="fr_FR"/>
+        </w:rPr>
+        <w:t>un fruit paisible de justice</w:t>
+      </w:r>
+      <w:r>
+        <w:rPr>
+          <w:lang w:val="fr_FR" w:bidi="fr_FR"/>
+        </w:rPr>
+        <w:t xml:space="preserve"> » (v. </w:t>
+      </w:r>
+      <w:hyperlink r:id="rId970">
+        <w:r>
+          <w:rPr>
+            <w:lang w:val="fr_FR" w:bidi="fr_FR"/>
+          </w:rPr>
+          <w:rPr>
+            <w:color w:val="0000EE"/>
+            <w:u w:val="single"/>
+          </w:rPr>
+          <w:t>11</w:t>
+        </w:r>
+      </w:hyperlink>
+      <w:r>
+        <w:rPr>
+          <w:lang w:val="fr_FR" w:bidi="fr_FR"/>
+        </w:rPr>
+        <w:t>). En revanche, les conséquences d'un manque de discipline sont dites être l'abandon par Dieu (</w:t>
+      </w:r>
+      <w:hyperlink r:id="rId971">
+        <w:r>
+          <w:rPr>
+            <w:lang w:val="fr_FR" w:bidi="fr_FR"/>
+          </w:rPr>
+          <w:rPr>
+            <w:color w:val="0000EE"/>
+            <w:u w:val="single"/>
+          </w:rPr>
+          <w:t>Lv 26.23–24</w:t>
+        </w:r>
+      </w:hyperlink>
+      <w:r>
+        <w:rPr>
+          <w:lang w:val="fr_FR" w:bidi="fr_FR"/>
+        </w:rPr>
+        <w:t>), la mort (</w:t>
+      </w:r>
+      <w:hyperlink r:id="rId972">
+        <w:r>
+          <w:rPr>
+            <w:lang w:val="fr_FR" w:bidi="fr_FR"/>
+          </w:rPr>
+          <w:rPr>
+            <w:color w:val="0000EE"/>
+            <w:u w:val="single"/>
+          </w:rPr>
+          <w:t>Pr 5.23</w:t>
+        </w:r>
+      </w:hyperlink>
+      <w:r>
+        <w:rPr>
+          <w:lang w:val="fr_FR" w:bidi="fr_FR"/>
+        </w:rPr>
+        <w:t>) et la destruction (</w:t>
+      </w:r>
+      <w:hyperlink r:id="rId947">
+        <w:r>
+          <w:rPr>
+            <w:lang w:val="fr_FR" w:bidi="fr_FR"/>
+          </w:rPr>
+          <w:rPr>
+            <w:color w:val="0000EE"/>
+            <w:u w:val="single"/>
+          </w:rPr>
+          <w:t>19.18</w:t>
+        </w:r>
+      </w:hyperlink>
+      <w:r>
+        <w:rPr>
+          <w:lang w:val="fr_FR" w:bidi="fr_FR"/>
+        </w:rPr>
+        <w:t>).</w:t>
+      </w:r>
+    </w:p>
+    <w:p>
+      <w:pPr/>
+      <w:r>
+        <w:rPr>
+          <w:lang w:val="fr_FR" w:bidi="fr_FR"/>
+        </w:rPr>
+      </w:r>
+      <w:r>
+        <w:rPr>
+          <w:lang w:val="fr_FR" w:bidi="fr_FR"/>
+        </w:rPr>
+        <w:t>Le livre des Proverbes parle de la discipline comme nécessaire pour éviter l'immoralité sexuelle (</w:t>
+      </w:r>
+      <w:hyperlink r:id="rId973">
+        <w:r>
+          <w:rPr>
+            <w:lang w:val="fr_FR" w:bidi="fr_FR"/>
+          </w:rPr>
+          <w:rPr>
+            <w:color w:val="0000EE"/>
+            <w:u w:val="single"/>
+          </w:rPr>
+          <w:t>5.12–23</w:t>
         </w:r>
       </w:hyperlink>
       <w:r>
@@ -33524,255 +34352,39 @@
         </w:rPr>
         <w:t xml:space="preserve"> ; </w:t>
       </w:r>
-      <w:hyperlink r:id="rId943">
-        <w:r>
-          <w:rPr>
-            <w:lang w:val="fr_FR" w:bidi="fr_FR"/>
-          </w:rPr>
-          <w:rPr>
-            <w:color w:val="0000EE"/>
-            <w:u w:val="single"/>
-          </w:rPr>
-          <w:t>Rv 3.19</w:t>
-        </w:r>
-      </w:hyperlink>
-      <w:r>
-        <w:rPr>
-          <w:lang w:val="fr_FR" w:bidi="fr_FR"/>
-        </w:rPr>
-        <w:t>). En Israël, la responsabilité parentale de discipliner les enfants était prise au sérieux (</w:t>
-      </w:r>
-      <w:hyperlink r:id="rId944">
-        <w:r>
-          <w:rPr>
-            <w:lang w:val="fr_FR" w:bidi="fr_FR"/>
-          </w:rPr>
-          <w:rPr>
-            <w:color w:val="0000EE"/>
-            <w:u w:val="single"/>
-          </w:rPr>
-          <w:t>Dt 21.18</w:t>
-        </w:r>
-      </w:hyperlink>
-      <w:r>
-        <w:rPr>
-          <w:lang w:val="fr_FR" w:bidi="fr_FR"/>
-        </w:rPr>
-        <w:t>). Les pères étaient solennellement chargés de discipliner leurs fils (</w:t>
-      </w:r>
-      <w:hyperlink r:id="rId945">
-        <w:r>
-          <w:rPr>
-            <w:lang w:val="fr_FR" w:bidi="fr_FR"/>
-          </w:rPr>
-          <w:rPr>
-            <w:color w:val="0000EE"/>
-            <w:u w:val="single"/>
-          </w:rPr>
-          <w:t>Pr 13.24</w:t>
-        </w:r>
-      </w:hyperlink>
-      <w:r>
-        <w:rPr>
-          <w:lang w:val="fr_FR" w:bidi="fr_FR"/>
-        </w:rPr>
-        <w:t xml:space="preserve"> ; </w:t>
-      </w:r>
-      <w:hyperlink r:id="rId946">
-        <w:r>
-          <w:rPr>
-            <w:lang w:val="fr_FR" w:bidi="fr_FR"/>
-          </w:rPr>
-          <w:rPr>
-            <w:color w:val="0000EE"/>
-            <w:u w:val="single"/>
-          </w:rPr>
-          <w:t>19.18</w:t>
-        </w:r>
-      </w:hyperlink>
-      <w:r>
-        <w:rPr>
-          <w:lang w:val="fr_FR" w:bidi="fr_FR"/>
-        </w:rPr>
-        <w:t xml:space="preserve"> ; </w:t>
-      </w:r>
-      <w:hyperlink r:id="rId947">
-        <w:r>
-          <w:rPr>
-            <w:lang w:val="fr_FR" w:bidi="fr_FR"/>
-          </w:rPr>
-          <w:rPr>
-            <w:color w:val="0000EE"/>
-            <w:u w:val="single"/>
-          </w:rPr>
-          <w:t>22.15</w:t>
-        </w:r>
-      </w:hyperlink>
-      <w:r>
-        <w:rPr>
-          <w:lang w:val="fr_FR" w:bidi="fr_FR"/>
-        </w:rPr>
-        <w:t xml:space="preserve"> ; </w:t>
-      </w:r>
-      <w:hyperlink r:id="rId948">
-        <w:r>
-          <w:rPr>
-            <w:lang w:val="fr_FR" w:bidi="fr_FR"/>
-          </w:rPr>
-          <w:rPr>
-            <w:color w:val="0000EE"/>
-            <w:u w:val="single"/>
-          </w:rPr>
-          <w:t>23.13</w:t>
-        </w:r>
-      </w:hyperlink>
-      <w:r>
-        <w:rPr>
-          <w:lang w:val="fr_FR" w:bidi="fr_FR"/>
-        </w:rPr>
-        <w:t xml:space="preserve"> ; </w:t>
-      </w:r>
-      <w:hyperlink r:id="rId949">
-        <w:r>
-          <w:rPr>
-            <w:lang w:val="fr_FR" w:bidi="fr_FR"/>
-          </w:rPr>
-          <w:rPr>
-            <w:color w:val="0000EE"/>
-            <w:u w:val="single"/>
-          </w:rPr>
-          <w:t>29.17</w:t>
-        </w:r>
-      </w:hyperlink>
-      <w:r>
-        <w:rPr>
-          <w:lang w:val="fr_FR" w:bidi="fr_FR"/>
-        </w:rPr>
-        <w:t xml:space="preserve"> ; cf. </w:t>
-      </w:r>
-      <w:hyperlink r:id="rId950">
-        <w:r>
-          <w:rPr>
-            <w:lang w:val="fr_FR" w:bidi="fr_FR"/>
-          </w:rPr>
-          <w:rPr>
-            <w:color w:val="0000EE"/>
-            <w:u w:val="single"/>
-          </w:rPr>
-          <w:t>Ep 6.4</w:t>
-        </w:r>
-      </w:hyperlink>
-      <w:r>
-        <w:rPr>
-          <w:lang w:val="fr_FR" w:bidi="fr_FR"/>
-        </w:rPr>
-        <w:t xml:space="preserve"> ; </w:t>
-      </w:r>
-      <w:hyperlink r:id="rId951">
-        <w:r>
-          <w:rPr>
-            <w:lang w:val="fr_FR" w:bidi="fr_FR"/>
-          </w:rPr>
-          <w:rPr>
-            <w:color w:val="0000EE"/>
-            <w:u w:val="single"/>
-          </w:rPr>
-          <w:t>Hé 12.7–10</w:t>
-        </w:r>
-      </w:hyperlink>
-      <w:r>
-        <w:rPr>
-          <w:lang w:val="fr_FR" w:bidi="fr_FR"/>
-        </w:rPr>
-        <w:t>). Dans l'Église, discipliner était une responsabilité pastorale (</w:t>
-      </w:r>
-      <w:hyperlink r:id="rId952">
-        <w:r>
-          <w:rPr>
-            <w:lang w:val="fr_FR" w:bidi="fr_FR"/>
-          </w:rPr>
-          <w:rPr>
-            <w:color w:val="0000EE"/>
-            <w:u w:val="single"/>
-          </w:rPr>
-          <w:t>2Tm 2.25</w:t>
-        </w:r>
-      </w:hyperlink>
-      <w:r>
-        <w:rPr>
-          <w:lang w:val="fr_FR" w:bidi="fr_FR"/>
-        </w:rPr>
-        <w:t>).</w:t>
-      </w:r>
-    </w:p>
-    <w:p>
-      <w:pPr/>
-      <w:r>
-        <w:rPr>
-          <w:lang w:val="fr_FR" w:bidi="fr_FR"/>
-        </w:rPr>
-      </w:r>
-      <w:r>
-        <w:rPr>
-          <w:lang w:val="fr_FR" w:bidi="fr_FR"/>
-        </w:rPr>
-        <w:t>Il est compréhensible que les gens craignent la discipline de Dieu (</w:t>
-      </w:r>
-      <w:hyperlink r:id="rId953">
-        <w:r>
-          <w:rPr>
-            <w:lang w:val="fr_FR" w:bidi="fr_FR"/>
-          </w:rPr>
-          <w:rPr>
-            <w:color w:val="0000EE"/>
-            <w:u w:val="single"/>
-          </w:rPr>
-          <w:t>Ps 6.1</w:t>
-        </w:r>
-      </w:hyperlink>
-      <w:r>
-        <w:rPr>
-          <w:lang w:val="fr_FR" w:bidi="fr_FR"/>
-        </w:rPr>
-        <w:t>), mais c'est sa colère qu'ils devraient redouter. Sa colère est dirigée uniquement contre ceux qui, par leurs actions, se sont révélés être des ennemis de Dieu (</w:t>
-      </w:r>
-      <w:hyperlink r:id="rId954">
-        <w:r>
-          <w:rPr>
-            <w:lang w:val="fr_FR" w:bidi="fr_FR"/>
-          </w:rPr>
-          <w:rPr>
-            <w:color w:val="0000EE"/>
-            <w:u w:val="single"/>
-          </w:rPr>
-          <w:t>Dt 11.2–3</w:t>
-        </w:r>
-      </w:hyperlink>
-      <w:r>
-        <w:rPr>
-          <w:lang w:val="fr_FR" w:bidi="fr_FR"/>
-        </w:rPr>
-        <w:t>). La discipline de Dieu est différente de sa colère et ne devrait pas être méprisée (</w:t>
-      </w:r>
-      <w:hyperlink r:id="rId955">
-        <w:r>
-          <w:rPr>
-            <w:lang w:val="fr_FR" w:bidi="fr_FR"/>
-          </w:rPr>
-          <w:rPr>
-            <w:color w:val="0000EE"/>
-            <w:u w:val="single"/>
-          </w:rPr>
-          <w:t>Pr 3.11</w:t>
-        </w:r>
-      </w:hyperlink>
-      <w:r>
-        <w:rPr>
-          <w:lang w:val="fr_FR" w:bidi="fr_FR"/>
-        </w:rPr>
-        <w:t>) ou prise à la légère (</w:t>
-      </w:r>
-      <w:hyperlink r:id="rId956">
+      <w:hyperlink r:id="rId974">
+        <w:r>
+          <w:rPr>
+            <w:lang w:val="fr_FR" w:bidi="fr_FR"/>
+          </w:rPr>
+          <w:rPr>
+            <w:color w:val="0000EE"/>
+            <w:u w:val="single"/>
+          </w:rPr>
+          <w:t>6.23–24</w:t>
+        </w:r>
+      </w:hyperlink>
+      <w:r>
+        <w:rPr>
+          <w:lang w:val="fr_FR" w:bidi="fr_FR"/>
+        </w:rPr>
+        <w:t>). Les femmes légères ou débauchées symbolisent probablement de nombreuses situations trompeuses et séduisantes. Pour pouvoir agir avec maturité et responsabilité dans de telles situations, il est nécessaire que les jeunes répondent à une discipline parentale sage et aimante afin qu'ils apprennent à vivre des vies disciplinées. Ils feront alors par « inclination naturelle » ce qui est juste parce que leur nature a été façonnée pour ce qui est juste. Le mal peut alors être évité, même lorsqu'il est rencontré de manière inattendue.</w:t>
+      </w:r>
+    </w:p>
+    <w:p>
+      <w:pPr/>
+      <w:r>
+        <w:rPr>
+          <w:lang w:val="fr_FR" w:bidi="fr_FR"/>
+        </w:rPr>
+      </w:r>
+      <w:r>
+        <w:rPr>
+          <w:lang w:val="fr_FR" w:bidi="fr_FR"/>
+        </w:rPr>
+        <w:t>Le livre des Hébreux exhorte également ses lecteurs à répondre à la discipline plutôt qu'à réagir contre elle. Dans Hébreux, deux réactions nuisibles sont mentionnées et la réponse appropriée est identifiée. D'une part, aucun individu ne devrait prendre à la légère la discipline du Seigneur (</w:t>
+      </w:r>
+      <w:hyperlink r:id="rId957">
         <w:r>
           <w:rPr>
             <w:lang w:val="fr_FR" w:bidi="fr_FR"/>
@@ -33788,627 +34400,33 @@
         <w:rPr>
           <w:lang w:val="fr_FR" w:bidi="fr_FR"/>
         </w:rPr>
-        <w:t>). Seul un insensé ou une personne méchante la déteste (</w:t>
-      </w:r>
-      <w:hyperlink r:id="rId957">
-        <w:r>
-          <w:rPr>
-            <w:lang w:val="fr_FR" w:bidi="fr_FR"/>
-          </w:rPr>
-          <w:rPr>
-            <w:color w:val="0000EE"/>
-            <w:u w:val="single"/>
-          </w:rPr>
-          <w:t>Ps 50.17</w:t>
-        </w:r>
-      </w:hyperlink>
-      <w:r>
-        <w:rPr>
-          <w:lang w:val="fr_FR" w:bidi="fr_FR"/>
-        </w:rPr>
-        <w:t xml:space="preserve"> ; </w:t>
-      </w:r>
-      <w:hyperlink r:id="rId958">
-        <w:r>
-          <w:rPr>
-            <w:lang w:val="fr_FR" w:bidi="fr_FR"/>
-          </w:rPr>
-          <w:rPr>
-            <w:color w:val="0000EE"/>
-            <w:u w:val="single"/>
-          </w:rPr>
-          <w:t>Pr 5.12</w:t>
-        </w:r>
-      </w:hyperlink>
-      <w:r>
-        <w:rPr>
-          <w:lang w:val="fr_FR" w:bidi="fr_FR"/>
-        </w:rPr>
-        <w:t xml:space="preserve"> ; </w:t>
-      </w:r>
-      <w:hyperlink r:id="rId938">
-        <w:r>
-          <w:rPr>
-            <w:lang w:val="fr_FR" w:bidi="fr_FR"/>
-          </w:rPr>
-          <w:rPr>
-            <w:color w:val="0000EE"/>
-            <w:u w:val="single"/>
-          </w:rPr>
-          <w:t>Jr 31.18</w:t>
-        </w:r>
-      </w:hyperlink>
-      <w:r>
-        <w:rPr>
-          <w:lang w:val="fr_FR" w:bidi="fr_FR"/>
-        </w:rPr>
-        <w:t>). Dieu discipline son peuple comme un père aimant discipline un fils bien-aimé (</w:t>
-      </w:r>
-      <w:hyperlink r:id="rId937">
-        <w:r>
-          <w:rPr>
-            <w:lang w:val="fr_FR" w:bidi="fr_FR"/>
-          </w:rPr>
-          <w:rPr>
-            <w:color w:val="0000EE"/>
-            <w:u w:val="single"/>
-          </w:rPr>
-          <w:t>Dt 8.5</w:t>
-        </w:r>
-      </w:hyperlink>
-      <w:r>
-        <w:rPr>
-          <w:lang w:val="fr_FR" w:bidi="fr_FR"/>
-        </w:rPr>
-        <w:t xml:space="preserve"> ; </w:t>
-      </w:r>
-      <w:hyperlink r:id="rId959">
-        <w:r>
-          <w:rPr>
-            <w:lang w:val="fr_FR" w:bidi="fr_FR"/>
-          </w:rPr>
-          <w:rPr>
-            <w:color w:val="0000EE"/>
-            <w:u w:val="single"/>
-          </w:rPr>
-          <w:t>Pr 3.11–12</w:t>
-        </w:r>
-      </w:hyperlink>
-      <w:r>
-        <w:rPr>
-          <w:lang w:val="fr_FR" w:bidi="fr_FR"/>
-        </w:rPr>
-        <w:t xml:space="preserve"> ; </w:t>
-      </w:r>
-      <w:hyperlink r:id="rId960">
-        <w:r>
-          <w:rPr>
-            <w:lang w:val="fr_FR" w:bidi="fr_FR"/>
-          </w:rPr>
-          <w:rPr>
-            <w:color w:val="0000EE"/>
-            <w:u w:val="single"/>
-          </w:rPr>
-          <w:t>Hé 12.5–7</w:t>
-        </w:r>
-      </w:hyperlink>
-      <w:r>
-        <w:rPr>
-          <w:lang w:val="fr_FR" w:bidi="fr_FR"/>
-        </w:rPr>
-        <w:t>). Selon l'Écriture, une personne sage devrait aimer la discipline (</w:t>
-      </w:r>
-      <w:hyperlink r:id="rId961">
-        <w:r>
-          <w:rPr>
-            <w:lang w:val="fr_FR" w:bidi="fr_FR"/>
-          </w:rPr>
-          <w:rPr>
-            <w:color w:val="0000EE"/>
-            <w:u w:val="single"/>
-          </w:rPr>
-          <w:t>Pr 12.1</w:t>
-        </w:r>
-      </w:hyperlink>
-      <w:r>
-        <w:rPr>
-          <w:lang w:val="fr_FR" w:bidi="fr_FR"/>
-        </w:rPr>
-        <w:t xml:space="preserve"> ; </w:t>
-      </w:r>
-      <w:hyperlink r:id="rId945">
-        <w:r>
-          <w:rPr>
-            <w:lang w:val="fr_FR" w:bidi="fr_FR"/>
-          </w:rPr>
-          <w:rPr>
-            <w:color w:val="0000EE"/>
-            <w:u w:val="single"/>
-          </w:rPr>
-          <w:t>13.24</w:t>
-        </w:r>
-      </w:hyperlink>
-      <w:r>
-        <w:rPr>
-          <w:lang w:val="fr_FR" w:bidi="fr_FR"/>
-        </w:rPr>
-        <w:t xml:space="preserve"> ; </w:t>
-      </w:r>
-      <w:hyperlink r:id="rId962">
-        <w:r>
-          <w:rPr>
-            <w:lang w:val="fr_FR" w:bidi="fr_FR"/>
-          </w:rPr>
-          <w:rPr>
-            <w:color w:val="0000EE"/>
-            <w:u w:val="single"/>
-          </w:rPr>
-          <w:t>2Tm 1.7</w:t>
-        </w:r>
-      </w:hyperlink>
-      <w:r>
-        <w:rPr>
-          <w:lang w:val="fr_FR" w:bidi="fr_FR"/>
-        </w:rPr>
-        <w:t xml:space="preserve"> ; </w:t>
-      </w:r>
-      <w:hyperlink r:id="rId963">
-        <w:r>
-          <w:rPr>
-            <w:lang w:val="fr_FR" w:bidi="fr_FR"/>
-          </w:rPr>
-          <w:rPr>
-            <w:color w:val="0000EE"/>
-            <w:u w:val="single"/>
-          </w:rPr>
-          <w:t>Hé 12.5, 9</w:t>
-        </w:r>
-      </w:hyperlink>
-      <w:r>
-        <w:rPr>
-          <w:lang w:val="fr_FR" w:bidi="fr_FR"/>
-        </w:rPr>
-        <w:t>).</w:t>
-      </w:r>
-    </w:p>
-    <w:p>
-      <w:pPr/>
-      <w:r>
-        <w:rPr>
-          <w:lang w:val="fr_FR" w:bidi="fr_FR"/>
-        </w:rPr>
-      </w:r>
-      <w:r>
-        <w:rPr>
-          <w:lang w:val="fr_FR" w:bidi="fr_FR"/>
-        </w:rPr>
-        <w:t>Le fruit de la discipline est la connaissance (</w:t>
-      </w:r>
-      <w:hyperlink r:id="rId961">
-        <w:r>
-          <w:rPr>
-            <w:lang w:val="fr_FR" w:bidi="fr_FR"/>
-          </w:rPr>
-          <w:rPr>
-            <w:color w:val="0000EE"/>
-            <w:u w:val="single"/>
-          </w:rPr>
-          <w:t>Pr 12.1</w:t>
-        </w:r>
-      </w:hyperlink>
-      <w:r>
-        <w:rPr>
-          <w:lang w:val="fr_FR" w:bidi="fr_FR"/>
-        </w:rPr>
-        <w:t>) et la joie des parents (</w:t>
-      </w:r>
-      <w:hyperlink r:id="rId949">
-        <w:r>
-          <w:rPr>
-            <w:lang w:val="fr_FR" w:bidi="fr_FR"/>
-          </w:rPr>
-          <w:rPr>
-            <w:color w:val="0000EE"/>
-            <w:u w:val="single"/>
-          </w:rPr>
-          <w:t>29.17</w:t>
-        </w:r>
-      </w:hyperlink>
-      <w:r>
-        <w:rPr>
-          <w:lang w:val="fr_FR" w:bidi="fr_FR"/>
-        </w:rPr>
-        <w:t>). Celui qui est discipliné peut être qualifié de « béni » (</w:t>
-      </w:r>
-      <w:hyperlink r:id="rId940">
-        <w:r>
-          <w:rPr>
-            <w:lang w:val="fr_FR" w:bidi="fr_FR"/>
-          </w:rPr>
-          <w:rPr>
-            <w:color w:val="0000EE"/>
-            <w:u w:val="single"/>
-          </w:rPr>
-          <w:t>Jb 5.17</w:t>
-        </w:r>
-      </w:hyperlink>
-      <w:r>
-        <w:rPr>
-          <w:lang w:val="fr_FR" w:bidi="fr_FR"/>
-        </w:rPr>
-        <w:t xml:space="preserve"> ; </w:t>
-      </w:r>
-      <w:hyperlink r:id="rId964">
-        <w:r>
-          <w:rPr>
-            <w:lang w:val="fr_FR" w:bidi="fr_FR"/>
-          </w:rPr>
-          <w:rPr>
-            <w:color w:val="0000EE"/>
-            <w:u w:val="single"/>
-          </w:rPr>
-          <w:t>Ps 94.12</w:t>
-        </w:r>
-      </w:hyperlink>
-      <w:r>
-        <w:rPr>
-          <w:lang w:val="fr_FR" w:bidi="fr_FR"/>
-        </w:rPr>
-        <w:t>). Lorsque le but de la discipline n'est pas précisé, elle est néanmoins comprise comme bonne et juste (</w:t>
-      </w:r>
-      <w:hyperlink r:id="rId936">
-        <w:r>
-          <w:rPr>
-            <w:lang w:val="fr_FR" w:bidi="fr_FR"/>
-          </w:rPr>
-          <w:rPr>
-            <w:color w:val="0000EE"/>
-            <w:u w:val="single"/>
-          </w:rPr>
-          <w:t>Dt 4.36</w:t>
-        </w:r>
-      </w:hyperlink>
-      <w:r>
-        <w:rPr>
-          <w:lang w:val="fr_FR" w:bidi="fr_FR"/>
-        </w:rPr>
-        <w:t xml:space="preserve"> ; </w:t>
-      </w:r>
-      <w:hyperlink r:id="rId965">
-        <w:r>
-          <w:rPr>
-            <w:lang w:val="fr_FR" w:bidi="fr_FR"/>
-          </w:rPr>
-          <w:rPr>
-            <w:color w:val="0000EE"/>
-            <w:u w:val="single"/>
-          </w:rPr>
-          <w:t>Jb 36.10</w:t>
-        </w:r>
-      </w:hyperlink>
-      <w:r>
-        <w:rPr>
-          <w:lang w:val="fr_FR" w:bidi="fr_FR"/>
-        </w:rPr>
-        <w:t xml:space="preserve"> ; </w:t>
-      </w:r>
-      <w:hyperlink r:id="rId945">
-        <w:r>
-          <w:rPr>
-            <w:lang w:val="fr_FR" w:bidi="fr_FR"/>
-          </w:rPr>
-          <w:rPr>
-            <w:color w:val="0000EE"/>
-            <w:u w:val="single"/>
-          </w:rPr>
-          <w:t>Pr 13.24</w:t>
-        </w:r>
-      </w:hyperlink>
-      <w:r>
-        <w:rPr>
-          <w:lang w:val="fr_FR" w:bidi="fr_FR"/>
-        </w:rPr>
-        <w:t xml:space="preserve"> ; </w:t>
-      </w:r>
-      <w:hyperlink r:id="rId943">
-        <w:r>
-          <w:rPr>
-            <w:lang w:val="fr_FR" w:bidi="fr_FR"/>
-          </w:rPr>
-          <w:rPr>
-            <w:color w:val="0000EE"/>
-            <w:u w:val="single"/>
-          </w:rPr>
-          <w:t>Ap 3.19</w:t>
-        </w:r>
-      </w:hyperlink>
-      <w:r>
-        <w:rPr>
-          <w:lang w:val="fr_FR" w:bidi="fr_FR"/>
-        </w:rPr>
-        <w:t>). Plus précisément, la discipline est appelée « le chemin de la vie » (</w:t>
-      </w:r>
-      <w:hyperlink r:id="rId966">
-        <w:r>
-          <w:rPr>
-            <w:lang w:val="fr_FR" w:bidi="fr_FR"/>
-          </w:rPr>
-          <w:rPr>
-            <w:color w:val="0000EE"/>
-            <w:u w:val="single"/>
-          </w:rPr>
-          <w:t>Pr 6.23</w:t>
-        </w:r>
-      </w:hyperlink>
-      <w:r>
-        <w:rPr>
-          <w:lang w:val="fr_FR" w:bidi="fr_FR"/>
-        </w:rPr>
-        <w:t>). Elle sauve de la destruction (</w:t>
-      </w:r>
-      <w:hyperlink r:id="rId946">
-        <w:r>
-          <w:rPr>
-            <w:lang w:val="fr_FR" w:bidi="fr_FR"/>
-          </w:rPr>
-          <w:rPr>
-            <w:color w:val="0000EE"/>
-            <w:u w:val="single"/>
-          </w:rPr>
-          <w:t>19.18</w:t>
-        </w:r>
-      </w:hyperlink>
-      <w:r>
-        <w:rPr>
-          <w:lang w:val="fr_FR" w:bidi="fr_FR"/>
-        </w:rPr>
-        <w:t>) et permet d'échapper à la fois à la folie (</w:t>
-      </w:r>
-      <w:hyperlink r:id="rId947">
-        <w:r>
-          <w:rPr>
-            <w:lang w:val="fr_FR" w:bidi="fr_FR"/>
-          </w:rPr>
-          <w:rPr>
-            <w:color w:val="0000EE"/>
-            <w:u w:val="single"/>
-          </w:rPr>
-          <w:t>22.15</w:t>
-        </w:r>
-      </w:hyperlink>
-      <w:r>
-        <w:rPr>
-          <w:lang w:val="fr_FR" w:bidi="fr_FR"/>
-        </w:rPr>
-        <w:t>) et à la condamnation divine du monde (</w:t>
-      </w:r>
-      <w:hyperlink r:id="rId967">
-        <w:r>
-          <w:rPr>
-            <w:lang w:val="fr_FR" w:bidi="fr_FR"/>
-          </w:rPr>
-          <w:rPr>
-            <w:color w:val="0000EE"/>
-            <w:u w:val="single"/>
-          </w:rPr>
-          <w:t>1Co 11.32</w:t>
-        </w:r>
-      </w:hyperlink>
-      <w:r>
-        <w:rPr>
-          <w:lang w:val="fr_FR" w:bidi="fr_FR"/>
-        </w:rPr>
-        <w:t>). Elle conduit finalement à prendre part à la sainteté de Dieu (</w:t>
-      </w:r>
-      <w:hyperlink r:id="rId968">
-        <w:r>
-          <w:rPr>
-            <w:lang w:val="fr_FR" w:bidi="fr_FR"/>
-          </w:rPr>
-          <w:rPr>
-            <w:color w:val="0000EE"/>
-            <w:u w:val="single"/>
-          </w:rPr>
-          <w:t>He 12.7</w:t>
-        </w:r>
-      </w:hyperlink>
-      <w:r>
-        <w:rPr>
-          <w:lang w:val="fr_FR" w:bidi="fr_FR"/>
-        </w:rPr>
-        <w:t xml:space="preserve">), et elle produit « </w:t>
-      </w:r>
-      <w:r>
-        <w:rPr>
-          <w:lang w:val="fr_FR" w:bidi="fr_FR"/>
-        </w:rPr>
-        <w:t>un fruit paisible de justice</w:t>
-      </w:r>
-      <w:r>
-        <w:rPr>
-          <w:lang w:val="fr_FR" w:bidi="fr_FR"/>
-        </w:rPr>
-        <w:t xml:space="preserve"> » (v. </w:t>
-      </w:r>
-      <w:hyperlink r:id="rId969">
-        <w:r>
-          <w:rPr>
-            <w:lang w:val="fr_FR" w:bidi="fr_FR"/>
-          </w:rPr>
-          <w:rPr>
-            <w:color w:val="0000EE"/>
-            <w:u w:val="single"/>
-          </w:rPr>
-          <w:t>11</w:t>
-        </w:r>
-      </w:hyperlink>
-      <w:r>
-        <w:rPr>
-          <w:lang w:val="fr_FR" w:bidi="fr_FR"/>
-        </w:rPr>
-        <w:t>). En revanche, les conséquences d'un manque de discipline sont dites être l'abandon par Dieu (</w:t>
+        <w:t xml:space="preserve">). La discipline ne doit être considérée ni comme sans valeur ni comme ayant peu de valeur. D'autre part, on ne doit pas perdre courage lorsqu'on est puni par le Seigneur. Autrement dit, la préoccupation par l'aspect négatif de la procédure disciplinaire ne doit pas obscurcir son objectif ni démoraliser les personnes disciplinées. Il y a un but à ce qui se passe, qui doit être recherché et réalisé : « </w:t>
+      </w:r>
+      <w:r>
+        <w:rPr>
+          <w:lang w:val="fr_FR" w:bidi="fr_FR"/>
+        </w:rPr>
+        <w:t>Il est vrai que tout châtiment semble d’abord un sujet de tristesse, et non de joie</w:t>
+      </w:r>
+      <w:r>
+        <w:rPr>
+          <w:lang w:val="fr_FR" w:bidi="fr_FR"/>
+        </w:rPr>
+        <w:t xml:space="preserve"> </w:t>
+      </w:r>
+      <w:r>
+        <w:rPr>
+          <w:lang w:val="fr_FR" w:bidi="fr_FR"/>
+        </w:rPr>
+        <w:t>; mais il produit plus tard pour ceux qui ont été ainsi exercés un fruit paisible de justice</w:t>
+      </w:r>
+      <w:r>
+        <w:rPr>
+          <w:lang w:val="fr_FR" w:bidi="fr_FR"/>
+        </w:rPr>
+        <w:t xml:space="preserve"> » (</w:t>
       </w:r>
       <w:hyperlink r:id="rId970">
-        <w:r>
-          <w:rPr>
-            <w:lang w:val="fr_FR" w:bidi="fr_FR"/>
-          </w:rPr>
-          <w:rPr>
-            <w:color w:val="0000EE"/>
-            <w:u w:val="single"/>
-          </w:rPr>
-          <w:t>Lv 26.23–24</w:t>
-        </w:r>
-      </w:hyperlink>
-      <w:r>
-        <w:rPr>
-          <w:lang w:val="fr_FR" w:bidi="fr_FR"/>
-        </w:rPr>
-        <w:t>), la mort (</w:t>
-      </w:r>
-      <w:hyperlink r:id="rId971">
-        <w:r>
-          <w:rPr>
-            <w:lang w:val="fr_FR" w:bidi="fr_FR"/>
-          </w:rPr>
-          <w:rPr>
-            <w:color w:val="0000EE"/>
-            <w:u w:val="single"/>
-          </w:rPr>
-          <w:t>Pr 5.23</w:t>
-        </w:r>
-      </w:hyperlink>
-      <w:r>
-        <w:rPr>
-          <w:lang w:val="fr_FR" w:bidi="fr_FR"/>
-        </w:rPr>
-        <w:t>) et la destruction (</w:t>
-      </w:r>
-      <w:hyperlink r:id="rId946">
-        <w:r>
-          <w:rPr>
-            <w:lang w:val="fr_FR" w:bidi="fr_FR"/>
-          </w:rPr>
-          <w:rPr>
-            <w:color w:val="0000EE"/>
-            <w:u w:val="single"/>
-          </w:rPr>
-          <w:t>19.18</w:t>
-        </w:r>
-      </w:hyperlink>
-      <w:r>
-        <w:rPr>
-          <w:lang w:val="fr_FR" w:bidi="fr_FR"/>
-        </w:rPr>
-        <w:t>).</w:t>
-      </w:r>
-    </w:p>
-    <w:p>
-      <w:pPr/>
-      <w:r>
-        <w:rPr>
-          <w:lang w:val="fr_FR" w:bidi="fr_FR"/>
-        </w:rPr>
-      </w:r>
-      <w:r>
-        <w:rPr>
-          <w:lang w:val="fr_FR" w:bidi="fr_FR"/>
-        </w:rPr>
-        <w:t>Le livre des Proverbes parle de la discipline comme nécessaire pour éviter l'immoralité sexuelle (</w:t>
-      </w:r>
-      <w:hyperlink r:id="rId972">
-        <w:r>
-          <w:rPr>
-            <w:lang w:val="fr_FR" w:bidi="fr_FR"/>
-          </w:rPr>
-          <w:rPr>
-            <w:color w:val="0000EE"/>
-            <w:u w:val="single"/>
-          </w:rPr>
-          <w:t>5.12–23</w:t>
-        </w:r>
-      </w:hyperlink>
-      <w:r>
-        <w:rPr>
-          <w:lang w:val="fr_FR" w:bidi="fr_FR"/>
-        </w:rPr>
-        <w:t xml:space="preserve"> ; </w:t>
-      </w:r>
-      <w:hyperlink r:id="rId973">
-        <w:r>
-          <w:rPr>
-            <w:lang w:val="fr_FR" w:bidi="fr_FR"/>
-          </w:rPr>
-          <w:rPr>
-            <w:color w:val="0000EE"/>
-            <w:u w:val="single"/>
-          </w:rPr>
-          <w:t>6.23–24</w:t>
-        </w:r>
-      </w:hyperlink>
-      <w:r>
-        <w:rPr>
-          <w:lang w:val="fr_FR" w:bidi="fr_FR"/>
-        </w:rPr>
-        <w:t>). Les femmes légères ou débauchées symbolisent probablement de nombreuses situations trompeuses et séduisantes. Pour pouvoir agir avec maturité et responsabilité dans de telles situations, il est nécessaire que les jeunes répondent à une discipline parentale sage et aimante afin qu'ils apprennent à vivre des vies disciplinées. Ils feront alors par « inclination naturelle » ce qui est juste parce que leur nature a été façonnée pour ce qui est juste. Le mal peut alors être évité, même lorsqu'il est rencontré de manière inattendue.</w:t>
-      </w:r>
-    </w:p>
-    <w:p>
-      <w:pPr/>
-      <w:r>
-        <w:rPr>
-          <w:lang w:val="fr_FR" w:bidi="fr_FR"/>
-        </w:rPr>
-      </w:r>
-      <w:r>
-        <w:rPr>
-          <w:lang w:val="fr_FR" w:bidi="fr_FR"/>
-        </w:rPr>
-        <w:t>Le livre des Hébreux exhorte également ses lecteurs à répondre à la discipline plutôt qu'à réagir contre elle. Dans Hébreux, deux réactions nuisibles sont mentionnées et la réponse appropriée est identifiée. D'une part, aucun individu ne devrait prendre à la légère la discipline du Seigneur (</w:t>
-      </w:r>
-      <w:hyperlink r:id="rId956">
-        <w:r>
-          <w:rPr>
-            <w:lang w:val="fr_FR" w:bidi="fr_FR"/>
-          </w:rPr>
-          <w:rPr>
-            <w:color w:val="0000EE"/>
-            <w:u w:val="single"/>
-          </w:rPr>
-          <w:t>Hé 12.5</w:t>
-        </w:r>
-      </w:hyperlink>
-      <w:r>
-        <w:rPr>
-          <w:lang w:val="fr_FR" w:bidi="fr_FR"/>
-        </w:rPr>
-        <w:t xml:space="preserve">). La discipline ne doit être considérée ni comme sans valeur ni comme ayant peu de valeur. D'autre part, on ne doit pas perdre courage lorsqu'on est puni par le Seigneur. Autrement dit, la préoccupation par l'aspect négatif de la procédure disciplinaire ne doit pas obscurcir son objectif ni démoraliser les personnes disciplinées. Il y a un but à ce qui se passe, qui doit être recherché et réalisé : « </w:t>
-      </w:r>
-      <w:r>
-        <w:rPr>
-          <w:lang w:val="fr_FR" w:bidi="fr_FR"/>
-        </w:rPr>
-        <w:t>Il est vrai que tout châtiment semble d’abord un sujet de tristesse, et non de joie</w:t>
-      </w:r>
-      <w:r>
-        <w:rPr>
-          <w:lang w:val="fr_FR" w:bidi="fr_FR"/>
-        </w:rPr>
-        <w:t xml:space="preserve"> </w:t>
-      </w:r>
-      <w:r>
-        <w:rPr>
-          <w:lang w:val="fr_FR" w:bidi="fr_FR"/>
-        </w:rPr>
-        <w:t>; mais il produit plus tard pour ceux qui ont été ainsi exercés un fruit paisible de justice</w:t>
-      </w:r>
-      <w:r>
-        <w:rPr>
-          <w:lang w:val="fr_FR" w:bidi="fr_FR"/>
-        </w:rPr>
-        <w:t xml:space="preserve"> » (</w:t>
-      </w:r>
-      <w:hyperlink r:id="rId969">
         <w:r>
           <w:rPr>
             <w:lang w:val="fr_FR" w:bidi="fr_FR"/>
@@ -34451,7 +34469,7 @@
         </w:rPr>
         <w:t>L'éthique de la justice de Jésus accomplit et surpasse à la fois le code strict de l'ancienne alliance (</w:t>
       </w:r>
-      <w:hyperlink r:id="rId974">
+      <w:hyperlink r:id="rId975">
         <w:r>
           <w:rPr>
             <w:lang w:val="fr_FR" w:bidi="fr_FR"/>
@@ -34481,7 +34499,7 @@
         </w:rPr>
         <w:t xml:space="preserve"> » (</w:t>
       </w:r>
-      <w:hyperlink r:id="rId975">
+      <w:hyperlink r:id="rId976">
         <w:r>
           <w:rPr>
             <w:lang w:val="fr_FR" w:bidi="fr_FR"/>
@@ -34499,7 +34517,7 @@
         </w:rPr>
         <w:t>), qui lui fournit une dynamique interne qui lui permet d'accomplir la volonté de Dieu. Au-delà de l'obéissance servile à la lettre de la loi, le croyant est habilité par l'Esprit de Dieu qui habite en lui à exercer l'autodiscipline. La transformation spirituelle est accompagnée par le renouvellement de l'esprit (</w:t>
       </w:r>
-      <w:hyperlink r:id="rId976">
+      <w:hyperlink r:id="rId977">
         <w:r>
           <w:rPr>
             <w:lang w:val="fr_FR" w:bidi="fr_FR"/>
@@ -34542,7 +34560,7 @@
         </w:rPr>
         <w:t>La famille constitue l'unité de base de la communauté humaine. Au sein de cette cellule de relations intimes, les parents ont la responsabilité de guider et de corriger leurs enfants (</w:t>
       </w:r>
-      <w:hyperlink r:id="rId977">
+      <w:hyperlink r:id="rId978">
         <w:r>
           <w:rPr>
             <w:lang w:val="fr_FR" w:bidi="fr_FR"/>
@@ -34560,7 +34578,7 @@
         </w:rPr>
         <w:t xml:space="preserve"> ; </w:t>
       </w:r>
-      <w:hyperlink r:id="rId978">
+      <w:hyperlink r:id="rId979">
         <w:r>
           <w:rPr>
             <w:lang w:val="fr_FR" w:bidi="fr_FR"/>
@@ -34592,7 +34610,7 @@
         </w:rPr>
         <w:t>La tâche éducative des parents est mieux accomplie par des moyens positifs tels que le conseil, l'exhortation, les dévotions familiales et la formation chrétienne à l'Église et à l'école du dimanche. Cependant, elle peut également nécessiter des mesures négatives, telles que des interdictions et des actions disciplinaires. Lorsque les avertissements verbaux ne sont pas suivis par de jeunes enfants, la punition devient une forme efficace de persuasion (</w:t>
       </w:r>
-      <w:hyperlink r:id="rId945">
+      <w:hyperlink r:id="rId946">
         <w:r>
           <w:rPr>
             <w:lang w:val="fr_FR" w:bidi="fr_FR"/>
@@ -34610,7 +34628,7 @@
         </w:rPr>
         <w:t>). La discipline physique, cependant, doit être administrée sur la base de principes clairement énoncés et compris. Les parents chrétiens doivent éviter de punir par colère ou animosité personnelle, et ne doivent jamais causer de blessure à un enfant. La discipline physique doit être considérée comme un dernier recours destiné à obtenir des résultats éducatifs maximaux avec un minimum d'irritation envers les enfants (</w:t>
       </w:r>
-      <w:hyperlink r:id="rId950">
+      <w:hyperlink r:id="rId951">
         <w:r>
           <w:rPr>
             <w:lang w:val="fr_FR" w:bidi="fr_FR"/>
@@ -34642,7 +34660,7 @@
         </w:rPr>
         <w:t>La déchéance humaine (</w:t>
       </w:r>
-      <w:hyperlink r:id="rId979">
+      <w:hyperlink r:id="rId980">
         <w:r>
           <w:rPr>
             <w:lang w:val="fr_FR" w:bidi="fr_FR"/>
@@ -34660,7 +34678,7 @@
         </w:rPr>
         <w:t xml:space="preserve">) signifie que l'égocentrisme infecte même les enfants (voir </w:t>
       </w:r>
-      <w:hyperlink r:id="rId980">
+      <w:hyperlink r:id="rId981">
         <w:r>
           <w:rPr>
             <w:lang w:val="fr_FR" w:bidi="fr_FR"/>
@@ -34731,7 +34749,7 @@
         </w:rPr>
         <w:t xml:space="preserve">La solution au dilemme réside dans l'élaboration d'une discipline d'Église véritablement biblique. Les Écritures offrent à l'Église une abondance de conseils pour établir des barèmes de conduite (voir par exemple </w:t>
       </w:r>
-      <w:hyperlink r:id="rId981">
+      <w:hyperlink r:id="rId982">
         <w:r>
           <w:rPr>
             <w:lang w:val="fr_FR" w:bidi="fr_FR"/>
@@ -34749,7 +34767,7 @@
         </w:rPr>
         <w:t xml:space="preserve"> ; </w:t>
       </w:r>
-      <w:hyperlink r:id="rId982">
+      <w:hyperlink r:id="rId983">
         <w:r>
           <w:rPr>
             <w:lang w:val="fr_FR" w:bidi="fr_FR"/>
@@ -34767,7 +34785,7 @@
         </w:rPr>
         <w:t xml:space="preserve"> ; </w:t>
       </w:r>
-      <w:hyperlink r:id="rId983">
+      <w:hyperlink r:id="rId984">
         <w:r>
           <w:rPr>
             <w:lang w:val="fr_FR" w:bidi="fr_FR"/>
@@ -34785,7 +34803,7 @@
         </w:rPr>
         <w:t xml:space="preserve"> ; </w:t>
       </w:r>
-      <w:hyperlink r:id="rId984">
+      <w:hyperlink r:id="rId985">
         <w:r>
           <w:rPr>
             <w:lang w:val="fr_FR" w:bidi="fr_FR"/>
@@ -34803,7 +34821,7 @@
         </w:rPr>
         <w:t xml:space="preserve"> ; </w:t>
       </w:r>
-      <w:hyperlink r:id="rId985">
+      <w:hyperlink r:id="rId986">
         <w:r>
           <w:rPr>
             <w:lang w:val="fr_FR" w:bidi="fr_FR"/>
@@ -34821,7 +34839,7 @@
         </w:rPr>
         <w:t xml:space="preserve"> ; </w:t>
       </w:r>
-      <w:hyperlink r:id="rId986">
+      <w:hyperlink r:id="rId987">
         <w:r>
           <w:rPr>
             <w:lang w:val="fr_FR" w:bidi="fr_FR"/>
@@ -34839,7 +34857,7 @@
         </w:rPr>
         <w:t>). Bien que ces barèmes soient clairement édictés, il est néanmoins nécessaire de distinguer entre les absolus bibliques et les normes culturelles. Par exemple, bien que l'ivresse soit expressément interdite dans le Nouveau Testament, il n'y a pas d'interdiction scripturaire concernant la consommation de vin. Certaines Églises permettent de boire mais condamnent l'ivresse, d'autres recommandent l'abstinence à leurs membres, et d'autres encore font de l'abstinence des boissons alcoolisées une condition d'adhésion. Le Nouveau Testament, reconnaissant que des conflits surviennent parfois entre la liberté et la responsabilité chrétiennes, donne des directives pour résoudre de tels conflits (</w:t>
       </w:r>
-      <w:hyperlink r:id="rId987">
+      <w:hyperlink r:id="rId988">
         <w:r>
           <w:rPr>
             <w:lang w:val="fr_FR" w:bidi="fr_FR"/>
@@ -34871,7 +34889,7 @@
         </w:rPr>
         <w:t>Pour assurer une cohérence scripturaire et être crédible, la discipline d'Église devrait s'opposer aux péchés d'attitude avec la même sévérité que les « péchés graves ». Le Nouveau Testament condamne l'immoralité, le meurtre et l'ivresse, mais aussi l'envie, la jalousie, la colère, l'égoïsme, les plaintes et la critique. Chacun de ces vices est un obstacle à l'entrée dans le royaume de Dieu (</w:t>
       </w:r>
-      <w:hyperlink r:id="rId988">
+      <w:hyperlink r:id="rId989">
         <w:r>
           <w:rPr>
             <w:lang w:val="fr_FR" w:bidi="fr_FR"/>
@@ -34903,7 +34921,7 @@
         </w:rPr>
         <w:t>En plus d'affirmer la nécessité de la discipline au sein de l'Église, le Nouveau Testament décrit une procédure pour mener l'action disciplinaire (</w:t>
       </w:r>
-      <w:hyperlink r:id="rId989">
+      <w:hyperlink r:id="rId990">
         <w:r>
           <w:rPr>
             <w:lang w:val="fr_FR" w:bidi="fr_FR"/>
@@ -34921,7 +34939,7 @@
         </w:rPr>
         <w:t xml:space="preserve"> ; </w:t>
       </w:r>
-      <w:hyperlink r:id="rId990">
+      <w:hyperlink r:id="rId991">
         <w:r>
           <w:rPr>
             <w:lang w:val="fr_FR" w:bidi="fr_FR"/>
@@ -34939,7 +34957,7 @@
         </w:rPr>
         <w:t xml:space="preserve"> ; </w:t>
       </w:r>
-      <w:hyperlink r:id="rId991">
+      <w:hyperlink r:id="rId992">
         <w:r>
           <w:rPr>
             <w:lang w:val="fr_FR" w:bidi="fr_FR"/>
@@ -34957,7 +34975,7 @@
         </w:rPr>
         <w:t>). Les contrevenants doivent d'abord être approchés et repris en privé. S'ils refusent de se repentir ou de corriger leur comportement, le cas doit être présenté devant la direction de l'Église et ensuite, si nécessaire, devant toute l'assemblée. Si les contrevenants persistent dans leur erreur, ils doivent être ostracisés, non par vindicte mais dans l'espoir de les amener à la repentance et à la restauration (</w:t>
       </w:r>
-      <w:hyperlink r:id="rId992">
+      <w:hyperlink r:id="rId993">
         <w:r>
           <w:rPr>
             <w:lang w:val="fr_FR" w:bidi="fr_FR"/>
@@ -35081,7 +35099,7 @@
         </w:rPr>
         <w:t xml:space="preserve"> (</w:t>
       </w:r>
-      <w:hyperlink r:id="rId993">
+      <w:hyperlink r:id="rId994">
         <w:r>
           <w:rPr>
             <w:lang w:val="fr_FR" w:bidi="fr_FR"/>
@@ -35111,7 +35129,7 @@
         </w:rPr>
         <w:t>Certains faux enseignants disaient aux gens qu'ils pouvaient vivre selon leurs convoitises. Eux-mêmes étaient esclaves de leurs propres mauvais désirs (</w:t>
       </w:r>
-      <w:hyperlink r:id="rId994">
+      <w:hyperlink r:id="rId995">
         <w:r>
           <w:rPr>
             <w:lang w:val="fr_FR" w:bidi="fr_FR"/>
@@ -35165,7 +35183,7 @@
         </w:rPr>
         <w:t>Parmi les Gentils qui ne suivaient pas Jésus, il était commun de se livrer à la dissolution (</w:t>
       </w:r>
-      <w:hyperlink r:id="rId995">
+      <w:hyperlink r:id="rId996">
         <w:r>
           <w:rPr>
             <w:lang w:val="fr_FR" w:bidi="fr_FR"/>
@@ -35197,7 +35215,7 @@
         </w:rPr>
         <w:t xml:space="preserve">Dans ses lettres, Paul parle souvent de ceux qui ne contrôlent pas leurs désirs sexuels (traduit « impudicité » dans </w:t>
       </w:r>
-      <w:hyperlink r:id="rId996">
+      <w:hyperlink r:id="rId997">
         <w:r>
           <w:rPr>
             <w:lang w:val="fr_FR" w:bidi="fr_FR"/>
@@ -35215,7 +35233,7 @@
         </w:rPr>
         <w:t xml:space="preserve"> ; voir aussi </w:t>
       </w:r>
-      <w:hyperlink r:id="rId997">
+      <w:hyperlink r:id="rId998">
         <w:r>
           <w:rPr>
             <w:lang w:val="fr_FR" w:bidi="fr_FR"/>
@@ -35233,7 +35251,7 @@
         </w:rPr>
         <w:t xml:space="preserve"> ; </w:t>
       </w:r>
-      <w:hyperlink r:id="rId998">
+      <w:hyperlink r:id="rId999">
         <w:r>
           <w:rPr>
             <w:lang w:val="fr_FR" w:bidi="fr_FR"/>
@@ -35251,7 +35269,7 @@
         </w:rPr>
         <w:t xml:space="preserve">). C'est le même mot qui est traduit « dérèglement » dans </w:t>
       </w:r>
-      <w:hyperlink r:id="rId999">
+      <w:hyperlink r:id="rId1000">
         <w:r>
           <w:rPr>
             <w:lang w:val="fr_FR" w:bidi="fr_FR"/>
@@ -35401,7 +35419,7 @@
         </w:rPr>
         <w:t xml:space="preserve">Baal, le grand dieu de la tempête, roi des dieux, était la figure centrale du panthéon et était fonctionnellement bien plus important qu'El. Baal agissait comme premier ministre d'El et finira par le détrôner. « Baal » signifie simplement « Seigneur » et pouvait être appliqué à différents dieux. L'ancien dieu sémitique de la tempête Hadad deviendra rapidement le « Baal » par excellence toutefois. Hadad était considéré comme le « Seigneur du ciel », « celui qui prévaut », « l'exalté, Seigneur de la terre ». Lui seul régnait sur tout le reste. Son royaume était « éternel pour toutes les générations ». Il était le donateur de toute fertilité. À sa mort, toute végétation et procréation cessaient. Il était le dieu de la justice, la terreur des malfaiteurs. Baal était appelé le « fils de Dagon ». Dagon, signifiant « poisson », était la divinité principale d'Asdod (voir </w:t>
       </w:r>
-      <w:hyperlink r:id="rId1000">
+      <w:hyperlink r:id="rId1001">
         <w:r>
           <w:rPr>
             <w:lang w:val="fr_FR" w:bidi="fr_FR"/>
@@ -35473,7 +35491,7 @@
         </w:rPr>
         <w:t xml:space="preserve"> dans l'Ancien Testament, </w:t>
       </w:r>
-      <w:hyperlink r:id="rId1001">
+      <w:hyperlink r:id="rId1002">
         <w:r>
           <w:rPr>
             <w:lang w:val="fr_FR" w:bidi="fr_FR"/>
@@ -35491,7 +35509,7 @@
         </w:rPr>
         <w:t xml:space="preserve"> ; </w:t>
       </w:r>
-      <w:hyperlink r:id="rId1002">
+      <w:hyperlink r:id="rId1003">
         <w:r>
           <w:rPr>
             <w:lang w:val="fr_FR" w:bidi="fr_FR"/>
@@ -35579,7 +35597,7 @@
         </w:rPr>
         <w:t xml:space="preserve">Comme noté, le sacrifice humain est devenu une partie de la pratique religieuse en Canaan. </w:t>
       </w:r>
-      <w:hyperlink r:id="rId1003">
+      <w:hyperlink r:id="rId1004">
         <w:r>
           <w:rPr>
             <w:lang w:val="fr_FR" w:bidi="fr_FR"/>
@@ -35716,7 +35734,7 @@
         </w:rPr>
         <w:t>Dans le récit de la création dans le livre de la Genèse, Dieu crée le mariage comme l'union d'un homme et d'une femme qui deviennent « une seule chair » (</w:t>
       </w:r>
-      <w:hyperlink r:id="rId1004">
+      <w:hyperlink r:id="rId1005">
         <w:r>
           <w:rPr>
             <w:lang w:val="fr_FR" w:bidi="fr_FR"/>
@@ -35734,7 +35752,7 @@
         </w:rPr>
         <w:t>). Dieu institue ainsi le mariage avant l'entrée du péché dans le monde. Dans ce contexte, il ne peut être question qu'un tel mariage soit dissous. Durant son ministère, Jésus rappelle que cela a été le plan de Dieu pour le mariage dès le tout début. Il explique que cela veut dire que lorsque deux personnes deviennent « une seule chair », elles ne sont plus séparées, mais unies dans un lien qui ne peut être rompu par l'homme (</w:t>
       </w:r>
-      <w:hyperlink r:id="rId1005">
+      <w:hyperlink r:id="rId1006">
         <w:r>
           <w:rPr>
             <w:lang w:val="fr_FR" w:bidi="fr_FR"/>
@@ -35777,7 +35795,7 @@
         </w:rPr>
         <w:t>Lorsque le péché est entré dans le monde, il a profondément endommagé la relation entre les hommes et les femmes. Avant le péché, leurs besoins étaient centrés sur Dieu. Avec l'entrée du péché dans le monde, ils ont été soumis à ce à partir de quoi ils ont été fait. L'homme a désormais dû travailler la terre dont il avait été fait pour en tirer sa nourriture à la sueur de son front (</w:t>
       </w:r>
-      <w:hyperlink r:id="rId1006">
+      <w:hyperlink r:id="rId1007">
         <w:r>
           <w:rPr>
             <w:lang w:val="fr_FR" w:bidi="fr_FR"/>
@@ -35795,7 +35813,7 @@
         </w:rPr>
         <w:t xml:space="preserve"> ; </w:t>
       </w:r>
-      <w:hyperlink r:id="rId1007">
+      <w:hyperlink r:id="rId1008">
         <w:r>
           <w:rPr>
             <w:lang w:val="fr_FR" w:bidi="fr_FR"/>
@@ -35813,7 +35831,7 @@
         </w:rPr>
         <w:t>). La femme a désormais été soumise à la domination de l'homme, de qui elle avait été faite pour être son aide (</w:t>
       </w:r>
-      <w:hyperlink r:id="rId1008">
+      <w:hyperlink r:id="rId1009">
         <w:r>
           <w:rPr>
             <w:lang w:val="fr_FR" w:bidi="fr_FR"/>
@@ -35831,7 +35849,7 @@
         </w:rPr>
         <w:t xml:space="preserve"> ; </w:t>
       </w:r>
-      <w:hyperlink r:id="rId1009">
+      <w:hyperlink r:id="rId1010">
         <w:r>
           <w:rPr>
             <w:lang w:val="fr_FR" w:bidi="fr_FR"/>
@@ -35863,6 +35881,42 @@
         </w:rPr>
         <w:t>Avant la chute de l'humanité (quand l'homme a désobéit à Dieu dans le jardin d'Éden), la relation entre l'homme et sa femme était celle de deux personnes également créées à l'image de Dieu (</w:t>
       </w:r>
+      <w:hyperlink r:id="rId1011">
+        <w:r>
+          <w:rPr>
+            <w:lang w:val="fr_FR" w:bidi="fr_FR"/>
+          </w:rPr>
+          <w:rPr>
+            <w:color w:val="0000EE"/>
+            <w:u w:val="single"/>
+          </w:rPr>
+          <w:t>Gn 1.27</w:t>
+        </w:r>
+      </w:hyperlink>
+      <w:r>
+        <w:rPr>
+          <w:lang w:val="fr_FR" w:bidi="fr_FR"/>
+        </w:rPr>
+        <w:t xml:space="preserve">). Dieu leur avait donné ensemble la mission de remplir la terre et de l'assujettir (v. </w:t>
+      </w:r>
+      <w:hyperlink r:id="rId1012">
+        <w:r>
+          <w:rPr>
+            <w:lang w:val="fr_FR" w:bidi="fr_FR"/>
+          </w:rPr>
+          <w:rPr>
+            <w:color w:val="0000EE"/>
+            <w:u w:val="single"/>
+          </w:rPr>
+          <w:t>28</w:t>
+        </w:r>
+      </w:hyperlink>
+      <w:r>
+        <w:rPr>
+          <w:lang w:val="fr_FR" w:bidi="fr_FR"/>
+        </w:rPr>
+        <w:t>). Après la chute, l'homme domine sur la femme (</w:t>
+      </w:r>
       <w:hyperlink r:id="rId1010">
         <w:r>
           <w:rPr>
@@ -35872,42 +35926,6 @@
             <w:color w:val="0000EE"/>
             <w:u w:val="single"/>
           </w:rPr>
-          <w:t>Gn 1.27</w:t>
-        </w:r>
-      </w:hyperlink>
-      <w:r>
-        <w:rPr>
-          <w:lang w:val="fr_FR" w:bidi="fr_FR"/>
-        </w:rPr>
-        <w:t xml:space="preserve">). Dieu leur avait donné ensemble la mission de remplir la terre et de l'assujettir (v. </w:t>
-      </w:r>
-      <w:hyperlink r:id="rId1011">
-        <w:r>
-          <w:rPr>
-            <w:lang w:val="fr_FR" w:bidi="fr_FR"/>
-          </w:rPr>
-          <w:rPr>
-            <w:color w:val="0000EE"/>
-            <w:u w:val="single"/>
-          </w:rPr>
-          <w:t>28</w:t>
-        </w:r>
-      </w:hyperlink>
-      <w:r>
-        <w:rPr>
-          <w:lang w:val="fr_FR" w:bidi="fr_FR"/>
-        </w:rPr>
-        <w:t>). Après la chute, l'homme domine sur la femme (</w:t>
-      </w:r>
-      <w:hyperlink r:id="rId1009">
-        <w:r>
-          <w:rPr>
-            <w:lang w:val="fr_FR" w:bidi="fr_FR"/>
-          </w:rPr>
-          <w:rPr>
-            <w:color w:val="0000EE"/>
-            <w:u w:val="single"/>
-          </w:rPr>
           <w:t>Gn 3.16</w:t>
         </w:r>
       </w:hyperlink>
@@ -35917,7 +35935,7 @@
         </w:rPr>
         <w:t>). Avec l'arrivée du péché, les hommes ont acquis un pouvoir sur les femmes qu'ils n'avaient pas auparavant. Au lieu que le mariage reste défini comme « une seule chair », la domination de l'homme a rendu possible qu'il prenne plusieurs femmes. Cette inégalité entre l'homme et la femme a produit la polygamie (</w:t>
       </w:r>
-      <w:hyperlink r:id="rId1012">
+      <w:hyperlink r:id="rId1013">
         <w:r>
           <w:rPr>
             <w:lang w:val="fr_FR" w:bidi="fr_FR"/>
@@ -35935,7 +35953,7 @@
         </w:rPr>
         <w:t xml:space="preserve"> ; </w:t>
       </w:r>
-      <w:hyperlink r:id="rId1013">
+      <w:hyperlink r:id="rId1014">
         <w:r>
           <w:rPr>
             <w:lang w:val="fr_FR" w:bidi="fr_FR"/>
@@ -35953,7 +35971,7 @@
         </w:rPr>
         <w:t xml:space="preserve"> ; </w:t>
       </w:r>
-      <w:hyperlink r:id="rId1014">
+      <w:hyperlink r:id="rId1015">
         <w:r>
           <w:rPr>
             <w:lang w:val="fr_FR" w:bidi="fr_FR"/>
@@ -35971,7 +35989,7 @@
         </w:rPr>
         <w:t>). Elle a également conduit à la « monogamie en série », c'est-à-dire des hommes qui divorcent de leur épouse et en épousent une autre (</w:t>
       </w:r>
-      <w:hyperlink r:id="rId1015">
+      <w:hyperlink r:id="rId1016">
         <w:r>
           <w:rPr>
             <w:lang w:val="fr_FR" w:bidi="fr_FR"/>
@@ -36003,7 +36021,7 @@
         </w:rPr>
         <w:t>Le divorce est donc devenu pratique courante comme conséquence de la domination de l'homme sur la femme. Ni cette domination, ni le divorce, ne faisaient partie de la volonté de Dieu pour le mariage. Dans la loi de Moïse, Dieu pourvoit une loi sur le divorce qui reconnaît de fait que l'humanité vit désormais dans un monde pécheur (</w:t>
       </w:r>
-      <w:hyperlink r:id="rId1016">
+      <w:hyperlink r:id="rId1017">
         <w:r>
           <w:rPr>
             <w:lang w:val="fr_FR" w:bidi="fr_FR"/>
@@ -36035,6 +36053,56 @@
         </w:rPr>
         <w:t>Les règles de divorce du Deutéronome aidaient à protéger les femmes. Le divorce est décrit pour le cas où le mari avait trouvé « quelque chose de honteux » chez sa femme. Le mari devait avoir une raison et peut-être devait-il en justifier pour pouvoir divorcer. Ce qui était compris par « quelque chose de honteux » n'est pas expliqué et a fait l'objet de beaucoup de débat. Le mari devait aussi remettre un certificat de divorce à la femme, ce qui permettait à la femme de pouvoir se remarier (</w:t>
       </w:r>
+      <w:hyperlink r:id="rId1018">
+        <w:r>
+          <w:rPr>
+            <w:lang w:val="fr_FR" w:bidi="fr_FR"/>
+          </w:rPr>
+          <w:rPr>
+            <w:color w:val="0000EE"/>
+            <w:u w:val="single"/>
+          </w:rPr>
+          <w:t>Dt 24.1</w:t>
+        </w:r>
+      </w:hyperlink>
+      <w:r>
+        <w:rPr>
+          <w:lang w:val="fr_FR" w:bidi="fr_FR"/>
+        </w:rPr>
+        <w:t>). Ceci était très important pour protéger les femmes, car une femme sans mari pour pourvoir à ses besoins et la protéger était très vulnérable. De plus, si la femme se remariait et divorçait à nouveau ou devenait veuve, son premier mari ne pouvait pas l'épouser à nouveau. Dans cette situation, la femme est décrite comme ayant été souillée par ce qui s'est passé (</w:t>
+      </w:r>
+      <w:hyperlink r:id="rId1019">
+        <w:r>
+          <w:rPr>
+            <w:lang w:val="fr_FR" w:bidi="fr_FR"/>
+          </w:rPr>
+          <w:rPr>
+            <w:color w:val="0000EE"/>
+            <w:u w:val="single"/>
+          </w:rPr>
+          <w:t>Dt 24.4</w:t>
+        </w:r>
+      </w:hyperlink>
+      <w:r>
+        <w:rPr>
+          <w:lang w:val="fr_FR" w:bidi="fr_FR"/>
+        </w:rPr>
+        <w:t>).</w:t>
+      </w:r>
+    </w:p>
+    <w:p>
+      <w:pPr/>
+      <w:r>
+        <w:rPr>
+          <w:lang w:val="fr_FR" w:bidi="fr_FR"/>
+        </w:rPr>
+      </w:r>
+      <w:r>
+        <w:rPr>
+          <w:lang w:val="fr_FR" w:bidi="fr_FR"/>
+        </w:rPr>
+        <w:t>Dieu a permis le divorce dans la loi de Moïse à cause de la dureté du cœur humain (</w:t>
+      </w:r>
       <w:hyperlink r:id="rId1017">
         <w:r>
           <w:rPr>
@@ -36044,56 +36112,6 @@
             <w:color w:val="0000EE"/>
             <w:u w:val="single"/>
           </w:rPr>
-          <w:t>Dt 24.1</w:t>
-        </w:r>
-      </w:hyperlink>
-      <w:r>
-        <w:rPr>
-          <w:lang w:val="fr_FR" w:bidi="fr_FR"/>
-        </w:rPr>
-        <w:t>). Ceci était très important pour protéger les femmes, car une femme sans mari pour pourvoir à ses besoins et la protéger était très vulnérable. De plus, si la femme se remariait et divorçait à nouveau ou devenait veuve, son premier mari ne pouvait pas l'épouser à nouveau. Dans cette situation, la femme est décrite comme ayant été souillée par ce qui s'est passé (</w:t>
-      </w:r>
-      <w:hyperlink r:id="rId1018">
-        <w:r>
-          <w:rPr>
-            <w:lang w:val="fr_FR" w:bidi="fr_FR"/>
-          </w:rPr>
-          <w:rPr>
-            <w:color w:val="0000EE"/>
-            <w:u w:val="single"/>
-          </w:rPr>
-          <w:t>Dt 24.4</w:t>
-        </w:r>
-      </w:hyperlink>
-      <w:r>
-        <w:rPr>
-          <w:lang w:val="fr_FR" w:bidi="fr_FR"/>
-        </w:rPr>
-        <w:t>).</w:t>
-      </w:r>
-    </w:p>
-    <w:p>
-      <w:pPr/>
-      <w:r>
-        <w:rPr>
-          <w:lang w:val="fr_FR" w:bidi="fr_FR"/>
-        </w:rPr>
-      </w:r>
-      <w:r>
-        <w:rPr>
-          <w:lang w:val="fr_FR" w:bidi="fr_FR"/>
-        </w:rPr>
-        <w:t>Dieu a permis le divorce dans la loi de Moïse à cause de la dureté du cœur humain (</w:t>
-      </w:r>
-      <w:hyperlink r:id="rId1016">
-        <w:r>
-          <w:rPr>
-            <w:lang w:val="fr_FR" w:bidi="fr_FR"/>
-          </w:rPr>
-          <w:rPr>
-            <w:color w:val="0000EE"/>
-            <w:u w:val="single"/>
-          </w:rPr>
           <w:t>Mt 19.8</w:t>
         </w:r>
       </w:hyperlink>
@@ -36103,7 +36121,7 @@
         </w:rPr>
         <w:t>). Cependant, l'AT déclare clairement que Dieu hait le divorce (</w:t>
       </w:r>
-      <w:hyperlink r:id="rId1019">
+      <w:hyperlink r:id="rId1020">
         <w:r>
           <w:rPr>
             <w:lang w:val="fr_FR" w:bidi="fr_FR"/>
@@ -36146,7 +36164,7 @@
         </w:rPr>
         <w:t>Jésus est venu pour restaurer le plan original de Dieu pour la création. Il enseigne clairement que les anciennes règles concernant le divorce ne s'appliquent plus aux croyants. Jésus ramène ses disciples au dessein initial de Dieu pour le mariage. Ayant déclaré que le divorce avait été permis dans la loi de Moïse à cause de la dureté de cœur des Israélites, il précise : « au commencement, il n’en était pas ainsi » (</w:t>
       </w:r>
-      <w:hyperlink r:id="rId1016">
+      <w:hyperlink r:id="rId1017">
         <w:r>
           <w:rPr>
             <w:lang w:val="fr_FR" w:bidi="fr_FR"/>
@@ -36178,7 +36196,7 @@
         </w:rPr>
         <w:t xml:space="preserve">Dans </w:t>
       </w:r>
-      <w:hyperlink r:id="rId1020">
+      <w:hyperlink r:id="rId1021">
         <w:r>
           <w:rPr>
             <w:lang w:val="fr_FR" w:bidi="fr_FR"/>
@@ -36196,7 +36214,7 @@
         </w:rPr>
         <w:t xml:space="preserve"> Jésus refuse aux hommes le droit de divorcer sauf en cas d'infidélité (voir aussi </w:t>
       </w:r>
-      <w:hyperlink r:id="rId1021">
+      <w:hyperlink r:id="rId1022">
         <w:r>
           <w:rPr>
             <w:lang w:val="fr_FR" w:bidi="fr_FR"/>
@@ -36228,6 +36246,92 @@
         </w:rPr>
         <w:t xml:space="preserve">Jésus enseigne clairement que ni hommes ni femmes n'ont le droit de divorcer à leur guise devant Dieu (voir aussi </w:t>
       </w:r>
+      <w:hyperlink r:id="rId1023">
+        <w:r>
+          <w:rPr>
+            <w:lang w:val="fr_FR" w:bidi="fr_FR"/>
+          </w:rPr>
+          <w:rPr>
+            <w:color w:val="0000EE"/>
+            <w:u w:val="single"/>
+          </w:rPr>
+          <w:t>Mc 10.11–12</w:t>
+        </w:r>
+      </w:hyperlink>
+      <w:r>
+        <w:rPr>
+          <w:lang w:val="fr_FR" w:bidi="fr_FR"/>
+        </w:rPr>
+        <w:t>). Son enseignement rétablit le plan original de Dieu dans lequel le mariage est une union pour la vie, les deux devenant une chair inséparable. Ses disciples ont compris ce que cela signifiait. Cependant, ils étaient tellement habitués à ce que les hommes aient des droits spéciaux que leur première réaction a été de dire que s'il en était ainsi, il valait mieux rester célibataire que de s'engager dans un mariage pour la vie (</w:t>
+      </w:r>
+      <w:hyperlink r:id="rId1024">
+        <w:r>
+          <w:rPr>
+            <w:lang w:val="fr_FR" w:bidi="fr_FR"/>
+          </w:rPr>
+          <w:rPr>
+            <w:color w:val="0000EE"/>
+            <w:u w:val="single"/>
+          </w:rPr>
+          <w:t>Mt 19.10</w:t>
+        </w:r>
+      </w:hyperlink>
+      <w:r>
+        <w:rPr>
+          <w:lang w:val="fr_FR" w:bidi="fr_FR"/>
+        </w:rPr>
+        <w:t xml:space="preserve">). </w:t>
+      </w:r>
+    </w:p>
+    <w:p>
+      <w:pPr/>
+      <w:r>
+        <w:rPr>
+          <w:lang w:val="fr_FR" w:bidi="fr_FR"/>
+        </w:rPr>
+      </w:r>
+      <w:r>
+        <w:rPr>
+          <w:lang w:val="fr_FR" w:bidi="fr_FR"/>
+        </w:rPr>
+        <w:t>Le Nouveau Testament (NT) confirme l'enseignement de Jésus concernant le mariage en comparant la relation maritale à celle entre Christ et son Église (</w:t>
+      </w:r>
+      <w:hyperlink r:id="rId1025">
+        <w:r>
+          <w:rPr>
+            <w:lang w:val="fr_FR" w:bidi="fr_FR"/>
+          </w:rPr>
+          <w:rPr>
+            <w:color w:val="0000EE"/>
+            <w:u w:val="single"/>
+          </w:rPr>
+          <w:t>Ep 5.25</w:t>
+        </w:r>
+      </w:hyperlink>
+      <w:r>
+        <w:rPr>
+          <w:lang w:val="fr_FR" w:bidi="fr_FR"/>
+        </w:rPr>
+        <w:t>). Toutefois, même si le NT considère le mariage comme une union à vie, le divorce est permis dans deux situations. Dans chaque cas, le but est de protéger un conjoint lorsque l'autre abandonne la relation maritale. Jésus déclare que l'exception à l'interdiction de divorcer est quand l'un des époux a commis l'adultère (</w:t>
+      </w:r>
+      <w:hyperlink r:id="rId1026">
+        <w:r>
+          <w:rPr>
+            <w:lang w:val="fr_FR" w:bidi="fr_FR"/>
+          </w:rPr>
+          <w:rPr>
+            <w:color w:val="0000EE"/>
+            <w:u w:val="single"/>
+          </w:rPr>
+          <w:t>Mt 5.32</w:t>
+        </w:r>
+      </w:hyperlink>
+      <w:r>
+        <w:rPr>
+          <w:lang w:val="fr_FR" w:bidi="fr_FR"/>
+        </w:rPr>
+        <w:t xml:space="preserve"> ; </w:t>
+      </w:r>
       <w:hyperlink r:id="rId1022">
         <w:r>
           <w:rPr>
@@ -36237,6 +36341,124 @@
             <w:color w:val="0000EE"/>
             <w:u w:val="single"/>
           </w:rPr>
+          <w:t>19.9</w:t>
+        </w:r>
+      </w:hyperlink>
+      <w:r>
+        <w:rPr>
+          <w:lang w:val="fr_FR" w:bidi="fr_FR"/>
+        </w:rPr>
+        <w:t>). Ce n'est pas un commandement de divorcer. Le conjoint qui est victime de cette infidélité peut choisir de ne pas le faire. Toutefois, il n'est pas tenu de rester marié à un conjoint infidèle ou de le reprendre.</w:t>
+      </w:r>
+    </w:p>
+    <w:p>
+      <w:pPr/>
+      <w:r>
+        <w:rPr>
+          <w:lang w:val="fr_FR" w:bidi="fr_FR"/>
+        </w:rPr>
+      </w:r>
+      <w:r>
+        <w:rPr>
+          <w:lang w:val="fr_FR" w:bidi="fr_FR"/>
+        </w:rPr>
+        <w:t>Le NT permet le divorce dans une autre situation. Lorsqu'un conjoint non-chrétien choisit de partir, le chrétien n'est plus lié par la relation maritale (</w:t>
+      </w:r>
+      <w:hyperlink r:id="rId1027">
+        <w:r>
+          <w:rPr>
+            <w:lang w:val="fr_FR" w:bidi="fr_FR"/>
+          </w:rPr>
+          <w:rPr>
+            <w:color w:val="0000EE"/>
+            <w:u w:val="single"/>
+          </w:rPr>
+          <w:t>1Co 7.15</w:t>
+        </w:r>
+      </w:hyperlink>
+      <w:r>
+        <w:rPr>
+          <w:lang w:val="fr_FR" w:bidi="fr_FR"/>
+        </w:rPr>
+        <w:t>). Le chrétien peut donc divorcer en cas d'adultère de l'autre conjoint ou accepter le divorce qu'exige un conjoint non-chrétien. Si un couple chrétien se sépare, ni l'un ni l'autre n'ont le droit de se remarier. Ils doivent chercher la réconciliation (</w:t>
+      </w:r>
+      <w:hyperlink r:id="rId1028">
+        <w:r>
+          <w:rPr>
+            <w:lang w:val="fr_FR" w:bidi="fr_FR"/>
+          </w:rPr>
+          <w:rPr>
+            <w:color w:val="0000EE"/>
+            <w:u w:val="single"/>
+          </w:rPr>
+          <w:t>1Co 7.10–11</w:t>
+        </w:r>
+      </w:hyperlink>
+      <w:r>
+        <w:rPr>
+          <w:lang w:val="fr_FR" w:bidi="fr_FR"/>
+        </w:rPr>
+        <w:t>). Le chrétien victime d'infidélité ou victime d'abandon par un conjoint non-chrétien est libre de se remarier, mais seulement avec quelqu'un qui est également chrétien (</w:t>
+      </w:r>
+      <w:hyperlink r:id="rId1029">
+        <w:r>
+          <w:rPr>
+            <w:lang w:val="fr_FR" w:bidi="fr_FR"/>
+          </w:rPr>
+          <w:rPr>
+            <w:color w:val="0000EE"/>
+            <w:u w:val="single"/>
+          </w:rPr>
+          <w:t>1Co 7.39</w:t>
+        </w:r>
+      </w:hyperlink>
+      <w:r>
+        <w:rPr>
+          <w:lang w:val="fr_FR" w:bidi="fr_FR"/>
+        </w:rPr>
+        <w:t>).</w:t>
+      </w:r>
+    </w:p>
+    <w:p>
+      <w:pPr/>
+      <w:r>
+        <w:rPr>
+          <w:lang w:val="fr_FR" w:bidi="fr_FR"/>
+        </w:rPr>
+      </w:r>
+      <w:r>
+        <w:rPr>
+          <w:lang w:val="fr_FR" w:bidi="fr_FR"/>
+        </w:rPr>
+        <w:t>Si une personne seule n'a pas le don du célibat, elle devrait se marier (</w:t>
+      </w:r>
+      <w:hyperlink r:id="rId1030">
+        <w:r>
+          <w:rPr>
+            <w:lang w:val="fr_FR" w:bidi="fr_FR"/>
+          </w:rPr>
+          <w:rPr>
+            <w:color w:val="0000EE"/>
+            <w:u w:val="single"/>
+          </w:rPr>
+          <w:t>1Co 7.9</w:t>
+        </w:r>
+      </w:hyperlink>
+      <w:r>
+        <w:rPr>
+          <w:lang w:val="fr_FR" w:bidi="fr_FR"/>
+        </w:rPr>
+        <w:t>). Cela est applicable aux personnes redevenues célibataires à la suite d'un divorce causé par l'un des deux cas décrits ci-dessus. Cependant, l'enseignement de Jésus signifie clairement que les croyants ne devraient pas divorcer dans le but d'épouser quelqu'un d'autre (</w:t>
+      </w:r>
+      <w:hyperlink r:id="rId1023">
+        <w:r>
+          <w:rPr>
+            <w:lang w:val="fr_FR" w:bidi="fr_FR"/>
+          </w:rPr>
+          <w:rPr>
+            <w:color w:val="0000EE"/>
+            <w:u w:val="single"/>
+          </w:rPr>
           <w:t>Mc 10.11–12</w:t>
         </w:r>
       </w:hyperlink>
@@ -36244,213 +36466,9 @@
         <w:rPr>
           <w:lang w:val="fr_FR" w:bidi="fr_FR"/>
         </w:rPr>
-        <w:t>). Son enseignement rétablit le plan original de Dieu dans lequel le mariage est une union pour la vie, les deux devenant une chair inséparable. Ses disciples ont compris ce que cela signifiait. Cependant, ils étaient tellement habitués à ce que les hommes aient des droits spéciaux que leur première réaction a été de dire que s'il en était ainsi, il valait mieux rester célibataire que de s'engager dans un mariage pour la vie (</w:t>
-      </w:r>
-      <w:hyperlink r:id="rId1023">
-        <w:r>
-          <w:rPr>
-            <w:lang w:val="fr_FR" w:bidi="fr_FR"/>
-          </w:rPr>
-          <w:rPr>
-            <w:color w:val="0000EE"/>
-            <w:u w:val="single"/>
-          </w:rPr>
-          <w:t>Mt 19.10</w:t>
-        </w:r>
-      </w:hyperlink>
-      <w:r>
-        <w:rPr>
-          <w:lang w:val="fr_FR" w:bidi="fr_FR"/>
-        </w:rPr>
-        <w:t xml:space="preserve">). </w:t>
-      </w:r>
-    </w:p>
-    <w:p>
-      <w:pPr/>
-      <w:r>
-        <w:rPr>
-          <w:lang w:val="fr_FR" w:bidi="fr_FR"/>
-        </w:rPr>
-      </w:r>
-      <w:r>
-        <w:rPr>
-          <w:lang w:val="fr_FR" w:bidi="fr_FR"/>
-        </w:rPr>
-        <w:t>Le Nouveau Testament (NT) confirme l'enseignement de Jésus concernant le mariage en comparant la relation maritale à celle entre Christ et son Église (</w:t>
-      </w:r>
-      <w:hyperlink r:id="rId1024">
-        <w:r>
-          <w:rPr>
-            <w:lang w:val="fr_FR" w:bidi="fr_FR"/>
-          </w:rPr>
-          <w:rPr>
-            <w:color w:val="0000EE"/>
-            <w:u w:val="single"/>
-          </w:rPr>
-          <w:t>Ep 5.25</w:t>
-        </w:r>
-      </w:hyperlink>
-      <w:r>
-        <w:rPr>
-          <w:lang w:val="fr_FR" w:bidi="fr_FR"/>
-        </w:rPr>
-        <w:t>). Toutefois, même si le NT considère le mariage comme une union à vie, le divorce est permis dans deux situations. Dans chaque cas, le but est de protéger un conjoint lorsque l'autre abandonne la relation maritale. Jésus déclare que l'exception à l'interdiction de divorcer est quand l'un des époux a commis l'adultère (</w:t>
-      </w:r>
-      <w:hyperlink r:id="rId1025">
-        <w:r>
-          <w:rPr>
-            <w:lang w:val="fr_FR" w:bidi="fr_FR"/>
-          </w:rPr>
-          <w:rPr>
-            <w:color w:val="0000EE"/>
-            <w:u w:val="single"/>
-          </w:rPr>
-          <w:t>Mt 5.32</w:t>
-        </w:r>
-      </w:hyperlink>
-      <w:r>
-        <w:rPr>
-          <w:lang w:val="fr_FR" w:bidi="fr_FR"/>
-        </w:rPr>
         <w:t xml:space="preserve"> ; </w:t>
       </w:r>
-      <w:hyperlink r:id="rId1021">
-        <w:r>
-          <w:rPr>
-            <w:lang w:val="fr_FR" w:bidi="fr_FR"/>
-          </w:rPr>
-          <w:rPr>
-            <w:color w:val="0000EE"/>
-            <w:u w:val="single"/>
-          </w:rPr>
-          <w:t>19.9</w:t>
-        </w:r>
-      </w:hyperlink>
-      <w:r>
-        <w:rPr>
-          <w:lang w:val="fr_FR" w:bidi="fr_FR"/>
-        </w:rPr>
-        <w:t>). Ce n'est pas un commandement de divorcer. Le conjoint qui est victime de cette infidélité peut choisir de ne pas le faire. Toutefois, il n'est pas tenu de rester marié à un conjoint infidèle ou de le reprendre.</w:t>
-      </w:r>
-    </w:p>
-    <w:p>
-      <w:pPr/>
-      <w:r>
-        <w:rPr>
-          <w:lang w:val="fr_FR" w:bidi="fr_FR"/>
-        </w:rPr>
-      </w:r>
-      <w:r>
-        <w:rPr>
-          <w:lang w:val="fr_FR" w:bidi="fr_FR"/>
-        </w:rPr>
-        <w:t>Le NT permet le divorce dans une autre situation. Lorsqu'un conjoint non-chrétien choisit de partir, le chrétien n'est plus lié par la relation maritale (</w:t>
-      </w:r>
-      <w:hyperlink r:id="rId1026">
-        <w:r>
-          <w:rPr>
-            <w:lang w:val="fr_FR" w:bidi="fr_FR"/>
-          </w:rPr>
-          <w:rPr>
-            <w:color w:val="0000EE"/>
-            <w:u w:val="single"/>
-          </w:rPr>
-          <w:t>1Co 7.15</w:t>
-        </w:r>
-      </w:hyperlink>
-      <w:r>
-        <w:rPr>
-          <w:lang w:val="fr_FR" w:bidi="fr_FR"/>
-        </w:rPr>
-        <w:t>). Le chrétien peut donc divorcer en cas d'adultère de l'autre conjoint ou accepter le divorce qu'exige un conjoint non-chrétien. Si un couple chrétien se sépare, ni l'un ni l'autre n'ont le droit de se remarier. Ils doivent chercher la réconciliation (</w:t>
-      </w:r>
-      <w:hyperlink r:id="rId1027">
-        <w:r>
-          <w:rPr>
-            <w:lang w:val="fr_FR" w:bidi="fr_FR"/>
-          </w:rPr>
-          <w:rPr>
-            <w:color w:val="0000EE"/>
-            <w:u w:val="single"/>
-          </w:rPr>
-          <w:t>1Co 7.10–11</w:t>
-        </w:r>
-      </w:hyperlink>
-      <w:r>
-        <w:rPr>
-          <w:lang w:val="fr_FR" w:bidi="fr_FR"/>
-        </w:rPr>
-        <w:t>). Le chrétien victime d'infidélité ou victime d'abandon par un conjoint non-chrétien est libre de se remarier, mais seulement avec quelqu'un qui est également chrétien (</w:t>
-      </w:r>
-      <w:hyperlink r:id="rId1028">
-        <w:r>
-          <w:rPr>
-            <w:lang w:val="fr_FR" w:bidi="fr_FR"/>
-          </w:rPr>
-          <w:rPr>
-            <w:color w:val="0000EE"/>
-            <w:u w:val="single"/>
-          </w:rPr>
-          <w:t>1Co 7.39</w:t>
-        </w:r>
-      </w:hyperlink>
-      <w:r>
-        <w:rPr>
-          <w:lang w:val="fr_FR" w:bidi="fr_FR"/>
-        </w:rPr>
-        <w:t>).</w:t>
-      </w:r>
-    </w:p>
-    <w:p>
-      <w:pPr/>
-      <w:r>
-        <w:rPr>
-          <w:lang w:val="fr_FR" w:bidi="fr_FR"/>
-        </w:rPr>
-      </w:r>
-      <w:r>
-        <w:rPr>
-          <w:lang w:val="fr_FR" w:bidi="fr_FR"/>
-        </w:rPr>
-        <w:t>Si une personne seule n'a pas le don du célibat, elle devrait se marier (</w:t>
-      </w:r>
-      <w:hyperlink r:id="rId1029">
-        <w:r>
-          <w:rPr>
-            <w:lang w:val="fr_FR" w:bidi="fr_FR"/>
-          </w:rPr>
-          <w:rPr>
-            <w:color w:val="0000EE"/>
-            <w:u w:val="single"/>
-          </w:rPr>
-          <w:t>1Co 7.9</w:t>
-        </w:r>
-      </w:hyperlink>
-      <w:r>
-        <w:rPr>
-          <w:lang w:val="fr_FR" w:bidi="fr_FR"/>
-        </w:rPr>
-        <w:t>). Cela est applicable aux personnes redevenues célibataires à la suite d'un divorce causé par l'un des deux cas décrits ci-dessus. Cependant, l'enseignement de Jésus signifie clairement que les croyants ne devraient pas divorcer dans le but d'épouser quelqu'un d'autre (</w:t>
-      </w:r>
-      <w:hyperlink r:id="rId1022">
-        <w:r>
-          <w:rPr>
-            <w:lang w:val="fr_FR" w:bidi="fr_FR"/>
-          </w:rPr>
-          <w:rPr>
-            <w:color w:val="0000EE"/>
-            <w:u w:val="single"/>
-          </w:rPr>
-          <w:t>Mc 10.11–12</w:t>
-        </w:r>
-      </w:hyperlink>
-      <w:r>
-        <w:rPr>
-          <w:lang w:val="fr_FR" w:bidi="fr_FR"/>
-        </w:rPr>
-        <w:t xml:space="preserve"> ; </w:t>
-      </w:r>
-      <w:hyperlink r:id="rId1030">
+      <w:hyperlink r:id="rId1031">
         <w:r>
           <w:rPr>
             <w:lang w:val="fr_FR" w:bidi="fr_FR"/>
@@ -36599,7 +36617,7 @@
         </w:rPr>
         <w:t>Lettre qu'un homme devait donner quand il renvoyait sa femme pour déclarer qu'elle n'était plus sa femme. La loi de Moïse obligeait tout homme qui renvoyait sa femme à lui donner cette lettre (</w:t>
       </w:r>
-      <w:hyperlink r:id="rId1015">
+      <w:hyperlink r:id="rId1016">
         <w:r>
           <w:rPr>
             <w:lang w:val="fr_FR" w:bidi="fr_FR"/>
@@ -36617,7 +36635,7 @@
         </w:rPr>
         <w:t xml:space="preserve"> ; voir </w:t>
       </w:r>
-      <w:hyperlink r:id="rId1031">
+      <w:hyperlink r:id="rId1032">
         <w:r>
           <w:rPr>
             <w:lang w:val="fr_FR" w:bidi="fr_FR"/>
@@ -36635,7 +36653,7 @@
         </w:rPr>
         <w:t xml:space="preserve"> ; </w:t>
       </w:r>
-      <w:hyperlink r:id="rId1032">
+      <w:hyperlink r:id="rId1033">
         <w:r>
           <w:rPr>
             <w:lang w:val="fr_FR" w:bidi="fr_FR"/>
@@ -36653,7 +36671,7 @@
         </w:rPr>
         <w:t xml:space="preserve"> ; </w:t>
       </w:r>
-      <w:hyperlink r:id="rId1033">
+      <w:hyperlink r:id="rId1034">
         <w:r>
           <w:rPr>
             <w:lang w:val="fr_FR" w:bidi="fr_FR"/>
@@ -36685,7 +36703,7 @@
         </w:rPr>
         <w:t xml:space="preserve">Les paroles de Dieu prononcés dans </w:t>
       </w:r>
-      <w:hyperlink r:id="rId1034">
+      <w:hyperlink r:id="rId1035">
         <w:r>
           <w:rPr>
             <w:lang w:val="fr_FR" w:bidi="fr_FR"/>
@@ -36715,7 +36733,7 @@
         </w:rPr>
         <w:t xml:space="preserve"> ». Les prophètes de l'Ancien Testament parlent plusieurs fois de lettre de divorce pour montrer que Dieu voulait se séparer de son peuple, qui lui était infidèle (</w:t>
       </w:r>
-      <w:hyperlink r:id="rId1035">
+      <w:hyperlink r:id="rId1036">
         <w:r>
           <w:rPr>
             <w:lang w:val="fr_FR" w:bidi="fr_FR"/>
@@ -36733,7 +36751,7 @@
         </w:rPr>
         <w:t xml:space="preserve"> ; </w:t>
       </w:r>
-      <w:hyperlink r:id="rId1036">
+      <w:hyperlink r:id="rId1037">
         <w:r>
           <w:rPr>
             <w:lang w:val="fr_FR" w:bidi="fr_FR"/>
@@ -36856,7 +36874,7 @@
         </w:rPr>
         <w:t xml:space="preserve">Un docteur de la loi est un « enseignant de la loi ». C'est un spécialiste dans le domaine de la loi biblique, c'est-à-dire de l'Ancien Testament. Ce titre est mentionné dans </w:t>
       </w:r>
-      <w:hyperlink r:id="rId1037">
+      <w:hyperlink r:id="rId1038">
         <w:r>
           <w:rPr>
             <w:lang w:val="fr_FR" w:bidi="fr_FR"/>
@@ -36874,7 +36892,7 @@
         </w:rPr>
         <w:t xml:space="preserve"> et </w:t>
       </w:r>
-      <w:hyperlink r:id="rId1038">
+      <w:hyperlink r:id="rId1039">
         <w:r>
           <w:rPr>
             <w:lang w:val="fr_FR" w:bidi="fr_FR"/>
@@ -36985,7 +37003,7 @@
         </w:rPr>
         <w:t>Descendant d'Achochi. Dodaï était un commandant de l'une des douze divisions de soldats israélites pendant le règne du roi David. Chaque division comptait vingt quatre mille hommes (</w:t>
       </w:r>
-      <w:hyperlink r:id="rId1039">
+      <w:hyperlink r:id="rId1040">
         <w:r>
           <w:rPr>
             <w:lang w:val="fr_FR" w:bidi="fr_FR"/>
@@ -37003,7 +37021,7 @@
         </w:rPr>
         <w:t xml:space="preserve">). Dodaï pourrait également se référer à Dodo, le père d'Éléazar dans </w:t>
       </w:r>
-      <w:hyperlink r:id="rId1040">
+      <w:hyperlink r:id="rId1041">
         <w:r>
           <w:rPr>
             <w:lang w:val="fr_FR" w:bidi="fr_FR"/>
@@ -37021,7 +37039,7 @@
         </w:rPr>
         <w:t xml:space="preserve"> </w:t>
       </w:r>
-      <w:hyperlink r:id="rId1040">
+      <w:hyperlink r:id="rId1041">
         <w:r>
           <w:rPr>
             <w:lang w:val="fr_FR" w:bidi="fr_FR"/>
@@ -37039,7 +37057,7 @@
         </w:rPr>
         <w:t xml:space="preserve"> et </w:t>
       </w:r>
-      <w:hyperlink r:id="rId1041">
+      <w:hyperlink r:id="rId1042">
         <w:r>
           <w:rPr>
             <w:lang w:val="fr_FR" w:bidi="fr_FR"/>
@@ -37057,7 +37075,7 @@
         </w:rPr>
         <w:t xml:space="preserve"> </w:t>
       </w:r>
-      <w:hyperlink r:id="rId1041">
+      <w:hyperlink r:id="rId1042">
         <w:r>
           <w:rPr>
             <w:lang w:val="fr_FR" w:bidi="fr_FR"/>
@@ -37156,7 +37174,7 @@
         </w:rPr>
         <w:t>Descendants du fils de Noé, Japhet (</w:t>
       </w:r>
-      <w:hyperlink r:id="rId1042">
+      <w:hyperlink r:id="rId1043">
         <w:r>
           <w:rPr>
             <w:lang w:val="fr_FR" w:bidi="fr_FR"/>
@@ -37174,7 +37192,7 @@
         </w:rPr>
         <w:t xml:space="preserve">). Le nom est corrigé en Rodanim dans </w:t>
       </w:r>
-      <w:hyperlink r:id="rId1043">
+      <w:hyperlink r:id="rId1044">
         <w:r>
           <w:rPr>
             <w:lang w:val="fr_FR" w:bidi="fr_FR"/>
@@ -37265,7 +37283,7 @@
         </w:rPr>
         <w:t>Habitant de Maréscha et père d'Éliézer le prophète. Éliézer parlera contre le roi Josaphat de Juda à cause de son alliance avec le roi Achazia d'Israël (</w:t>
       </w:r>
-      <w:hyperlink r:id="rId1044">
+      <w:hyperlink r:id="rId1045">
         <w:r>
           <w:rPr>
             <w:lang w:val="fr_FR" w:bidi="fr_FR"/>
@@ -37339,7 +37357,7 @@
         </w:rPr>
         <w:t>Grand-père de Thola. Thola était un juge mineur qui rendait la justice en Israël depuis sa ville natale, Schamir (</w:t>
       </w:r>
-      <w:hyperlink r:id="rId1045">
+      <w:hyperlink r:id="rId1046">
         <w:r>
           <w:rPr>
             <w:lang w:val="fr_FR" w:bidi="fr_FR"/>
@@ -37387,43 +37405,43 @@
         </w:rPr>
         <w:t xml:space="preserve"> » de David (</w:t>
       </w:r>
+      <w:hyperlink r:id="rId1041">
+        <w:r>
+          <w:rPr>
+            <w:lang w:val="fr_FR" w:bidi="fr_FR"/>
+          </w:rPr>
+          <w:rPr>
+            <w:color w:val="0000EE"/>
+            <w:u w:val="single"/>
+          </w:rPr>
+          <w:t>2S 23.9</w:t>
+        </w:r>
+      </w:hyperlink>
+      <w:r>
+        <w:rPr>
+          <w:lang w:val="fr_FR" w:bidi="fr_FR"/>
+        </w:rPr>
+        <w:t xml:space="preserve"> ; </w:t>
+      </w:r>
+      <w:hyperlink r:id="rId1042">
+        <w:r>
+          <w:rPr>
+            <w:lang w:val="fr_FR" w:bidi="fr_FR"/>
+          </w:rPr>
+          <w:rPr>
+            <w:color w:val="0000EE"/>
+            <w:u w:val="single"/>
+          </w:rPr>
+          <w:t>1Ch 11.12</w:t>
+        </w:r>
+      </w:hyperlink>
+      <w:r>
+        <w:rPr>
+          <w:lang w:val="fr_FR" w:bidi="fr_FR"/>
+        </w:rPr>
+        <w:t xml:space="preserve">). Dodo peut être identifié avec Dodaï l'Ahohite dans </w:t>
+      </w:r>
       <w:hyperlink r:id="rId1040">
-        <w:r>
-          <w:rPr>
-            <w:lang w:val="fr_FR" w:bidi="fr_FR"/>
-          </w:rPr>
-          <w:rPr>
-            <w:color w:val="0000EE"/>
-            <w:u w:val="single"/>
-          </w:rPr>
-          <w:t>2S 23.9</w:t>
-        </w:r>
-      </w:hyperlink>
-      <w:r>
-        <w:rPr>
-          <w:lang w:val="fr_FR" w:bidi="fr_FR"/>
-        </w:rPr>
-        <w:t xml:space="preserve"> ; </w:t>
-      </w:r>
-      <w:hyperlink r:id="rId1041">
-        <w:r>
-          <w:rPr>
-            <w:lang w:val="fr_FR" w:bidi="fr_FR"/>
-          </w:rPr>
-          <w:rPr>
-            <w:color w:val="0000EE"/>
-            <w:u w:val="single"/>
-          </w:rPr>
-          <w:t>1Ch 11.12</w:t>
-        </w:r>
-      </w:hyperlink>
-      <w:r>
-        <w:rPr>
-          <w:lang w:val="fr_FR" w:bidi="fr_FR"/>
-        </w:rPr>
-        <w:t xml:space="preserve">). Dodo peut être identifié avec Dodaï l'Ahohite dans </w:t>
-      </w:r>
-      <w:hyperlink r:id="rId1039">
         <w:r>
           <w:rPr>
             <w:lang w:val="fr_FR" w:bidi="fr_FR"/>
@@ -37485,7 +37503,7 @@
         </w:rPr>
         <w:t>Père d'Elchanan. Elchanan était l'un des vaillants hommes de David connus sous le nom des « Trente » (</w:t>
       </w:r>
-      <w:hyperlink r:id="rId1046">
+      <w:hyperlink r:id="rId1047">
         <w:r>
           <w:rPr>
             <w:lang w:val="fr_FR" w:bidi="fr_FR"/>
@@ -37503,7 +37521,7 @@
         </w:rPr>
         <w:t xml:space="preserve"> ; </w:t>
       </w:r>
-      <w:hyperlink r:id="rId1047">
+      <w:hyperlink r:id="rId1048">
         <w:r>
           <w:rPr>
             <w:lang w:val="fr_FR" w:bidi="fr_FR"/>
@@ -37569,7 +37587,7 @@
         </w:rPr>
         <w:t>Doëg était un fonctionnaire qui travaillait pour le roi Saül. Saül lui ordonnera de tuer les prêtres innocents à Nob (</w:t>
       </w:r>
-      <w:hyperlink r:id="rId1048">
+      <w:hyperlink r:id="rId1049">
         <w:r>
           <w:rPr>
             <w:lang w:val="fr_FR" w:bidi="fr_FR"/>
@@ -37619,7 +37637,7 @@
         </w:rPr>
         <w:t>Saül nommera Doëg responsable de ses troupeaux (</w:t>
       </w:r>
-      <w:hyperlink r:id="rId1049">
+      <w:hyperlink r:id="rId1050">
         <w:r>
           <w:rPr>
             <w:lang w:val="fr_FR" w:bidi="fr_FR"/>
@@ -37637,6 +37655,38 @@
         </w:rPr>
         <w:t>Le roi David avait également plus tard un étranger responsable de son bétail (</w:t>
       </w:r>
+      <w:hyperlink r:id="rId1051">
+        <w:r>
+          <w:rPr>
+            <w:lang w:val="fr_FR" w:bidi="fr_FR"/>
+          </w:rPr>
+          <w:rPr>
+            <w:color w:val="0000EE"/>
+            <w:u w:val="single"/>
+          </w:rPr>
+          <w:t>1Ch 27.30</w:t>
+        </w:r>
+      </w:hyperlink>
+      <w:r>
+        <w:rPr>
+          <w:lang w:val="fr_FR" w:bidi="fr_FR"/>
+        </w:rPr>
+        <w:t>).</w:t>
+      </w:r>
+    </w:p>
+    <w:p>
+      <w:pPr/>
+      <w:r>
+        <w:rPr>
+          <w:lang w:val="fr_FR" w:bidi="fr_FR"/>
+        </w:rPr>
+      </w:r>
+      <w:r>
+        <w:rPr>
+          <w:lang w:val="fr_FR" w:bidi="fr_FR"/>
+        </w:rPr>
+        <w:t>La Bible n'explique pas clairement pourquoi Doëg se trouvait au sanctuaire de Nob (</w:t>
+      </w:r>
       <w:hyperlink r:id="rId1050">
         <w:r>
           <w:rPr>
@@ -37646,38 +37696,6 @@
             <w:color w:val="0000EE"/>
             <w:u w:val="single"/>
           </w:rPr>
-          <w:t>1Ch 27.30</w:t>
-        </w:r>
-      </w:hyperlink>
-      <w:r>
-        <w:rPr>
-          <w:lang w:val="fr_FR" w:bidi="fr_FR"/>
-        </w:rPr>
-        <w:t>).</w:t>
-      </w:r>
-    </w:p>
-    <w:p>
-      <w:pPr/>
-      <w:r>
-        <w:rPr>
-          <w:lang w:val="fr_FR" w:bidi="fr_FR"/>
-        </w:rPr>
-      </w:r>
-      <w:r>
-        <w:rPr>
-          <w:lang w:val="fr_FR" w:bidi="fr_FR"/>
-        </w:rPr>
-        <w:t>La Bible n'explique pas clairement pourquoi Doëg se trouvait au sanctuaire de Nob (</w:t>
-      </w:r>
-      <w:hyperlink r:id="rId1049">
-        <w:r>
-          <w:rPr>
-            <w:lang w:val="fr_FR" w:bidi="fr_FR"/>
-          </w:rPr>
-          <w:rPr>
-            <w:color w:val="0000EE"/>
-            <w:u w:val="single"/>
-          </w:rPr>
           <w:t>1S 21.7</w:t>
         </w:r>
       </w:hyperlink>
@@ -37687,7 +37705,7 @@
         </w:rPr>
         <w:t xml:space="preserve">). Il se peut qu'il y ait été pour une raison religieuse. S'il traversait un processus de purification, cela aurait pu l'obliger à y rester (comme un vœu de naziréat décrit dans </w:t>
       </w:r>
-      <w:hyperlink r:id="rId1051">
+      <w:hyperlink r:id="rId1052">
         <w:r>
           <w:rPr>
             <w:lang w:val="fr_FR" w:bidi="fr_FR"/>
@@ -37719,7 +37737,7 @@
         </w:rPr>
         <w:t>Ce que nous savons est que pendant qu'il se trouvait à Nob, Doëg verra les prêtres accueillir David et lui donner de la nourriture et une arme : l'épée de Goliath (</w:t>
       </w:r>
-      <w:hyperlink r:id="rId1052">
+      <w:hyperlink r:id="rId1053">
         <w:r>
           <w:rPr>
             <w:lang w:val="fr_FR" w:bidi="fr_FR"/>
@@ -37737,7 +37755,7 @@
         </w:rPr>
         <w:t>). Peu de temps après, Doëg aura l'occasion de rapporter cela à Saül (</w:t>
       </w:r>
-      <w:hyperlink r:id="rId1053">
+      <w:hyperlink r:id="rId1054">
         <w:r>
           <w:rPr>
             <w:lang w:val="fr_FR" w:bidi="fr_FR"/>
@@ -37755,7 +37773,7 @@
         </w:rPr>
         <w:t xml:space="preserve"> ; </w:t>
       </w:r>
-      <w:hyperlink r:id="rId1054">
+      <w:hyperlink r:id="rId1055">
         <w:r>
           <w:rPr>
             <w:lang w:val="fr_FR" w:bidi="fr_FR"/>
@@ -37787,7 +37805,7 @@
         </w:rPr>
         <w:t>Le caractère de Doëg est révélé lorsqu'il tue brutalement les prêtres et tous les habitants de la ville de Nob (</w:t>
       </w:r>
-      <w:hyperlink r:id="rId1055">
+      <w:hyperlink r:id="rId1056">
         <w:r>
           <w:rPr>
             <w:lang w:val="fr_FR" w:bidi="fr_FR"/>
@@ -37853,7 +37871,7 @@
         </w:rPr>
         <w:t>Nom d'une région près du désert de Sin. Dophka est l'endroit où les Israélites ont campé en route vers la montagne du Sinaï (</w:t>
       </w:r>
-      <w:hyperlink r:id="rId1056">
+      <w:hyperlink r:id="rId1057">
         <w:r>
           <w:rPr>
             <w:lang w:val="fr_FR" w:bidi="fr_FR"/>
@@ -37952,7 +37970,7 @@
         </w:rPr>
         <w:t>Ville palestinienne fortifiée (moderne el-Burj) située le long de la côte méditerranéenne, au sud du mont Carmel et à 13 km au nord de Césarée. Elle est mentionnée occasionnellement en lien avec des événements de la période des juges et de la monarchie unie (</w:t>
       </w:r>
-      <w:hyperlink r:id="rId1057">
+      <w:hyperlink r:id="rId1058">
         <w:r>
           <w:rPr>
             <w:lang w:val="fr_FR" w:bidi="fr_FR"/>
@@ -37970,7 +37988,7 @@
         </w:rPr>
         <w:t xml:space="preserve"> ; </w:t>
       </w:r>
-      <w:hyperlink r:id="rId1058">
+      <w:hyperlink r:id="rId1059">
         <w:r>
           <w:rPr>
             <w:lang w:val="fr_FR" w:bidi="fr_FR"/>
@@ -37988,115 +38006,115 @@
         </w:rPr>
         <w:t xml:space="preserve"> ; </w:t>
       </w:r>
+      <w:hyperlink r:id="rId1060">
+        <w:r>
+          <w:rPr>
+            <w:lang w:val="fr_FR" w:bidi="fr_FR"/>
+          </w:rPr>
+          <w:rPr>
+            <w:color w:val="0000EE"/>
+            <w:u w:val="single"/>
+          </w:rPr>
+          <w:t>1Ch 7.29</w:t>
+        </w:r>
+      </w:hyperlink>
+      <w:r>
+        <w:rPr>
+          <w:lang w:val="fr_FR" w:bidi="fr_FR"/>
+        </w:rPr>
+        <w:t>). Dor est sans doute la même ville que Naphath-Dor (</w:t>
+      </w:r>
+      <w:hyperlink r:id="rId1061">
+        <w:r>
+          <w:rPr>
+            <w:lang w:val="fr_FR" w:bidi="fr_FR"/>
+          </w:rPr>
+          <w:rPr>
+            <w:color w:val="0000EE"/>
+            <w:u w:val="single"/>
+          </w:rPr>
+          <w:t>Jos 12.23</w:t>
+        </w:r>
+      </w:hyperlink>
+      <w:r>
+        <w:rPr>
+          <w:lang w:val="fr_FR" w:bidi="fr_FR"/>
+        </w:rPr>
+        <w:t xml:space="preserve"> ; </w:t>
+      </w:r>
+      <w:hyperlink r:id="rId1062">
+        <w:r>
+          <w:rPr>
+            <w:lang w:val="fr_FR" w:bidi="fr_FR"/>
+          </w:rPr>
+          <w:rPr>
+            <w:color w:val="0000EE"/>
+            <w:u w:val="single"/>
+          </w:rPr>
+          <w:t>1R 4.11</w:t>
+        </w:r>
+      </w:hyperlink>
+      <w:r>
+        <w:rPr>
+          <w:lang w:val="fr_FR" w:bidi="fr_FR"/>
+        </w:rPr>
+        <w:t>) et les hauteurs de Dor (</w:t>
+      </w:r>
+      <w:hyperlink r:id="rId1063">
+        <w:r>
+          <w:rPr>
+            <w:lang w:val="fr_FR" w:bidi="fr_FR"/>
+          </w:rPr>
+          <w:rPr>
+            <w:color w:val="0000EE"/>
+            <w:u w:val="single"/>
+          </w:rPr>
+          <w:t>Jos 11.2</w:t>
+        </w:r>
+      </w:hyperlink>
+      <w:r>
+        <w:rPr>
+          <w:lang w:val="fr_FR" w:bidi="fr_FR"/>
+        </w:rPr>
+        <w:t>). Pendant les jours de la Conquête, le roi de Dor rejoindra la confédération de Jabin contre Josué (</w:t>
+      </w:r>
+      <w:hyperlink r:id="rId1063">
+        <w:r>
+          <w:rPr>
+            <w:lang w:val="fr_FR" w:bidi="fr_FR"/>
+          </w:rPr>
+          <w:rPr>
+            <w:color w:val="0000EE"/>
+            <w:u w:val="single"/>
+          </w:rPr>
+          <w:t>Jos 11.2</w:t>
+        </w:r>
+      </w:hyperlink>
+      <w:r>
+        <w:rPr>
+          <w:lang w:val="fr_FR" w:bidi="fr_FR"/>
+        </w:rPr>
+        <w:t>), mais sera vaincu (</w:t>
+      </w:r>
+      <w:hyperlink r:id="rId1061">
+        <w:r>
+          <w:rPr>
+            <w:lang w:val="fr_FR" w:bidi="fr_FR"/>
+          </w:rPr>
+          <w:rPr>
+            <w:color w:val="0000EE"/>
+            <w:u w:val="single"/>
+          </w:rPr>
+          <w:t>12.23</w:t>
+        </w:r>
+      </w:hyperlink>
+      <w:r>
+        <w:rPr>
+          <w:lang w:val="fr_FR" w:bidi="fr_FR"/>
+        </w:rPr>
+        <w:t>). La ville sera assignée à la tribu de Manassé, mais cette dernière ne parviendra pas à déposséder ses habitants (</w:t>
+      </w:r>
       <w:hyperlink r:id="rId1059">
-        <w:r>
-          <w:rPr>
-            <w:lang w:val="fr_FR" w:bidi="fr_FR"/>
-          </w:rPr>
-          <w:rPr>
-            <w:color w:val="0000EE"/>
-            <w:u w:val="single"/>
-          </w:rPr>
-          <w:t>1Ch 7.29</w:t>
-        </w:r>
-      </w:hyperlink>
-      <w:r>
-        <w:rPr>
-          <w:lang w:val="fr_FR" w:bidi="fr_FR"/>
-        </w:rPr>
-        <w:t>). Dor est sans doute la même ville que Naphath-Dor (</w:t>
-      </w:r>
-      <w:hyperlink r:id="rId1060">
-        <w:r>
-          <w:rPr>
-            <w:lang w:val="fr_FR" w:bidi="fr_FR"/>
-          </w:rPr>
-          <w:rPr>
-            <w:color w:val="0000EE"/>
-            <w:u w:val="single"/>
-          </w:rPr>
-          <w:t>Jos 12.23</w:t>
-        </w:r>
-      </w:hyperlink>
-      <w:r>
-        <w:rPr>
-          <w:lang w:val="fr_FR" w:bidi="fr_FR"/>
-        </w:rPr>
-        <w:t xml:space="preserve"> ; </w:t>
-      </w:r>
-      <w:hyperlink r:id="rId1061">
-        <w:r>
-          <w:rPr>
-            <w:lang w:val="fr_FR" w:bidi="fr_FR"/>
-          </w:rPr>
-          <w:rPr>
-            <w:color w:val="0000EE"/>
-            <w:u w:val="single"/>
-          </w:rPr>
-          <w:t>1R 4.11</w:t>
-        </w:r>
-      </w:hyperlink>
-      <w:r>
-        <w:rPr>
-          <w:lang w:val="fr_FR" w:bidi="fr_FR"/>
-        </w:rPr>
-        <w:t>) et les hauteurs de Dor (</w:t>
-      </w:r>
-      <w:hyperlink r:id="rId1062">
-        <w:r>
-          <w:rPr>
-            <w:lang w:val="fr_FR" w:bidi="fr_FR"/>
-          </w:rPr>
-          <w:rPr>
-            <w:color w:val="0000EE"/>
-            <w:u w:val="single"/>
-          </w:rPr>
-          <w:t>Jos 11.2</w:t>
-        </w:r>
-      </w:hyperlink>
-      <w:r>
-        <w:rPr>
-          <w:lang w:val="fr_FR" w:bidi="fr_FR"/>
-        </w:rPr>
-        <w:t>). Pendant les jours de la Conquête, le roi de Dor rejoindra la confédération de Jabin contre Josué (</w:t>
-      </w:r>
-      <w:hyperlink r:id="rId1062">
-        <w:r>
-          <w:rPr>
-            <w:lang w:val="fr_FR" w:bidi="fr_FR"/>
-          </w:rPr>
-          <w:rPr>
-            <w:color w:val="0000EE"/>
-            <w:u w:val="single"/>
-          </w:rPr>
-          <w:t>Jos 11.2</w:t>
-        </w:r>
-      </w:hyperlink>
-      <w:r>
-        <w:rPr>
-          <w:lang w:val="fr_FR" w:bidi="fr_FR"/>
-        </w:rPr>
-        <w:t>), mais sera vaincu (</w:t>
-      </w:r>
-      <w:hyperlink r:id="rId1060">
-        <w:r>
-          <w:rPr>
-            <w:lang w:val="fr_FR" w:bidi="fr_FR"/>
-          </w:rPr>
-          <w:rPr>
-            <w:color w:val="0000EE"/>
-            <w:u w:val="single"/>
-          </w:rPr>
-          <w:t>12.23</w:t>
-        </w:r>
-      </w:hyperlink>
-      <w:r>
-        <w:rPr>
-          <w:lang w:val="fr_FR" w:bidi="fr_FR"/>
-        </w:rPr>
-        <w:t>). La ville sera assignée à la tribu de Manassé, mais cette dernière ne parviendra pas à déposséder ses habitants (</w:t>
-      </w:r>
-      <w:hyperlink r:id="rId1058">
         <w:r>
           <w:rPr>
             <w:lang w:val="fr_FR" w:bidi="fr_FR"/>
@@ -38162,7 +38180,7 @@
         </w:rPr>
         <w:t>Dorcas était une femme chrétienne qui vivait à Joppé en Judée. Les gens la connaissaient pour ses actes de charité (</w:t>
       </w:r>
-      <w:hyperlink r:id="rId1063">
+      <w:hyperlink r:id="rId1064">
         <w:r>
           <w:rPr>
             <w:lang w:val="fr_FR" w:bidi="fr_FR"/>
@@ -38180,7 +38198,7 @@
         </w:rPr>
         <w:t xml:space="preserve">). </w:t>
       </w:r>
-      <w:hyperlink r:id="rId916">
+      <w:hyperlink r:id="rId917">
         <w:r>
           <w:rPr>
             <w:lang w:val="fr_FR" w:bidi="fr_FR"/>
@@ -38198,7 +38216,7 @@
         </w:rPr>
         <w:t>désigne</w:t>
       </w:r>
-      <w:hyperlink r:id="rId916">
+      <w:hyperlink r:id="rId917">
         <w:r>
           <w:rPr>
             <w:lang w:val="fr_FR" w:bidi="fr_FR"/>
@@ -38216,7 +38234,7 @@
         </w:rPr>
         <w:t>Dorcas comme une disciple</w:t>
       </w:r>
-      <w:hyperlink r:id="rId916">
+      <w:hyperlink r:id="rId917">
         <w:r>
           <w:rPr>
             <w:lang w:val="fr_FR" w:bidi="fr_FR"/>
@@ -38321,7 +38339,7 @@
         </w:rPr>
         <w:t>Le sommeil dont le corps humain a besoin est considéré un précieux don de Dieu (</w:t>
       </w:r>
-      <w:hyperlink r:id="rId1064">
+      <w:hyperlink r:id="rId1065">
         <w:r>
           <w:rPr>
             <w:lang w:val="fr_FR" w:bidi="fr_FR"/>
@@ -38339,7 +38357,7 @@
         </w:rPr>
         <w:t xml:space="preserve">; </w:t>
       </w:r>
-      <w:hyperlink r:id="rId1065">
+      <w:hyperlink r:id="rId1066">
         <w:r>
           <w:rPr>
             <w:lang w:val="fr_FR" w:bidi="fr_FR"/>
@@ -38357,7 +38375,7 @@
         </w:rPr>
         <w:t>). Dieu peut faire que quelqu'un n'arrive pas à dormir si cela sert ses desseins (</w:t>
       </w:r>
-      <w:hyperlink r:id="rId1066">
+      <w:hyperlink r:id="rId1067">
         <w:r>
           <w:rPr>
             <w:lang w:val="fr_FR" w:bidi="fr_FR"/>
@@ -38375,7 +38393,7 @@
         </w:rPr>
         <w:t xml:space="preserve">; </w:t>
       </w:r>
-      <w:hyperlink r:id="rId1067">
+      <w:hyperlink r:id="rId1068">
         <w:r>
           <w:rPr>
             <w:lang w:val="fr_FR" w:bidi="fr_FR"/>
@@ -38393,7 +38411,7 @@
         </w:rPr>
         <w:t>). Dieu peut aussi faire que quelqu'un s'endorme profondément (</w:t>
       </w:r>
-      <w:hyperlink r:id="rId1068">
+      <w:hyperlink r:id="rId1069">
         <w:r>
           <w:rPr>
             <w:lang w:val="fr_FR" w:bidi="fr_FR"/>
@@ -38411,7 +38429,7 @@
         </w:rPr>
         <w:t xml:space="preserve">; </w:t>
       </w:r>
-      <w:hyperlink r:id="rId1069">
+      <w:hyperlink r:id="rId1070">
         <w:r>
           <w:rPr>
             <w:lang w:val="fr_FR" w:bidi="fr_FR"/>
@@ -38429,7 +38447,7 @@
         </w:rPr>
         <w:t xml:space="preserve">; </w:t>
       </w:r>
-      <w:hyperlink r:id="rId1070">
+      <w:hyperlink r:id="rId1071">
         <w:r>
           <w:rPr>
             <w:lang w:val="fr_FR" w:bidi="fr_FR"/>
@@ -38447,7 +38465,7 @@
         </w:rPr>
         <w:t xml:space="preserve">). Lorsqu'une personne dort, Dieu peut lui faire connaître sa volonté au travers de rêves ou de visions (p. ex. </w:t>
       </w:r>
-      <w:hyperlink r:id="rId1071">
+      <w:hyperlink r:id="rId1072">
         <w:r>
           <w:rPr>
             <w:lang w:val="fr_FR" w:bidi="fr_FR"/>
@@ -38465,6 +38483,18 @@
         </w:rPr>
         <w:t xml:space="preserve">; </w:t>
       </w:r>
+      <w:hyperlink r:id="rId1073">
+        <w:r>
+          <w:rPr>
+            <w:lang w:val="fr_FR" w:bidi="fr_FR"/>
+          </w:rPr>
+          <w:rPr>
+            <w:color w:val="0000EE"/>
+            <w:u w:val="single"/>
+          </w:rPr>
+          <w:t>Jb 4.13</w:t>
+        </w:r>
+      </w:hyperlink>
       <w:hyperlink r:id="rId1072">
         <w:r>
           <w:rPr>
@@ -38474,21 +38504,39 @@
             <w:color w:val="0000EE"/>
             <w:u w:val="single"/>
           </w:rPr>
-          <w:t>Jb 4.13</w:t>
-        </w:r>
-      </w:hyperlink>
-      <w:hyperlink r:id="rId1071">
-        <w:r>
-          <w:rPr>
-            <w:lang w:val="fr_FR" w:bidi="fr_FR"/>
-          </w:rPr>
-          <w:rPr>
-            <w:color w:val="0000EE"/>
-            <w:u w:val="single"/>
-          </w:rPr>
           <w:t>–</w:t>
         </w:r>
       </w:hyperlink>
+      <w:hyperlink r:id="rId1073">
+        <w:r>
+          <w:rPr>
+            <w:lang w:val="fr_FR" w:bidi="fr_FR"/>
+          </w:rPr>
+          <w:rPr>
+            <w:color w:val="0000EE"/>
+            <w:u w:val="single"/>
+          </w:rPr>
+          <w:t xml:space="preserve">17 </w:t>
+        </w:r>
+      </w:hyperlink>
+      <w:r>
+        <w:rPr>
+          <w:lang w:val="fr_FR" w:bidi="fr_FR"/>
+        </w:rPr>
+        <w:t xml:space="preserve">; </w:t>
+      </w:r>
+      <w:hyperlink r:id="rId1074">
+        <w:r>
+          <w:rPr>
+            <w:lang w:val="fr_FR" w:bidi="fr_FR"/>
+          </w:rPr>
+          <w:rPr>
+            <w:color w:val="0000EE"/>
+            <w:u w:val="single"/>
+          </w:rPr>
+          <w:t>Mt 1.20</w:t>
+        </w:r>
+      </w:hyperlink>
       <w:hyperlink r:id="rId1072">
         <w:r>
           <w:rPr>
@@ -38498,40 +38546,10 @@
             <w:color w:val="0000EE"/>
             <w:u w:val="single"/>
           </w:rPr>
-          <w:t xml:space="preserve">17 </w:t>
-        </w:r>
-      </w:hyperlink>
-      <w:r>
-        <w:rPr>
-          <w:lang w:val="fr_FR" w:bidi="fr_FR"/>
-        </w:rPr>
-        <w:t xml:space="preserve">; </w:t>
-      </w:r>
-      <w:hyperlink r:id="rId1073">
-        <w:r>
-          <w:rPr>
-            <w:lang w:val="fr_FR" w:bidi="fr_FR"/>
-          </w:rPr>
-          <w:rPr>
-            <w:color w:val="0000EE"/>
-            <w:u w:val="single"/>
-          </w:rPr>
-          <w:t>Mt 1.20</w:t>
-        </w:r>
-      </w:hyperlink>
-      <w:hyperlink r:id="rId1071">
-        <w:r>
-          <w:rPr>
-            <w:lang w:val="fr_FR" w:bidi="fr_FR"/>
-          </w:rPr>
-          <w:rPr>
-            <w:color w:val="0000EE"/>
-            <w:u w:val="single"/>
-          </w:rPr>
           <w:t>–</w:t>
         </w:r>
       </w:hyperlink>
-      <w:hyperlink r:id="rId1073">
+      <w:hyperlink r:id="rId1074">
         <w:r>
           <w:rPr>
             <w:lang w:val="fr_FR" w:bidi="fr_FR"/>
@@ -38575,7 +38593,7 @@
         </w:rPr>
         <w:t xml:space="preserve"> » (</w:t>
       </w:r>
-      <w:hyperlink r:id="rId1074">
+      <w:hyperlink r:id="rId1075">
         <w:r>
           <w:rPr>
             <w:lang w:val="fr_FR" w:bidi="fr_FR"/>
@@ -38593,7 +38611,7 @@
         </w:rPr>
         <w:t xml:space="preserve"> ; voir aussi </w:t>
       </w:r>
-      <w:hyperlink r:id="rId1075">
+      <w:hyperlink r:id="rId1076">
         <w:r>
           <w:rPr>
             <w:lang w:val="fr_FR" w:bidi="fr_FR"/>
@@ -38605,7 +38623,7 @@
           <w:t>6.9</w:t>
         </w:r>
       </w:hyperlink>
-      <w:hyperlink r:id="rId1071">
+      <w:hyperlink r:id="rId1072">
         <w:r>
           <w:rPr>
             <w:lang w:val="fr_FR" w:bidi="fr_FR"/>
@@ -38617,7 +38635,7 @@
           <w:t>–</w:t>
         </w:r>
       </w:hyperlink>
-      <w:hyperlink r:id="rId1075">
+      <w:hyperlink r:id="rId1076">
         <w:r>
           <w:rPr>
             <w:lang w:val="fr_FR" w:bidi="fr_FR"/>
@@ -38635,7 +38653,7 @@
         </w:rPr>
         <w:t xml:space="preserve"> ; </w:t>
       </w:r>
-      <w:hyperlink r:id="rId1076">
+      <w:hyperlink r:id="rId1077">
         <w:r>
           <w:rPr>
             <w:lang w:val="fr_FR" w:bidi="fr_FR"/>
@@ -38653,7 +38671,7 @@
         </w:rPr>
         <w:t xml:space="preserve"> ; </w:t>
       </w:r>
-      <w:hyperlink r:id="rId1077">
+      <w:hyperlink r:id="rId1078">
         <w:r>
           <w:rPr>
             <w:lang w:val="fr_FR" w:bidi="fr_FR"/>
@@ -38665,7 +38683,7 @@
           <w:t>24.32</w:t>
         </w:r>
       </w:hyperlink>
-      <w:hyperlink r:id="rId1071">
+      <w:hyperlink r:id="rId1072">
         <w:r>
           <w:rPr>
             <w:lang w:val="fr_FR" w:bidi="fr_FR"/>
@@ -38677,7 +38695,7 @@
           <w:t>–</w:t>
         </w:r>
       </w:hyperlink>
-      <w:hyperlink r:id="rId1077">
+      <w:hyperlink r:id="rId1078">
         <w:r>
           <w:rPr>
             <w:lang w:val="fr_FR" w:bidi="fr_FR"/>
@@ -38720,7 +38738,7 @@
         </w:rPr>
         <w:t xml:space="preserve">Le sommeil peut représenter la paresse, la négligence ou l'inactivité. </w:t>
       </w:r>
-      <w:hyperlink r:id="rId1078">
+      <w:hyperlink r:id="rId1079">
         <w:r>
           <w:rPr>
             <w:lang w:val="fr_FR" w:bidi="fr_FR"/>
@@ -38750,7 +38768,7 @@
         </w:rPr>
         <w:t xml:space="preserve"> ». Dans le Nouveau Testament (NT), les disciples qui sont au service du Seigneur sont appelés à être vigilants et à veiller, afin que lors de son retour, leur Maître ne les trouve pas endormis (</w:t>
       </w:r>
-      <w:hyperlink r:id="rId1079">
+      <w:hyperlink r:id="rId1080">
         <w:r>
           <w:rPr>
             <w:lang w:val="fr_FR" w:bidi="fr_FR"/>
@@ -38762,7 +38780,7 @@
           <w:t>Mc 13.35</w:t>
         </w:r>
       </w:hyperlink>
-      <w:hyperlink r:id="rId1071">
+      <w:hyperlink r:id="rId1072">
         <w:r>
           <w:rPr>
             <w:lang w:val="fr_FR" w:bidi="fr_FR"/>
@@ -38774,7 +38792,7 @@
           <w:t>–</w:t>
         </w:r>
       </w:hyperlink>
-      <w:hyperlink r:id="rId1079">
+      <w:hyperlink r:id="rId1080">
         <w:r>
           <w:rPr>
             <w:lang w:val="fr_FR" w:bidi="fr_FR"/>
@@ -38792,7 +38810,7 @@
         </w:rPr>
         <w:t xml:space="preserve"> ; </w:t>
       </w:r>
-      <w:hyperlink r:id="rId1080">
+      <w:hyperlink r:id="rId1081">
         <w:r>
           <w:rPr>
             <w:lang w:val="fr_FR" w:bidi="fr_FR"/>
@@ -38804,7 +38822,7 @@
           <w:t>Mt 25.1</w:t>
         </w:r>
       </w:hyperlink>
-      <w:hyperlink r:id="rId1071">
+      <w:hyperlink r:id="rId1072">
         <w:r>
           <w:rPr>
             <w:lang w:val="fr_FR" w:bidi="fr_FR"/>
@@ -38816,7 +38834,7 @@
           <w:t>–</w:t>
         </w:r>
       </w:hyperlink>
-      <w:hyperlink r:id="rId1080">
+      <w:hyperlink r:id="rId1081">
         <w:r>
           <w:rPr>
             <w:lang w:val="fr_FR" w:bidi="fr_FR"/>
@@ -38834,7 +38852,7 @@
         </w:rPr>
         <w:t xml:space="preserve"> ; </w:t>
       </w:r>
-      <w:hyperlink r:id="rId1081">
+      <w:hyperlink r:id="rId1082">
         <w:r>
           <w:rPr>
             <w:lang w:val="fr_FR" w:bidi="fr_FR"/>
@@ -38846,7 +38864,7 @@
           <w:t>26.40</w:t>
         </w:r>
       </w:hyperlink>
-      <w:hyperlink r:id="rId1071">
+      <w:hyperlink r:id="rId1072">
         <w:r>
           <w:rPr>
             <w:lang w:val="fr_FR" w:bidi="fr_FR"/>
@@ -38858,7 +38876,7 @@
           <w:t>–</w:t>
         </w:r>
       </w:hyperlink>
-      <w:hyperlink r:id="rId1081">
+      <w:hyperlink r:id="rId1082">
         <w:r>
           <w:rPr>
             <w:lang w:val="fr_FR" w:bidi="fr_FR"/>
@@ -38906,7 +38924,7 @@
         </w:rPr>
         <w:t xml:space="preserve"> » (</w:t>
       </w:r>
-      <w:hyperlink r:id="rId1082">
+      <w:hyperlink r:id="rId1083">
         <w:r>
           <w:rPr>
             <w:lang w:val="fr_FR" w:bidi="fr_FR"/>
@@ -38954,7 +38972,7 @@
         </w:rPr>
         <w:t xml:space="preserve"> » (</w:t>
       </w:r>
-      <w:hyperlink r:id="rId1083">
+      <w:hyperlink r:id="rId1084">
         <w:r>
           <w:rPr>
             <w:lang w:val="fr_FR" w:bidi="fr_FR"/>
@@ -38997,7 +39015,7 @@
         </w:rPr>
         <w:t xml:space="preserve">La Bible parle souvent de la mort comme d'un sommeil. Il est dit fréquemment dans l'Ancien Testament (AT) que lorsqu'une personne meurt, elle va se coucher avec ses pères (p. ex. </w:t>
       </w:r>
-      <w:hyperlink r:id="rId1084">
+      <w:hyperlink r:id="rId1085">
         <w:r>
           <w:rPr>
             <w:lang w:val="fr_FR" w:bidi="fr_FR"/>
@@ -39015,7 +39033,7 @@
         </w:rPr>
         <w:t xml:space="preserve"> ; </w:t>
       </w:r>
-      <w:hyperlink r:id="rId1085">
+      <w:hyperlink r:id="rId1086">
         <w:r>
           <w:rPr>
             <w:lang w:val="fr_FR" w:bidi="fr_FR"/>
@@ -39033,7 +39051,7 @@
         </w:rPr>
         <w:t>). Jésus parle aussi de la mort comme d'un sommeil (</w:t>
       </w:r>
-      <w:hyperlink r:id="rId1086">
+      <w:hyperlink r:id="rId1087">
         <w:r>
           <w:rPr>
             <w:lang w:val="fr_FR" w:bidi="fr_FR"/>
@@ -39051,7 +39069,7 @@
         </w:rPr>
         <w:t xml:space="preserve"> ; </w:t>
       </w:r>
-      <w:hyperlink r:id="rId1087">
+      <w:hyperlink r:id="rId1088">
         <w:r>
           <w:rPr>
             <w:lang w:val="fr_FR" w:bidi="fr_FR"/>
@@ -39069,7 +39087,7 @@
         </w:rPr>
         <w:t>), ainsi que l'apôtre Paul (</w:t>
       </w:r>
-      <w:hyperlink r:id="rId1088">
+      <w:hyperlink r:id="rId1089">
         <w:r>
           <w:rPr>
             <w:lang w:val="fr_FR" w:bidi="fr_FR"/>
@@ -39087,7 +39105,7 @@
         </w:rPr>
         <w:t xml:space="preserve"> ; </w:t>
       </w:r>
-      <w:hyperlink r:id="rId1089">
+      <w:hyperlink r:id="rId1090">
         <w:r>
           <w:rPr>
             <w:lang w:val="fr_FR" w:bidi="fr_FR"/>
@@ -39105,7 +39123,7 @@
         </w:rPr>
         <w:t xml:space="preserve"> ; </w:t>
       </w:r>
-      <w:hyperlink r:id="rId1090">
+      <w:hyperlink r:id="rId1091">
         <w:r>
           <w:rPr>
             <w:lang w:val="fr_FR" w:bidi="fr_FR"/>
@@ -39123,7 +39141,7 @@
         </w:rPr>
         <w:t xml:space="preserve">). Dans certains de ces passages, il semble que c'est l'aspect temporaire de la mort qui fait qu'elle est décrite comme un sommeil. Même </w:t>
       </w:r>
-      <w:hyperlink r:id="rId1091">
+      <w:hyperlink r:id="rId1092">
         <w:r>
           <w:rPr>
             <w:lang w:val="fr_FR" w:bidi="fr_FR"/>
@@ -39167,7 +39185,7 @@
         </w:rPr>
         <w:t xml:space="preserve">D'autres passages du NT sont plus spécifiques. Pour étudier le sujet biblique de façon complète, il ne faut pas négliger l'importance de passages tels que </w:t>
       </w:r>
-      <w:hyperlink r:id="rId1092">
+      <w:hyperlink r:id="rId1093">
         <w:r>
           <w:rPr>
             <w:lang w:val="fr_FR" w:bidi="fr_FR"/>
@@ -39185,7 +39203,7 @@
         </w:rPr>
         <w:t xml:space="preserve">, </w:t>
       </w:r>
-      <w:hyperlink r:id="rId1093">
+      <w:hyperlink r:id="rId1094">
         <w:r>
           <w:rPr>
             <w:lang w:val="fr_FR" w:bidi="fr_FR"/>
@@ -39203,7 +39221,7 @@
         </w:rPr>
         <w:t xml:space="preserve">, </w:t>
       </w:r>
-      <w:hyperlink r:id="rId1094">
+      <w:hyperlink r:id="rId1095">
         <w:r>
           <w:rPr>
             <w:lang w:val="fr_FR" w:bidi="fr_FR"/>
@@ -39221,7 +39239,7 @@
         </w:rPr>
         <w:t xml:space="preserve">, et </w:t>
       </w:r>
-      <w:hyperlink r:id="rId1095">
+      <w:hyperlink r:id="rId1096">
         <w:r>
           <w:rPr>
             <w:lang w:val="fr_FR" w:bidi="fr_FR"/>
@@ -39339,7 +39357,7 @@
         </w:rPr>
         <w:t>Dothan est le lieu où les frères de Joseph l'ont vendu à une caravane d'Ismaélites (</w:t>
       </w:r>
-      <w:hyperlink r:id="rId1096">
+      <w:hyperlink r:id="rId1097">
         <w:r>
           <w:rPr>
             <w:lang w:val="fr_FR" w:bidi="fr_FR"/>
@@ -39357,7 +39375,7 @@
         </w:rPr>
         <w:t>). Un millénaire plus tard, la ville sera entourée par les forces syriennes alors qu'ils tentaient de capturer Élisée, qui y vivait et était soupçonné de trahir les plans syriens au roi israélite (</w:t>
       </w:r>
-      <w:hyperlink r:id="rId1097">
+      <w:hyperlink r:id="rId1098">
         <w:r>
           <w:rPr>
             <w:lang w:val="fr_FR" w:bidi="fr_FR"/>
@@ -39437,7 +39455,7 @@
         </w:rPr>
         <w:t>Nous pouvons voir comment cela fonctionnait dans l'histoire de Ruben et de ses frères cadets dans la Genèse. Ruben était le fils aîné et avait le droit d'aînesse (</w:t>
       </w:r>
-      <w:hyperlink r:id="rId1098">
+      <w:hyperlink r:id="rId1099">
         <w:r>
           <w:rPr>
             <w:lang w:val="fr_FR" w:bidi="fr_FR"/>
@@ -39455,7 +39473,7 @@
         </w:rPr>
         <w:t>). Il a ensuite fait quelque chose de très mauvais, couchant avec l'une des femmes de son père. À cause de ce péché, il perdra son droit d'aînesse (</w:t>
       </w:r>
-      <w:hyperlink r:id="rId1099">
+      <w:hyperlink r:id="rId1100">
         <w:r>
           <w:rPr>
             <w:lang w:val="fr_FR" w:bidi="fr_FR"/>
@@ -39487,7 +39505,7 @@
         </w:rPr>
         <w:t>Après avoir perdu son droit d'aînesse, les frères cadets de Ruben (Siméon, Lévi et Juda) étaient les suivants dans la lignée de Jacob (</w:t>
       </w:r>
-      <w:hyperlink r:id="rId1100">
+      <w:hyperlink r:id="rId1101">
         <w:r>
           <w:rPr>
             <w:lang w:val="fr_FR" w:bidi="fr_FR"/>
@@ -39505,7 +39523,7 @@
         </w:rPr>
         <w:t>). Cependant, leur père Jacob décidera de ne pas donner le droit d'aînesse à Siméon ou Lévi du fait de la démonstration de leur mauvais caractère (</w:t>
       </w:r>
-      <w:hyperlink r:id="rId1101">
+      <w:hyperlink r:id="rId1102">
         <w:r>
           <w:rPr>
             <w:lang w:val="fr_FR" w:bidi="fr_FR"/>
@@ -39523,7 +39541,7 @@
         </w:rPr>
         <w:t>). Jacob a parlé en bien de Juda (</w:t>
       </w:r>
-      <w:hyperlink r:id="rId1102">
+      <w:hyperlink r:id="rId1103">
         <w:r>
           <w:rPr>
             <w:lang w:val="fr_FR" w:bidi="fr_FR"/>
@@ -39541,7 +39559,7 @@
         </w:rPr>
         <w:t>). Cependant, il choisira de donner le droit d'aînesse à son fils préféré Joseph à la place (</w:t>
       </w:r>
-      <w:hyperlink r:id="rId1103">
+      <w:hyperlink r:id="rId1104">
         <w:r>
           <w:rPr>
             <w:lang w:val="fr_FR" w:bidi="fr_FR"/>
@@ -39559,7 +39577,7 @@
         </w:rPr>
         <w:t xml:space="preserve"> ; </w:t>
       </w:r>
-      <w:hyperlink r:id="rId1104">
+      <w:hyperlink r:id="rId1105">
         <w:r>
           <w:rPr>
             <w:lang w:val="fr_FR" w:bidi="fr_FR"/>
@@ -39577,7 +39595,7 @@
         </w:rPr>
         <w:t xml:space="preserve"> ; voir </w:t>
       </w:r>
-      <w:hyperlink r:id="rId1105">
+      <w:hyperlink r:id="rId1106">
         <w:r>
           <w:rPr>
             <w:lang w:val="fr_FR" w:bidi="fr_FR"/>
@@ -39620,7 +39638,7 @@
         </w:rPr>
         <w:t xml:space="preserve">Les archéologues ont découvert d'anciennes tablettes d'argile dans un lieu appelé Nuzi en Mésopotamie. Ces tablettes nous indiquent que les membres de la famille pouvaient échanger ou troquer leurs droits d'aînesse entre eux. Nous voyons un exemple de cela dans la Bible lorsqu'Ésaü échange son droit d'aînesse avec son frère Jacob (voir </w:t>
       </w:r>
-      <w:hyperlink r:id="rId1106">
+      <w:hyperlink r:id="rId1107">
         <w:r>
           <w:rPr>
             <w:lang w:val="fr_FR" w:bidi="fr_FR"/>
@@ -39652,7 +39670,7 @@
         </w:rPr>
         <w:t>La personne qui avait le droit d'aînesse gardait également des objets spéciaux appelés « théraphim » ou idoles domestiques (</w:t>
       </w:r>
-      <w:hyperlink r:id="rId1107">
+      <w:hyperlink r:id="rId1108">
         <w:r>
           <w:rPr>
             <w:lang w:val="fr_FR" w:bidi="fr_FR"/>
@@ -39698,7 +39716,7 @@
         </w:rPr>
         <w:t>Dans l'Israël antique, les hommes pouvaient avoir plus d'une épouse. La loi stipulait que le droit d'aînesse devait revenir au premier fils né du père, même si le père aimait une autre épouse davantage. Le père ne pouvait pas changer cela sans une cause juste (</w:t>
       </w:r>
-      <w:hyperlink r:id="rId1108">
+      <w:hyperlink r:id="rId1109">
         <w:r>
           <w:rPr>
             <w:lang w:val="fr_FR" w:bidi="fr_FR"/>
@@ -39730,7 +39748,7 @@
         </w:rPr>
         <w:t>Il y avait toutefois certaines exceptions. Si la mère d'un fils était une servante ou une épouse secondaire (une femme qui vivait avec le père mais avait moins de droits que son épouse), ce fils ne pouvait pas recevoir le droit d'aînesse (</w:t>
       </w:r>
-      <w:hyperlink r:id="rId1109">
+      <w:hyperlink r:id="rId1110">
         <w:r>
           <w:rPr>
             <w:lang w:val="fr_FR" w:bidi="fr_FR"/>
@@ -39748,7 +39766,7 @@
         </w:rPr>
         <w:t xml:space="preserve"> ; </w:t>
       </w:r>
-      <w:hyperlink r:id="rId1110">
+      <w:hyperlink r:id="rId1111">
         <w:r>
           <w:rPr>
             <w:lang w:val="fr_FR" w:bidi="fr_FR"/>
@@ -39780,7 +39798,7 @@
         </w:rPr>
         <w:t>Le droit d'aînesse était particulièrement important dans les familles royales. Le fils aîné d'un roi avait le droit de devenir le prochain roi (</w:t>
       </w:r>
-      <w:hyperlink r:id="rId1111">
+      <w:hyperlink r:id="rId1112">
         <w:r>
           <w:rPr>
             <w:lang w:val="fr_FR" w:bidi="fr_FR"/>
@@ -39798,7 +39816,7 @@
         </w:rPr>
         <w:t>). Nous voyons un exemple de ce qui pouvait mal tourner lorsque cette règle était enfreinte. Le roi Roboam de Juda a choisi son fils préféré, Abija, pour être son successeur au trône, même si Abija n'était pas l'aîné. Pour empêcher ses autres fils de causer des problèmes, Roboam a dû leur donner des cadeaux et des positions spéciales (</w:t>
       </w:r>
-      <w:hyperlink r:id="rId1112">
+      <w:hyperlink r:id="rId1113">
         <w:r>
           <w:rPr>
             <w:lang w:val="fr_FR" w:bidi="fr_FR"/>
@@ -39816,7 +39834,7 @@
         </w:rPr>
         <w:t xml:space="preserve"> ; </w:t>
       </w:r>
-      <w:hyperlink r:id="rId1113">
+      <w:hyperlink r:id="rId1114">
         <w:r>
           <w:rPr>
             <w:lang w:val="fr_FR" w:bidi="fr_FR"/>
@@ -39859,7 +39877,7 @@
         </w:rPr>
         <w:t>Le Nouveau Testament raconte une histoire de l'Ancien Testament à propos d'un dénommé Ésaü. Ésaü était le fils aîné d'Isaac, un leader important dans l'histoire ancienne d'Israël. Un jour, Ésaü avait très faim et échangera son droit d'aînesse avec son frère cadet Jacob pour un bol de ragoût de lentilles. Il prend cette décision sans réfléchir à l'importance de son droit d'aînesse (</w:t>
       </w:r>
-      <w:hyperlink r:id="rId1114">
+      <w:hyperlink r:id="rId1115">
         <w:r>
           <w:rPr>
             <w:lang w:val="fr_FR" w:bidi="fr_FR"/>
@@ -39877,7 +39895,7 @@
         </w:rPr>
         <w:t xml:space="preserve"> ; voir </w:t>
       </w:r>
-      <w:hyperlink r:id="rId1106">
+      <w:hyperlink r:id="rId1107">
         <w:r>
           <w:rPr>
             <w:lang w:val="fr_FR" w:bidi="fr_FR"/>
@@ -39909,7 +39927,7 @@
         </w:rPr>
         <w:t>Cette histoire enseigne une leçon importante. Tout comme Ésaü a perdu son droit d'aînesse et la bénédiction de son père en faisant un choix insensé, les chrétiens sont avertis de ne pas renoncer négligemment aux bénédictions spirituelles que Dieu a pour eux (</w:t>
       </w:r>
-      <w:hyperlink r:id="rId1115">
+      <w:hyperlink r:id="rId1116">
         <w:r>
           <w:rPr>
             <w:lang w:val="fr_FR" w:bidi="fr_FR"/>
@@ -40173,7 +40191,7 @@
         </w:rPr>
         <w:t>Les conclusions sur l'« origine » des lois anciennes doivent être tirées avec prudence. Bien que les preuves indiquent qu'Hammurabi a partiellement basé sa législation sur des codes sumériens antérieurs, il a déclaré que son code avait été reçu de Shamash, dieu de la justice. Cette déclaration devait avoir pour but principal de signifier que son code avait la sanction expresse de Shamash, puisque certaines personnes au moins y verraient une compilation largement basée sur des lois antérieures. De même, les déclarations bibliques claires concernant le fait que Moïse a reçu la loi sur le mont Sinaï (</w:t>
       </w:r>
-      <w:hyperlink r:id="rId1116">
+      <w:hyperlink r:id="rId1117">
         <w:r>
           <w:rPr>
             <w:lang w:val="fr_FR" w:bidi="fr_FR"/>
@@ -40227,7 +40245,7 @@
         </w:rPr>
         <w:t>Étant donné le fait que la loi hébraïque était conçue pour un groupe de personnes pour qui la religion était d'une importance capitale et dont la foi était menacée par l'influence des croyances de leurs voisins païens, il n'est pas surprenant qu'une grande partie de la loi hébraïque traite des crimes commis contre Dieu. L'interdiction d'adorer des idoles est énoncée et répétée dans la Torah, ou Pentateuque (les cinq premiers livres de la Bible) : « Tu ne te feras point d’image taillée, ni de représentation quelconque des choses qui sont en haut dans les cieux, qui sont en bas sur la terre, et qui sont dans les eaux plus bas que la terre. Tu ne te prosterneras point devant elles, et tu ne les serviras point » (</w:t>
       </w:r>
-      <w:hyperlink r:id="rId1117">
+      <w:hyperlink r:id="rId1118">
         <w:r>
           <w:rPr>
             <w:lang w:val="fr_FR" w:bidi="fr_FR"/>
@@ -40245,7 +40263,7 @@
         </w:rPr>
         <w:t>). Le sacrifice d'enfants, pratiqué dans certaines religions païennes, était spécifiquement interdit en Israël. La peine pour ce crime, comme pour les autres formes de meurtre, était la lapidation à mort (</w:t>
       </w:r>
-      <w:hyperlink r:id="rId1118">
+      <w:hyperlink r:id="rId1119">
         <w:r>
           <w:rPr>
             <w:lang w:val="fr_FR" w:bidi="fr_FR"/>
@@ -40277,7 +40295,7 @@
         </w:rPr>
         <w:t>Dans le livre du Lévitique, la mort par lapidation était indiquée comme la punition appropriée pour le blasphème contre le nom de Dieu (</w:t>
       </w:r>
-      <w:hyperlink r:id="rId1119">
+      <w:hyperlink r:id="rId1120">
         <w:r>
           <w:rPr>
             <w:lang w:val="fr_FR" w:bidi="fr_FR"/>
@@ -40295,7 +40313,7 @@
         </w:rPr>
         <w:t>). La fausse prophétie était également une infraction criminelle ; cette accusation pouvait s'appliquer à une personne faisant une prédiction au nom d'un dieu autre que le Seigneur, ou impliquant faussement que sa prophétie résultait d'une communication avec Dieu. Jérémie, dont la prophétie de la victoire de Nebucadnetsar sur le royaume du sud de Juda a été considérée pendant un temps comme fausse, a failli être lynché par une foule (</w:t>
       </w:r>
-      <w:hyperlink r:id="rId1120">
+      <w:hyperlink r:id="rId1121">
         <w:r>
           <w:rPr>
             <w:lang w:val="fr_FR" w:bidi="fr_FR"/>
@@ -40327,7 +40345,7 @@
         </w:rPr>
         <w:t>L'idée de garder comme saint le septième jour provient de la célébration de l'œuvre de Dieu en créant l'univers en six jours et en se reposant le septième. Observer le sabbat nécessitait l'arrêt du travail manuel pour toute la famille, y compris les animaux de ferme (</w:t>
       </w:r>
-      <w:hyperlink r:id="rId1121">
+      <w:hyperlink r:id="rId1122">
         <w:r>
           <w:rPr>
             <w:lang w:val="fr_FR" w:bidi="fr_FR"/>
@@ -40345,7 +40363,7 @@
         </w:rPr>
         <w:t xml:space="preserve"> ; </w:t>
       </w:r>
-      <w:hyperlink r:id="rId1122">
+      <w:hyperlink r:id="rId1123">
         <w:r>
           <w:rPr>
             <w:lang w:val="fr_FR" w:bidi="fr_FR"/>
@@ -40363,7 +40381,7 @@
         </w:rPr>
         <w:t>). Les gens devaient également se réunir lors du sabbat pour le culte, ce qui, à une période ultérieure de l'histoire hébraïque, incluait la lecture des Écritures, la prière et la prédication. Quiconque enfreignait le sabbat pouvait être condamné à mort, comme cela est arrivé à un homme surpris en train de ramasser du bois le jour du sabbat (</w:t>
       </w:r>
-      <w:hyperlink r:id="rId1123">
+      <w:hyperlink r:id="rId1124">
         <w:r>
           <w:rPr>
             <w:lang w:val="fr_FR" w:bidi="fr_FR"/>
@@ -40395,7 +40413,7 @@
         </w:rPr>
         <w:t>Tout type de crime prémédité était considéré comme une offense contre Dieu, le donateur de toute loi ; par conséquent, il était passible de la peine de mort (</w:t>
       </w:r>
-      <w:hyperlink r:id="rId1124">
+      <w:hyperlink r:id="rId1125">
         <w:r>
           <w:rPr>
             <w:lang w:val="fr_FR" w:bidi="fr_FR"/>
@@ -40413,7 +40431,7 @@
         </w:rPr>
         <w:t>). La loi hébraïque insistait également sur le don des prémices de la récolte au Seigneur sans délai. Cette exigence était parfois étendue pour inclure un premier enfant, dont la vie était dédiée au service dans le temple (</w:t>
       </w:r>
-      <w:hyperlink r:id="rId1125">
+      <w:hyperlink r:id="rId1126">
         <w:r>
           <w:rPr>
             <w:lang w:val="fr_FR" w:bidi="fr_FR"/>
@@ -40431,7 +40449,7 @@
         </w:rPr>
         <w:t xml:space="preserve"> ; </w:t>
       </w:r>
-      <w:hyperlink r:id="rId1126">
+      <w:hyperlink r:id="rId1127">
         <w:r>
           <w:rPr>
             <w:lang w:val="fr_FR" w:bidi="fr_FR"/>
@@ -40486,7 +40504,7 @@
         </w:rPr>
         <w:t xml:space="preserve"> » (</w:t>
       </w:r>
-      <w:hyperlink r:id="rId1127">
+      <w:hyperlink r:id="rId1128">
         <w:r>
           <w:rPr>
             <w:lang w:val="fr_FR" w:bidi="fr_FR"/>
@@ -40504,7 +40522,7 @@
         </w:rPr>
         <w:t>). Un meurtrier qui tuait en utilisant une arme telle qu'une pierre, un morceau de bois ou du fer pouvait être tué en vengeance par un parent du défunt. Si la mort initiale survenait accidentellement, la communauté aidait parfois à dissimuler le coupable et l'encourageait à se réfugier dans une ville de refuge voisine, où il serait en sécurité tant qu'il resterait à l'intérieur de ses portes. Il devait rester dans ce sanctuaire jusqu'à la mort du grand prêtre alors en fonction, après quoi il était libre de retourner dans sa propre ville (</w:t>
       </w:r>
-      <w:hyperlink r:id="rId1128">
+      <w:hyperlink r:id="rId1129">
         <w:r>
           <w:rPr>
             <w:lang w:val="fr_FR" w:bidi="fr_FR"/>
@@ -40522,7 +40540,7 @@
         </w:rPr>
         <w:t>). Le sixième commandement ordonnait : « Tu ne tueras point » (</w:t>
       </w:r>
-      <w:hyperlink r:id="rId1129">
+      <w:hyperlink r:id="rId1130">
         <w:r>
           <w:rPr>
             <w:lang w:val="fr_FR" w:bidi="fr_FR"/>
@@ -40540,7 +40558,7 @@
         </w:rPr>
         <w:t>). Le mot hébreu se référait spécifiquement au meurtre, et non à toutes les formes de mise à mort. Tuer un ennemi au combat et l'exécution d'un meurtrier étaient considérés comme nécessaires et n'étaient pas interdits. Plus d'un témoin était requis pour toute condamnation, en particulier dans une affaire de meurtre (</w:t>
       </w:r>
-      <w:hyperlink r:id="rId1130">
+      <w:hyperlink r:id="rId1131">
         <w:r>
           <w:rPr>
             <w:lang w:val="fr_FR" w:bidi="fr_FR"/>
@@ -40558,7 +40576,7 @@
         </w:rPr>
         <w:t xml:space="preserve"> ; </w:t>
       </w:r>
-      <w:hyperlink r:id="rId1131">
+      <w:hyperlink r:id="rId1132">
         <w:r>
           <w:rPr>
             <w:lang w:val="fr_FR" w:bidi="fr_FR"/>
@@ -40576,7 +40594,7 @@
         </w:rPr>
         <w:t xml:space="preserve"> ; </w:t>
       </w:r>
-      <w:hyperlink r:id="rId1132">
+      <w:hyperlink r:id="rId1133">
         <w:r>
           <w:rPr>
             <w:lang w:val="fr_FR" w:bidi="fr_FR"/>
@@ -40608,7 +40626,7 @@
         </w:rPr>
         <w:t>Dans le Code d'Hammurabi, un homme responsable d'une blessure accidentelle à une autre personne devait payer les services du médecin. Si la victime mourait, une amende était exigée selon le rang de la victime. D'une certaine manière, les Hébreux allaient plus loin en exigeant un paiement pour toute perte de temps subie par la personne blessée (</w:t>
       </w:r>
-      <w:hyperlink r:id="rId1133">
+      <w:hyperlink r:id="rId1134">
         <w:r>
           <w:rPr>
             <w:lang w:val="fr_FR" w:bidi="fr_FR"/>
@@ -40652,7 +40670,7 @@
         </w:rPr>
         <w:t xml:space="preserve"> » (</w:t>
       </w:r>
-      <w:hyperlink r:id="rId1134">
+      <w:hyperlink r:id="rId1135">
         <w:r>
           <w:rPr>
             <w:lang w:val="fr_FR" w:bidi="fr_FR"/>
@@ -40695,7 +40713,7 @@
         </w:rPr>
         <w:t>Le livre de l'Exode est assez précis concernant toute personne responsable de dommages à la propriété ou aux récoltes d'autrui. Si un champ prenait feu et que le feu se propageait, endommageant les récoltes dans d'autres champs, la personne qui avait allumé le feu, ou peut-être le propriétaire du premier champ à prendre feu, était responsable des dommages (</w:t>
       </w:r>
-      <w:hyperlink r:id="rId1135">
+      <w:hyperlink r:id="rId1136">
         <w:r>
           <w:rPr>
             <w:lang w:val="fr_FR" w:bidi="fr_FR"/>
@@ -40727,7 +40745,7 @@
         </w:rPr>
         <w:t>Les blessures faites aux animaux, en particulier aux bœufs, ou les blessures aux personnes ou aux biens causées par de tels animaux constituaient un domaine important de la loi hébraïque. Si un bœuf auparavant paisible tuait un homme, le propriétaire était irréprochable, bien que le bœuf soit mis à mort (une lourde pénalité financière pour le propriétaire). Si un bœuf avec un passé de coups de corne tuait un homme parce que son propriétaire n'avait pas réussi à le maîtriser adéquatement, le bœuf et le propriétaire étaient mis à mort. La vie du propriétaire pouvait être rachetée par le paiement d'une somme convenue. Si la personne que le bœuf avait encornée était un serviteur, le bœuf était lapidé et le propriétaire payait une amende (</w:t>
       </w:r>
-      <w:hyperlink r:id="rId1136">
+      <w:hyperlink r:id="rId1137">
         <w:r>
           <w:rPr>
             <w:lang w:val="fr_FR" w:bidi="fr_FR"/>
@@ -40759,7 +40777,7 @@
         </w:rPr>
         <w:t>La négligence causant des blessures à un animal était également punie dans la loi hébraïque. Si un bœuf ou un âne tombait dans une fosse laissée découverte par négligence, le propriétaire de l'animal était indemnisé pour sa perte (</w:t>
       </w:r>
-      <w:hyperlink r:id="rId1137">
+      <w:hyperlink r:id="rId1138">
         <w:r>
           <w:rPr>
             <w:lang w:val="fr_FR" w:bidi="fr_FR"/>
@@ -40791,7 +40809,7 @@
         </w:rPr>
         <w:t xml:space="preserve">Dans les cultures anciennes, les femmes étaient généralement considérées comme des biens personnels, tout comme les animaux ou les esclaves. Une fille était considérée comme la propriété de son père jusqu'à son mariage, puis comme la propriété de son mari. Par conséquent, toute offense contre une femme mariée était vue comme une offense contre la propriété du mari. Selon le Code d'Hammurabi, un enfant pouvait être vendu en esclavage comme serviteur ou esclave, généralement pour payer la dette du père (voir </w:t>
       </w:r>
-      <w:hyperlink r:id="rId1138">
+      <w:hyperlink r:id="rId1139">
         <w:r>
           <w:rPr>
             <w:lang w:val="fr_FR" w:bidi="fr_FR"/>
@@ -40809,7 +40827,7 @@
         </w:rPr>
         <w:t xml:space="preserve"> ; </w:t>
       </w:r>
-      <w:hyperlink r:id="rId1139">
+      <w:hyperlink r:id="rId1140">
         <w:r>
           <w:rPr>
             <w:lang w:val="fr_FR" w:bidi="fr_FR"/>
@@ -40827,7 +40845,7 @@
         </w:rPr>
         <w:t xml:space="preserve"> ; </w:t>
       </w:r>
-      <w:hyperlink r:id="rId1035">
+      <w:hyperlink r:id="rId1036">
         <w:r>
           <w:rPr>
             <w:lang w:val="fr_FR" w:bidi="fr_FR"/>
@@ -40845,7 +40863,7 @@
         </w:rPr>
         <w:t>). L'autorité parentale était si hautement considérée dans la loi biblique qu'un fils obstiné et rebelle pouvait être amené devant les anciens pour désobéissance, gloutonnerie ou ivrognerie. Il pouvait alors être condamné et lapidé sur place par les hommes de la ville (</w:t>
       </w:r>
-      <w:hyperlink r:id="rId1140">
+      <w:hyperlink r:id="rId1141">
         <w:r>
           <w:rPr>
             <w:lang w:val="fr_FR" w:bidi="fr_FR"/>
@@ -40863,7 +40881,7 @@
         </w:rPr>
         <w:t>). Cela restait cependant une protection des droits de l'enfant : certaines législations du Proche-Orient permettaient à un parent d'ordonner la mort de sa progéniture sans référence aux anciens ni à quiconque. Les filles en particulier étaient tenues en très basse estime et il est donc peut-être remarquable qu'une fille puisse hériter de biens s'il n'y avait pas de fils (</w:t>
       </w:r>
-      <w:hyperlink r:id="rId1141">
+      <w:hyperlink r:id="rId1142">
         <w:r>
           <w:rPr>
             <w:lang w:val="fr_FR" w:bidi="fr_FR"/>
@@ -40895,7 +40913,7 @@
         </w:rPr>
         <w:t>L'adultère, interdit dans le Décalogue, était un autre crime contre la propriété d'un homme, spécifiquement sa femme. Le livre du Deutéronome détaille considérablement les cas d'adultère, la punition pour les deux personnes étant la mort (</w:t>
       </w:r>
-      <w:hyperlink r:id="rId1142">
+      <w:hyperlink r:id="rId1143">
         <w:r>
           <w:rPr>
             <w:lang w:val="fr_FR" w:bidi="fr_FR"/>
@@ -40913,7 +40931,7 @@
         </w:rPr>
         <w:t>). Si un homme séduisait une jeune femme qui n'était pas fiancée, il devait payer à son père le prix de la mariée (cinquante sicles d'argent) ; il ne pouvait pas la divorcer mais devait la garder comme sa femme pour le reste de sa vie (</w:t>
       </w:r>
-      <w:hyperlink r:id="rId1143">
+      <w:hyperlink r:id="rId1144">
         <w:r>
           <w:rPr>
             <w:lang w:val="fr_FR" w:bidi="fr_FR"/>
@@ -40931,7 +40949,7 @@
         </w:rPr>
         <w:t xml:space="preserve"> ; </w:t>
       </w:r>
-      <w:hyperlink r:id="rId1144">
+      <w:hyperlink r:id="rId1145">
         <w:r>
           <w:rPr>
             <w:lang w:val="fr_FR" w:bidi="fr_FR"/>
@@ -40963,7 +40981,7 @@
         </w:rPr>
         <w:t>Dans une situation où une épouse était accusée d'adultère sans preuve, un procès était mené. Le mari amenait sa femme à un prêtre et présentait une petite offrande (un dixième de mesure de farine d'orge, sans huile ni encens), indiquant le peu d'estime qu'il avait désormais pour sa femme. La femme se tenait alors devant le Seigneur tenant un vase en terre rempli d'« eau sainte ». De la poussière du sol du tabernacle était mélangée à l'eau, et l'offrande de céréales était placée dans ses mains. Ses cheveux étaient relâchés par le prêtre pour montrer non seulement son chagrin mais aussi pour donner une impression d'abandon. Elle devait ensuite prêter serment. Après cela, le prêtre prononçait une malédiction sur elle, disant que son ventre serait facilement fécondé, mais qu'elle aurait de nombreuses fausses couches. Elle devait donner son consentement à cette déclaration. Le prêtre écrivait ensuite les malédictions dans un livre et les effaçait symboliquement dans les « eaux amères ». La femme devait boire l'eau pendant que le prêtre agitait l'offrande de céréales de ses mains devant le Seigneur et en brûlait une partie sur l'autel. Le prêtre lui disait que si elle était coupable, l'eau ferait pourrir sa cuisse et gonfler son abdomen. Si cela arrivait, elle deviendrait une paria ; mais si elle était prouvée innocente, elle serait libre. Quel que soit le résultat, aucune condamnation pour fausse accusation ne retombait sur le mari (</w:t>
       </w:r>
-      <w:hyperlink r:id="rId1145">
+      <w:hyperlink r:id="rId1146">
         <w:r>
           <w:rPr>
             <w:lang w:val="fr_FR" w:bidi="fr_FR"/>
@@ -40995,7 +41013,7 @@
         </w:rPr>
         <w:t>Si un esclave était frappé par son maître de manière à provoquer une mort instantanée, la mort de l'esclave devait être vengée. Si l'esclave survivait, même pendant plusieurs jours, il n'avait pas besoin d'être vengé, sa perte étant une punition suffisante pour le propriétaire (</w:t>
       </w:r>
-      <w:hyperlink r:id="rId1146">
+      <w:hyperlink r:id="rId1147">
         <w:r>
           <w:rPr>
             <w:lang w:val="fr_FR" w:bidi="fr_FR"/>
@@ -41013,7 +41031,7 @@
         </w:rPr>
         <w:t xml:space="preserve">). Il est peu probable que les Hébreux aient eu beaucoup d'expérience avec cette loi, qui n'avait pas de parallèles dans le code d'Hammurabi. Si un propriétaire blessait son esclave en lui causant la perte d'un œil ou d'une dent, la loi hébraïque exigeait que l'esclave soit libéré (v. </w:t>
       </w:r>
-      <w:hyperlink r:id="rId1147">
+      <w:hyperlink r:id="rId1148">
         <w:r>
           <w:rPr>
             <w:lang w:val="fr_FR" w:bidi="fr_FR"/>
@@ -41045,7 +41063,7 @@
         </w:rPr>
         <w:t>Peu d'accent était mis sur le cambriolage ou le vol dans le code de loi hébraïque. Un cambrioleur était présumé repentant et prêt à faire restitution. Après le retour de la propriété volée et le paiement d'une petite amende supplémentaire, un voleur pouvait à nouveau s'approcher du Seigneur (</w:t>
       </w:r>
-      <w:hyperlink r:id="rId1148">
+      <w:hyperlink r:id="rId1149">
         <w:r>
           <w:rPr>
             <w:lang w:val="fr_FR" w:bidi="fr_FR"/>
@@ -41063,7 +41081,7 @@
         </w:rPr>
         <w:t>). En revanche, le Code d'Hammurabi prescrivait la peine de mort pour cambriolage. Dans la loi hébraïque, le vol d'un animal nécessitait une restitution dans un rapport d'au moins deux pour un ; si un taureau ou une vache avait été volé ou vendu, le voleur devait restituer la propriété au quintuple. Le Code d'Hammurabi contenait une provision similaire : « Si un homme vole un bœuf ou un mouton, un âne ou un cochon, ou une chèvre—si c'est d'un dieu ou d'un palais, il devra restituer trente fois ; si c'est d'un homme libre, il devra rendre dix fois. Si le voleur n'a rien pour payer, il sera mis à mort. » Dans la loi hébraïque, les biens volés d'une maison devaient simplement être restitués sans pénalité supplémentaire. Si le voleur n'avait plus les biens en sa possession et était incapable de payer la valeur équivalente, il pourrait être vendu en esclavage jusqu'à ce que la restitution soit faite (</w:t>
       </w:r>
-      <w:hyperlink r:id="rId1149">
+      <w:hyperlink r:id="rId1150">
         <w:r>
           <w:rPr>
             <w:lang w:val="fr_FR" w:bidi="fr_FR"/>
@@ -41106,7 +41124,7 @@
         </w:rPr>
         <w:t>Le code hébreu, tel que contenu dans Exode et Deutéronome, comprenait de nombreuses interdictions générales. Certaines concernaient les transactions commerciales, telles que le déplacement des bornes frontières (</w:t>
       </w:r>
-      <w:hyperlink r:id="rId1150">
+      <w:hyperlink r:id="rId1151">
         <w:r>
           <w:rPr>
             <w:lang w:val="fr_FR" w:bidi="fr_FR"/>
@@ -41124,7 +41142,7 @@
         </w:rPr>
         <w:t>). L'utilisation de faux poids et mesures était condamnée (</w:t>
       </w:r>
-      <w:hyperlink r:id="rId1151">
+      <w:hyperlink r:id="rId1152">
         <w:r>
           <w:rPr>
             <w:lang w:val="fr_FR" w:bidi="fr_FR"/>
@@ -41142,7 +41160,7 @@
         </w:rPr>
         <w:t xml:space="preserve"> ; </w:t>
       </w:r>
-      <w:hyperlink r:id="rId1152">
+      <w:hyperlink r:id="rId1153">
         <w:r>
           <w:rPr>
             <w:lang w:val="fr_FR" w:bidi="fr_FR"/>
@@ -41160,7 +41178,7 @@
         </w:rPr>
         <w:t xml:space="preserve"> ; </w:t>
       </w:r>
-      <w:hyperlink r:id="rId1153">
+      <w:hyperlink r:id="rId1154">
         <w:r>
           <w:rPr>
             <w:lang w:val="fr_FR" w:bidi="fr_FR"/>
@@ -41178,7 +41196,7 @@
         </w:rPr>
         <w:t xml:space="preserve"> ; </w:t>
       </w:r>
-      <w:hyperlink r:id="rId1154">
+      <w:hyperlink r:id="rId1155">
         <w:r>
           <w:rPr>
             <w:lang w:val="fr_FR" w:bidi="fr_FR"/>
@@ -41196,7 +41214,7 @@
         </w:rPr>
         <w:t xml:space="preserve"> ; </w:t>
       </w:r>
-      <w:hyperlink r:id="rId1155">
+      <w:hyperlink r:id="rId1156">
         <w:r>
           <w:rPr>
             <w:lang w:val="fr_FR" w:bidi="fr_FR"/>
@@ -41214,7 +41232,7 @@
         </w:rPr>
         <w:t>). La corruption était strictement interdite (</w:t>
       </w:r>
-      <w:hyperlink r:id="rId1156">
+      <w:hyperlink r:id="rId1157">
         <w:r>
           <w:rPr>
             <w:lang w:val="fr_FR" w:bidi="fr_FR"/>
@@ -41232,7 +41250,7 @@
         </w:rPr>
         <w:t xml:space="preserve">), mais aucune punition n'était spécifiée pour ceux qui enfreignaient cette loi. Dans le Code d'Hammurabi, si un juge changeait sa décision et était incapable de fournir une explication satisfaisante, en particulier en cas de soupçon de corruption, le juge devait payer douze fois le montant de la pénalité et perdait son siège sur le banc. Dans le code hébreu, le parjure était également abordé, bien qu'aucune punition ne soit spécifiée. Le Code d'Hammurabi stipulait que pour le parjure dans les cas où la punition était la mort, les personnes donnant de faux témoignages devaient être condamnées à mort elles-mêmes (voir </w:t>
       </w:r>
-      <w:hyperlink r:id="rId1157">
+      <w:hyperlink r:id="rId1158">
         <w:r>
           <w:rPr>
             <w:lang w:val="fr_FR" w:bidi="fr_FR"/>
@@ -41264,7 +41282,7 @@
         </w:rPr>
         <w:t>Un certain nombre de lois hébraïques reflétaient une préoccupation pour les pauvres. Par exemple, les pauvres ne devaient pas être soumis à l'usure s'ils étaient endettés, ni laissés dans le froid la nuit si leurs manteaux étaient pris en gage. Les veuves, les orphelins et les étrangers devaient également être traités avec miséricorde et compréhension (</w:t>
       </w:r>
-      <w:hyperlink r:id="rId1158">
+      <w:hyperlink r:id="rId1159">
         <w:r>
           <w:rPr>
             <w:lang w:val="fr_FR" w:bidi="fr_FR"/>
@@ -41282,7 +41300,7 @@
         </w:rPr>
         <w:t xml:space="preserve"> ; </w:t>
       </w:r>
-      <w:hyperlink r:id="rId1159">
+      <w:hyperlink r:id="rId1160">
         <w:r>
           <w:rPr>
             <w:lang w:val="fr_FR" w:bidi="fr_FR"/>
@@ -41300,7 +41318,7 @@
         </w:rPr>
         <w:t xml:space="preserve"> ; </w:t>
       </w:r>
-      <w:hyperlink r:id="rId1160">
+      <w:hyperlink r:id="rId1161">
         <w:r>
           <w:rPr>
             <w:lang w:val="fr_FR" w:bidi="fr_FR"/>
@@ -41318,7 +41336,7 @@
         </w:rPr>
         <w:t xml:space="preserve"> ; </w:t>
       </w:r>
-      <w:hyperlink r:id="rId1161">
+      <w:hyperlink r:id="rId1162">
         <w:r>
           <w:rPr>
             <w:lang w:val="fr_FR" w:bidi="fr_FR"/>
@@ -41350,7 +41368,7 @@
         </w:rPr>
         <w:t>Certaines lois hébraïques concernaient le comportement familial, comme celles mentionnées précédemment qui condamnaient ceux qui maudissaient ou désobéissaient à leurs parents (</w:t>
       </w:r>
-      <w:hyperlink r:id="rId1162">
+      <w:hyperlink r:id="rId1163">
         <w:r>
           <w:rPr>
             <w:lang w:val="fr_FR" w:bidi="fr_FR"/>
@@ -41368,7 +41386,7 @@
         </w:rPr>
         <w:t xml:space="preserve">; </w:t>
       </w:r>
-      <w:hyperlink r:id="rId1163">
+      <w:hyperlink r:id="rId1164">
         <w:r>
           <w:rPr>
             <w:lang w:val="fr_FR" w:bidi="fr_FR"/>
@@ -41386,7 +41404,7 @@
         </w:rPr>
         <w:t xml:space="preserve"> ; </w:t>
       </w:r>
-      <w:hyperlink r:id="rId1164">
+      <w:hyperlink r:id="rId1165">
         <w:r>
           <w:rPr>
             <w:lang w:val="fr_FR" w:bidi="fr_FR"/>
@@ -41404,7 +41422,7 @@
         </w:rPr>
         <w:t xml:space="preserve"> ; cf. </w:t>
       </w:r>
-      <w:hyperlink r:id="rId1165">
+      <w:hyperlink r:id="rId1166">
         <w:r>
           <w:rPr>
             <w:lang w:val="fr_FR" w:bidi="fr_FR"/>
@@ -41422,7 +41440,7 @@
         </w:rPr>
         <w:t xml:space="preserve"> ; </w:t>
       </w:r>
-      <w:hyperlink r:id="rId1166">
+      <w:hyperlink r:id="rId1167">
         <w:r>
           <w:rPr>
             <w:lang w:val="fr_FR" w:bidi="fr_FR"/>
@@ -41440,7 +41458,7 @@
         </w:rPr>
         <w:t>). Les responsabilités familiales étaient importantes : une famille entière subissait fréquemment une punition pour le crime de l'un de ses membres (</w:t>
       </w:r>
-      <w:hyperlink r:id="rId1167">
+      <w:hyperlink r:id="rId1168">
         <w:r>
           <w:rPr>
             <w:lang w:val="fr_FR" w:bidi="fr_FR"/>
@@ -41458,7 +41476,7 @@
         </w:rPr>
         <w:t xml:space="preserve"> ; </w:t>
       </w:r>
-      <w:hyperlink r:id="rId1168">
+      <w:hyperlink r:id="rId1169">
         <w:r>
           <w:rPr>
             <w:lang w:val="fr_FR" w:bidi="fr_FR"/>
@@ -41476,7 +41494,7 @@
         </w:rPr>
         <w:t xml:space="preserve"> ; </w:t>
       </w:r>
-      <w:hyperlink r:id="rId1169">
+      <w:hyperlink r:id="rId1170">
         <w:r>
           <w:rPr>
             <w:lang w:val="fr_FR" w:bidi="fr_FR"/>
@@ -41494,7 +41512,7 @@
         </w:rPr>
         <w:t xml:space="preserve"> ; </w:t>
       </w:r>
-      <w:hyperlink r:id="rId1170">
+      <w:hyperlink r:id="rId1171">
         <w:r>
           <w:rPr>
             <w:lang w:val="fr_FR" w:bidi="fr_FR"/>
@@ -41512,7 +41530,7 @@
         </w:rPr>
         <w:t xml:space="preserve"> ; </w:t>
       </w:r>
-      <w:hyperlink r:id="rId1171">
+      <w:hyperlink r:id="rId1172">
         <w:r>
           <w:rPr>
             <w:lang w:val="fr_FR" w:bidi="fr_FR"/>
@@ -41530,7 +41548,7 @@
         </w:rPr>
         <w:t xml:space="preserve">). Au fil du temps, alors que la responsabilité individuelle était reconnue, les parents n'étaient plus mis à mort pour les crimes de leurs enfants, ou vice versa (voir </w:t>
       </w:r>
-      <w:hyperlink r:id="rId1172">
+      <w:hyperlink r:id="rId1173">
         <w:r>
           <w:rPr>
             <w:lang w:val="fr_FR" w:bidi="fr_FR"/>
@@ -41574,7 +41592,7 @@
         </w:rPr>
         <w:t xml:space="preserve"> » (</w:t>
       </w:r>
-      <w:hyperlink r:id="rId1173">
+      <w:hyperlink r:id="rId1174">
         <w:r>
           <w:rPr>
             <w:lang w:val="fr_FR" w:bidi="fr_FR"/>
@@ -41592,7 +41610,7 @@
         </w:rPr>
         <w:t>). Les perversions sexuelles, telles que les rapports avec des animaux, étaient interdites sous peine de mort. Des règlements interdisant le mariage avec des proches parents étaient donnés en détail (</w:t>
       </w:r>
-      <w:hyperlink r:id="rId1174">
+      <w:hyperlink r:id="rId1175">
         <w:r>
           <w:rPr>
             <w:lang w:val="fr_FR" w:bidi="fr_FR"/>
@@ -41688,7 +41706,7 @@
         </w:rPr>
         <w:t>1. Dans l'Ancien Testament, frapper avec des bâtons ou des verges était la forme traditionnelle de discipline pour les enfants, les insensés et les esclaves (</w:t>
       </w:r>
-      <w:hyperlink r:id="rId1175">
+      <w:hyperlink r:id="rId1176">
         <w:r>
           <w:rPr>
             <w:lang w:val="fr_FR" w:bidi="fr_FR"/>
@@ -41706,7 +41724,7 @@
         </w:rPr>
         <w:t xml:space="preserve"> ; </w:t>
       </w:r>
-      <w:hyperlink r:id="rId945">
+      <w:hyperlink r:id="rId946">
         <w:r>
           <w:rPr>
             <w:lang w:val="fr_FR" w:bidi="fr_FR"/>
@@ -41724,7 +41742,7 @@
         </w:rPr>
         <w:t xml:space="preserve"> ; </w:t>
       </w:r>
-      <w:hyperlink r:id="rId1176">
+      <w:hyperlink r:id="rId1177">
         <w:r>
           <w:rPr>
             <w:lang w:val="fr_FR" w:bidi="fr_FR"/>
@@ -41742,7 +41760,7 @@
         </w:rPr>
         <w:t>). La flagellation (également appelée fouet) était plus sévère que le battement. Le fouet utilisé pouvait être fait de plusieurs lanières de cuir attachées à une extrémité ou de deux bandes de cuir entrelacées. Un fouet surnommé « scorpion » (en raison des barbelés à son extrémité) était l'un des instruments de punition les plus cruels mentionnés dans l'Ancien Testament (</w:t>
       </w:r>
-      <w:hyperlink r:id="rId1177">
+      <w:hyperlink r:id="rId1178">
         <w:r>
           <w:rPr>
             <w:lang w:val="fr_FR" w:bidi="fr_FR"/>
@@ -41774,7 +41792,7 @@
         </w:rPr>
         <w:t>Avant une flagellation, la victime était examinée pour vérifier son aptitude physique. Si la mort résultait des coups, aucune responsabilité n'était attribuée à la personne administrant la punition. La victime était dénudée jusqu'à la taille et attachée à un pilier, les mains liées avec des lanières de cuir. La sévérité d'une flagellation dépendait du crime, bien que la loi mosaïque fixait une limite supérieure de quarante coups (</w:t>
       </w:r>
-      <w:hyperlink r:id="rId1178">
+      <w:hyperlink r:id="rId1179">
         <w:r>
           <w:rPr>
             <w:lang w:val="fr_FR" w:bidi="fr_FR"/>
@@ -41792,7 +41810,7 @@
         </w:rPr>
         <w:t>). Pour éviter une erreur dans le décompte, ce nombre était ensuite réduit d'un (</w:t>
       </w:r>
-      <w:hyperlink r:id="rId1179">
+      <w:hyperlink r:id="rId1180">
         <w:r>
           <w:rPr>
             <w:lang w:val="fr_FR" w:bidi="fr_FR"/>
@@ -41824,7 +41842,7 @@
         </w:rPr>
         <w:t>En cas d'infractions à la loi, les autorités de la synagogue administraient des flagellations (</w:t>
       </w:r>
-      <w:hyperlink r:id="rId1180">
+      <w:hyperlink r:id="rId1181">
         <w:r>
           <w:rPr>
             <w:lang w:val="fr_FR" w:bidi="fr_FR"/>
@@ -41842,7 +41860,7 @@
         </w:rPr>
         <w:t>). Un mari pouvait être flagellé par les anciens de la ville pour diffamation du caractère de sa femme (</w:t>
       </w:r>
-      <w:hyperlink r:id="rId1181">
+      <w:hyperlink r:id="rId1182">
         <w:r>
           <w:rPr>
             <w:lang w:val="fr_FR" w:bidi="fr_FR"/>
@@ -41872,7 +41890,7 @@
         </w:rPr>
         <w:t xml:space="preserve"> » (</w:t>
       </w:r>
-      <w:hyperlink r:id="rId1182">
+      <w:hyperlink r:id="rId1183">
         <w:r>
           <w:rPr>
             <w:lang w:val="fr_FR" w:bidi="fr_FR"/>
@@ -41918,7 +41936,7 @@
         </w:rPr>
         <w:t>Les citoyens de l'Empire romain ne pouvaient jamais être battus ou fouettés avant le jugement (</w:t>
       </w:r>
-      <w:hyperlink r:id="rId1183">
+      <w:hyperlink r:id="rId1184">
         <w:r>
           <w:rPr>
             <w:lang w:val="fr_FR" w:bidi="fr_FR"/>
@@ -41936,7 +41954,7 @@
         </w:rPr>
         <w:t>). Ainsi, les magistrats ont eu peur lorsqu'ils ont appris que Paul, un citoyen romain, avait été battu dans ces circonstances (</w:t>
       </w:r>
-      <w:hyperlink r:id="rId1184">
+      <w:hyperlink r:id="rId1185">
         <w:r>
           <w:rPr>
             <w:lang w:val="fr_FR" w:bidi="fr_FR"/>
@@ -41968,7 +41986,7 @@
         </w:rPr>
         <w:t>2. L'énucléation des yeux des prisonniers et captifs était une pratique courante au Proche-Orient. Les Philistins ont aveuglé Samson avant de l'emprisonner (</w:t>
       </w:r>
-      <w:hyperlink r:id="rId1185">
+      <w:hyperlink r:id="rId1186">
         <w:r>
           <w:rPr>
             <w:lang w:val="fr_FR" w:bidi="fr_FR"/>
@@ -41986,7 +42004,7 @@
         </w:rPr>
         <w:t>). Les Babyloniens ont fait de même au roi Sédécias en 587 av. J.‑C. avant de le capturer (</w:t>
       </w:r>
-      <w:hyperlink r:id="rId1186">
+      <w:hyperlink r:id="rId1187">
         <w:r>
           <w:rPr>
             <w:lang w:val="fr_FR" w:bidi="fr_FR"/>
@@ -42016,7 +42034,7 @@
         </w:rPr>
         <w:t xml:space="preserve"> à condition que tous leurs yeux droits soient ôtés. Le but de Nachasch était de les déshonorer et de les empêcher de participer activement à la guerre (</w:t>
       </w:r>
-      <w:hyperlink r:id="rId1187">
+      <w:hyperlink r:id="rId1188">
         <w:r>
           <w:rPr>
             <w:lang w:val="fr_FR" w:bidi="fr_FR"/>
@@ -42076,7 +42094,7 @@
         </w:rPr>
         <w:t>4. Les entraves sont mentionnées comme une forme de punition dans la période tardive de l'Ancien Testament. Les prophètes Hanani (</w:t>
       </w:r>
-      <w:hyperlink r:id="rId1188">
+      <w:hyperlink r:id="rId1189">
         <w:r>
           <w:rPr>
             <w:lang w:val="fr_FR" w:bidi="fr_FR"/>
@@ -42094,7 +42112,7 @@
         </w:rPr>
         <w:t>) et Jérémie (</w:t>
       </w:r>
-      <w:hyperlink r:id="rId1189">
+      <w:hyperlink r:id="rId1190">
         <w:r>
           <w:rPr>
             <w:lang w:val="fr_FR" w:bidi="fr_FR"/>
@@ -42112,7 +42130,7 @@
         </w:rPr>
         <w:t>, NBS) ont souffert de l'indignité d'être placés dans des entraves. Les deux chevilles, et parfois aussi les poignets et la tête, étaient placés dans des trous dans deux grandes pièces de bois. À l'époque romaine, les entraves ont été transformées en une forme de torture, les jambes d'un prisonnier étant étirées vers des trous de plus en plus éloignés. Dans le Nouveau Testament, Paul et Silas ont eu les pieds placés dans des entraves par un geôlier de la ville de Philippes (</w:t>
       </w:r>
-      <w:hyperlink r:id="rId1190">
+      <w:hyperlink r:id="rId1191">
         <w:r>
           <w:rPr>
             <w:lang w:val="fr_FR" w:bidi="fr_FR"/>
@@ -42169,7 +42187,7 @@
         </w:rPr>
         <w:t>1. Ceux qui avaient offensé un roi étaient décapités avec une épée (</w:t>
       </w:r>
-      <w:hyperlink r:id="rId1191">
+      <w:hyperlink r:id="rId1192">
         <w:r>
           <w:rPr>
             <w:lang w:val="fr_FR" w:bidi="fr_FR"/>
@@ -42187,7 +42205,7 @@
         </w:rPr>
         <w:t xml:space="preserve"> ; </w:t>
       </w:r>
-      <w:hyperlink r:id="rId1192">
+      <w:hyperlink r:id="rId1193">
         <w:r>
           <w:rPr>
             <w:lang w:val="fr_FR" w:bidi="fr_FR"/>
@@ -42205,7 +42223,7 @@
         </w:rPr>
         <w:t>), tout comme les idolâtres et les meurtriers (selon la Mishnah, le commentaire juif sur la loi). L'épée était probablement utilisée pour des exécutions privées également. Les habitants de villes entières étaient parfois passés « au fil de l'épée » pour leur reniement de la foi (</w:t>
       </w:r>
-      <w:hyperlink r:id="rId1193">
+      <w:hyperlink r:id="rId1194">
         <w:r>
           <w:rPr>
             <w:lang w:val="fr_FR" w:bidi="fr_FR"/>
@@ -42223,7 +42241,7 @@
         </w:rPr>
         <w:t xml:space="preserve"> ; </w:t>
       </w:r>
-      <w:hyperlink r:id="rId1194">
+      <w:hyperlink r:id="rId1195">
         <w:r>
           <w:rPr>
             <w:lang w:val="fr_FR" w:bidi="fr_FR"/>
@@ -42255,7 +42273,7 @@
         </w:rPr>
         <w:t>2. Certaines infractions sexuelles étaient punies de mort par le feu (</w:t>
       </w:r>
-      <w:hyperlink r:id="rId1195">
+      <w:hyperlink r:id="rId1196">
         <w:r>
           <w:rPr>
             <w:lang w:val="fr_FR" w:bidi="fr_FR"/>
@@ -42273,7 +42291,7 @@
         </w:rPr>
         <w:t xml:space="preserve"> ; </w:t>
       </w:r>
-      <w:hyperlink r:id="rId1196">
+      <w:hyperlink r:id="rId1197">
         <w:r>
           <w:rPr>
             <w:lang w:val="fr_FR" w:bidi="fr_FR"/>
@@ -42291,7 +42309,7 @@
         </w:rPr>
         <w:t>). Tamar, la belle-fille de Juda, a été accusée d'adultère et condamnée à être brûlée à mort hors de la ville (</w:t>
       </w:r>
-      <w:hyperlink r:id="rId1197">
+      <w:hyperlink r:id="rId1198">
         <w:r>
           <w:rPr>
             <w:lang w:val="fr_FR" w:bidi="fr_FR"/>
@@ -42309,7 +42327,7 @@
         </w:rPr>
         <w:t>). Le Seigneur a ordonné que quiconque dont les pieds touchaient le sol sacré du mont Sinaï devait être abattu par des flèches ou lapidé (</w:t>
       </w:r>
-      <w:hyperlink r:id="rId1198">
+      <w:hyperlink r:id="rId1199">
         <w:r>
           <w:rPr>
             <w:lang w:val="fr_FR" w:bidi="fr_FR"/>
@@ -42341,7 +42359,7 @@
         </w:rPr>
         <w:t>3. La pendaison pourrait avoir été une forme d'exécution à l'époque biblique. Cependant, de nombreux érudits estiment que le mot traduit par « pendaison » ou « pendaison à un bois » signifiait en réalité « empalement » (</w:t>
       </w:r>
-      <w:hyperlink r:id="rId1199">
+      <w:hyperlink r:id="rId1200">
         <w:r>
           <w:rPr>
             <w:lang w:val="fr_FR" w:bidi="fr_FR"/>
@@ -42359,7 +42377,7 @@
         </w:rPr>
         <w:t xml:space="preserve"> ; </w:t>
       </w:r>
-      <w:hyperlink r:id="rId1200">
+      <w:hyperlink r:id="rId1201">
         <w:r>
           <w:rPr>
             <w:lang w:val="fr_FR" w:bidi="fr_FR"/>
@@ -42377,6 +42395,182 @@
         </w:rPr>
         <w:t xml:space="preserve"> ; </w:t>
       </w:r>
+      <w:hyperlink r:id="rId1202">
+        <w:r>
+          <w:rPr>
+            <w:lang w:val="fr_FR" w:bidi="fr_FR"/>
+          </w:rPr>
+          <w:rPr>
+            <w:color w:val="0000EE"/>
+            <w:u w:val="single"/>
+          </w:rPr>
+          <w:t>Jos 8.29</w:t>
+        </w:r>
+      </w:hyperlink>
+      <w:r>
+        <w:rPr>
+          <w:lang w:val="fr_FR" w:bidi="fr_FR"/>
+        </w:rPr>
+        <w:t xml:space="preserve"> ; </w:t>
+      </w:r>
+      <w:hyperlink r:id="rId1203">
+        <w:r>
+          <w:rPr>
+            <w:lang w:val="fr_FR" w:bidi="fr_FR"/>
+          </w:rPr>
+          <w:rPr>
+            <w:color w:val="0000EE"/>
+            <w:u w:val="single"/>
+          </w:rPr>
+          <w:t>2S 21.6, 9</w:t>
+        </w:r>
+      </w:hyperlink>
+      <w:r>
+        <w:rPr>
+          <w:lang w:val="fr_FR" w:bidi="fr_FR"/>
+        </w:rPr>
+        <w:t xml:space="preserve"> ; </w:t>
+      </w:r>
+      <w:hyperlink r:id="rId1204">
+        <w:r>
+          <w:rPr>
+            <w:lang w:val="fr_FR" w:bidi="fr_FR"/>
+          </w:rPr>
+          <w:rPr>
+            <w:color w:val="0000EE"/>
+            <w:u w:val="single"/>
+          </w:rPr>
+          <w:t>Est 9.14</w:t>
+        </w:r>
+      </w:hyperlink>
+      <w:r>
+        <w:rPr>
+          <w:lang w:val="fr_FR" w:bidi="fr_FR"/>
+        </w:rPr>
+        <w:t>). Un pieu en bois pointu était planté dans le sol et le corps de la victime était forcé sur le pieu, dont la pointe sortait probablement de la poitrine ou de la bouche. Pratiquée couramment par les Assyriens, cette forme d'exécution était réservée aux coupables des pires crimes ainsi qu'aux prisonniers de guerre ou déserteurs. Le roi perse Darius est réputé avoir empalé trois mille hommes lorsque son armée est entrée à Babylone. L'empalement était la peine que Darius avait fixée pour toute modification de son édit concernant la reconstruction du temple (</w:t>
+      </w:r>
+      <w:hyperlink r:id="rId1205">
+        <w:r>
+          <w:rPr>
+            <w:lang w:val="fr_FR" w:bidi="fr_FR"/>
+          </w:rPr>
+          <w:rPr>
+            <w:color w:val="0000EE"/>
+            <w:u w:val="single"/>
+          </w:rPr>
+          <w:t>Esd 6.11–12</w:t>
+        </w:r>
+      </w:hyperlink>
+      <w:r>
+        <w:rPr>
+          <w:lang w:val="fr_FR" w:bidi="fr_FR"/>
+        </w:rPr>
+        <w:t xml:space="preserve">). Il n'est pas certain si Haman a été pendu ou empalé (voir </w:t>
+      </w:r>
+      <w:hyperlink r:id="rId1206">
+        <w:r>
+          <w:rPr>
+            <w:lang w:val="fr_FR" w:bidi="fr_FR"/>
+          </w:rPr>
+          <w:rPr>
+            <w:color w:val="0000EE"/>
+            <w:u w:val="single"/>
+          </w:rPr>
+          <w:t>Est 7.9–10</w:t>
+        </w:r>
+      </w:hyperlink>
+      <w:r>
+        <w:rPr>
+          <w:lang w:val="fr_FR" w:bidi="fr_FR"/>
+        </w:rPr>
+        <w:t>).</w:t>
+      </w:r>
+    </w:p>
+    <w:p>
+      <w:pPr/>
+      <w:r>
+        <w:rPr>
+          <w:lang w:val="fr_FR" w:bidi="fr_FR"/>
+        </w:rPr>
+      </w:r>
+      <w:r>
+        <w:rPr>
+          <w:lang w:val="fr_FR" w:bidi="fr_FR"/>
+        </w:rPr>
+        <w:t>Habituellement, la « pendaison » était un moyen d'exposer un cadavre comme avertissement pour les habitants locaux (</w:t>
+      </w:r>
+      <w:hyperlink r:id="rId1207">
+        <w:r>
+          <w:rPr>
+            <w:lang w:val="fr_FR" w:bidi="fr_FR"/>
+          </w:rPr>
+          <w:rPr>
+            <w:color w:val="0000EE"/>
+            <w:u w:val="single"/>
+          </w:rPr>
+          <w:t>Gn 40.19</w:t>
+        </w:r>
+      </w:hyperlink>
+      <w:r>
+        <w:rPr>
+          <w:lang w:val="fr_FR" w:bidi="fr_FR"/>
+        </w:rPr>
+        <w:t xml:space="preserve"> ; </w:t>
+      </w:r>
+      <w:hyperlink r:id="rId1202">
+        <w:r>
+          <w:rPr>
+            <w:lang w:val="fr_FR" w:bidi="fr_FR"/>
+          </w:rPr>
+          <w:rPr>
+            <w:color w:val="0000EE"/>
+            <w:u w:val="single"/>
+          </w:rPr>
+          <w:t>Jos 8.29</w:t>
+        </w:r>
+      </w:hyperlink>
+      <w:r>
+        <w:rPr>
+          <w:lang w:val="fr_FR" w:bidi="fr_FR"/>
+        </w:rPr>
+        <w:t xml:space="preserve"> ; </w:t>
+      </w:r>
+      <w:hyperlink r:id="rId1208">
+        <w:r>
+          <w:rPr>
+            <w:lang w:val="fr_FR" w:bidi="fr_FR"/>
+          </w:rPr>
+          <w:rPr>
+            <w:color w:val="0000EE"/>
+            <w:u w:val="single"/>
+          </w:rPr>
+          <w:t>10.26</w:t>
+        </w:r>
+      </w:hyperlink>
+      <w:r>
+        <w:rPr>
+          <w:lang w:val="fr_FR" w:bidi="fr_FR"/>
+        </w:rPr>
+        <w:t xml:space="preserve"> ; </w:t>
+      </w:r>
+      <w:hyperlink r:id="rId1209">
+        <w:r>
+          <w:rPr>
+            <w:lang w:val="fr_FR" w:bidi="fr_FR"/>
+          </w:rPr>
+          <w:rPr>
+            <w:color w:val="0000EE"/>
+            <w:u w:val="single"/>
+          </w:rPr>
+          <w:t>2 Sm 4.12</w:t>
+        </w:r>
+      </w:hyperlink>
+      <w:r>
+        <w:rPr>
+          <w:lang w:val="fr_FR" w:bidi="fr_FR"/>
+        </w:rPr>
+        <w:t>). Les cadavres étaient exposés pendant un jour seulement et étaient enterrés avant la tombée de la nuit. Le cadavre pendu était considéré comme une souillure de la terre que Dieu avait donnée (</w:t>
+      </w:r>
       <w:hyperlink r:id="rId1201">
         <w:r>
           <w:rPr>
@@ -42386,7 +42580,97 @@
             <w:color w:val="0000EE"/>
             <w:u w:val="single"/>
           </w:rPr>
-          <w:t>Jos 8.29</w:t>
+          <w:t>Dt 21.22–23</w:t>
+        </w:r>
+      </w:hyperlink>
+      <w:r>
+        <w:rPr>
+          <w:lang w:val="fr_FR" w:bidi="fr_FR"/>
+        </w:rPr>
+        <w:t>). Selon la Mishnah, les mains du coupable étaient liées et le corps pendu au bras d'une potence en bois.</w:t>
+      </w:r>
+    </w:p>
+    <w:p>
+      <w:pPr/>
+      <w:r>
+        <w:rPr>
+          <w:lang w:val="fr_FR" w:bidi="fr_FR"/>
+        </w:rPr>
+      </w:r>
+      <w:r>
+        <w:rPr>
+          <w:lang w:val="fr_FR" w:bidi="fr_FR"/>
+        </w:rPr>
+        <w:t>4. La crucifixion était une punition utilisée par le roi syrien Antiochus IV Épiphane en 167–166 av. J.‑C. Selon Josèphe, un historien juif du premier siècle apr. J.‑C., les Juifs qui refusaient d'abandonner leur foi traditionnelle étaient exécutés de cette manière. Pendant la période des Maccabées (167–40 av. J.‑C.), Alexandre Jannée a crucifié huit cents pharisiens rebelles pour tenter de rétablir son autorité. La crucifixion était une forme d'exécution répandue : elle était utilisée dans la plupart des régions de l'Empire romain, y compris en Inde, en Afrique du Nord et en Allemagne. Entre l'an 4 av. J.‑C. et l'an 70 apr. J.‑C., à certaines occasions, le nombre de personnes crucifiées en même temps atteignait des milliers.</w:t>
+      </w:r>
+    </w:p>
+    <w:p>
+      <w:pPr/>
+      <w:r>
+        <w:rPr>
+          <w:lang w:val="fr_FR" w:bidi="fr_FR"/>
+        </w:rPr>
+      </w:r>
+      <w:r>
+        <w:rPr>
+          <w:lang w:val="fr_FR" w:bidi="fr_FR"/>
+        </w:rPr>
+        <w:t xml:space="preserve">Trois types de croix semblent avoir été utilisés : une croix avec la barre transversale sous la tête de la barre verticale (croix latine) ; une croix en forme de T (croix de Saint-Antoine) ; et une croix en forme de X (croix de Saint-André). Matthieu rapporte qu'une inscription, « </w:t>
+      </w:r>
+      <w:r>
+        <w:rPr>
+          <w:lang w:val="fr_FR" w:bidi="fr_FR"/>
+        </w:rPr>
+        <w:t>Celui-ci est Jésus, le roi des Juifs</w:t>
+      </w:r>
+      <w:r>
+        <w:rPr>
+          <w:lang w:val="fr_FR" w:bidi="fr_FR"/>
+        </w:rPr>
+        <w:t xml:space="preserve"> », a été placée au-dessus de la tête de Jésus (</w:t>
+      </w:r>
+      <w:hyperlink r:id="rId1210">
+        <w:r>
+          <w:rPr>
+            <w:lang w:val="fr_FR" w:bidi="fr_FR"/>
+          </w:rPr>
+          <w:rPr>
+            <w:color w:val="0000EE"/>
+            <w:u w:val="single"/>
+          </w:rPr>
+          <w:t>Mt 27.37</w:t>
+        </w:r>
+      </w:hyperlink>
+      <w:r>
+        <w:rPr>
+          <w:lang w:val="fr_FR" w:bidi="fr_FR"/>
+        </w:rPr>
+        <w:t>). Ceci indique que pour la crucifixion de Jésus, c'est une croix latine qui a été utilisée, comme l'ont traditionnellement représentée les artistes. Lors de crucifixions, la victime était très probablement fixée à la croix alors qu'elle était encore allongée à plat sur le sol. La croix était ensuite mise en position et insérée dans une cale dans le sol. Les mains étaient soit clouées, soit attachées à la croix ; il est incertain si les pieds étaient cloués avec un ou deux clous. Le poids du corps était soutenu par un morceau de bois aux pieds et possiblement par un autre qui ressemblait à une pointe entre les jambes.</w:t>
+      </w:r>
+    </w:p>
+    <w:p>
+      <w:pPr/>
+      <w:r>
+        <w:rPr>
+          <w:lang w:val="fr_FR" w:bidi="fr_FR"/>
+        </w:rPr>
+      </w:r>
+      <w:r>
+        <w:rPr>
+          <w:lang w:val="fr_FR" w:bidi="fr_FR"/>
+        </w:rPr>
+        <w:t>5. La lapidation était la peine de mort hébraïque la plus courante. Les premières pierres étaient lancées par les témoins de l'accusation, qui étaient ensuite rejoints par les spectateurs. La lapidation était la punition pour certaines offenses religieuses (</w:t>
+      </w:r>
+      <w:hyperlink r:id="rId677">
+        <w:r>
+          <w:rPr>
+            <w:lang w:val="fr_FR" w:bidi="fr_FR"/>
+          </w:rPr>
+          <w:rPr>
+            <w:color w:val="0000EE"/>
+            <w:u w:val="single"/>
+          </w:rPr>
+          <w:t>Lv 24.16</w:t>
         </w:r>
       </w:hyperlink>
       <w:r>
@@ -42395,16 +42679,16 @@
         </w:rPr>
         <w:t xml:space="preserve"> ; </w:t>
       </w:r>
-      <w:hyperlink r:id="rId1202">
-        <w:r>
-          <w:rPr>
-            <w:lang w:val="fr_FR" w:bidi="fr_FR"/>
-          </w:rPr>
-          <w:rPr>
-            <w:color w:val="0000EE"/>
-            <w:u w:val="single"/>
-          </w:rPr>
-          <w:t>2S 21.6, 9</w:t>
+      <w:hyperlink r:id="rId1124">
+        <w:r>
+          <w:rPr>
+            <w:lang w:val="fr_FR" w:bidi="fr_FR"/>
+          </w:rPr>
+          <w:rPr>
+            <w:color w:val="0000EE"/>
+            <w:u w:val="single"/>
+          </w:rPr>
+          <w:t>Nb 15.32–36</w:t>
         </w:r>
       </w:hyperlink>
       <w:r>
@@ -42413,84 +42697,16 @@
         </w:rPr>
         <w:t xml:space="preserve"> ; </w:t>
       </w:r>
-      <w:hyperlink r:id="rId1203">
-        <w:r>
-          <w:rPr>
-            <w:lang w:val="fr_FR" w:bidi="fr_FR"/>
-          </w:rPr>
-          <w:rPr>
-            <w:color w:val="0000EE"/>
-            <w:u w:val="single"/>
-          </w:rPr>
-          <w:t>Est 9.14</w:t>
-        </w:r>
-      </w:hyperlink>
-      <w:r>
-        <w:rPr>
-          <w:lang w:val="fr_FR" w:bidi="fr_FR"/>
-        </w:rPr>
-        <w:t>). Un pieu en bois pointu était planté dans le sol et le corps de la victime était forcé sur le pieu, dont la pointe sortait probablement de la poitrine ou de la bouche. Pratiquée couramment par les Assyriens, cette forme d'exécution était réservée aux coupables des pires crimes ainsi qu'aux prisonniers de guerre ou déserteurs. Le roi perse Darius est réputé avoir empalé trois mille hommes lorsque son armée est entrée à Babylone. L'empalement était la peine que Darius avait fixée pour toute modification de son édit concernant la reconstruction du temple (</w:t>
-      </w:r>
-      <w:hyperlink r:id="rId1204">
-        <w:r>
-          <w:rPr>
-            <w:lang w:val="fr_FR" w:bidi="fr_FR"/>
-          </w:rPr>
-          <w:rPr>
-            <w:color w:val="0000EE"/>
-            <w:u w:val="single"/>
-          </w:rPr>
-          <w:t>Esd 6.11–12</w:t>
-        </w:r>
-      </w:hyperlink>
-      <w:r>
-        <w:rPr>
-          <w:lang w:val="fr_FR" w:bidi="fr_FR"/>
-        </w:rPr>
-        <w:t xml:space="preserve">). Il n'est pas certain si Haman a été pendu ou empalé (voir </w:t>
-      </w:r>
-      <w:hyperlink r:id="rId1205">
-        <w:r>
-          <w:rPr>
-            <w:lang w:val="fr_FR" w:bidi="fr_FR"/>
-          </w:rPr>
-          <w:rPr>
-            <w:color w:val="0000EE"/>
-            <w:u w:val="single"/>
-          </w:rPr>
-          <w:t>Est 7.9–10</w:t>
-        </w:r>
-      </w:hyperlink>
-      <w:r>
-        <w:rPr>
-          <w:lang w:val="fr_FR" w:bidi="fr_FR"/>
-        </w:rPr>
-        <w:t>).</w:t>
-      </w:r>
-    </w:p>
-    <w:p>
-      <w:pPr/>
-      <w:r>
-        <w:rPr>
-          <w:lang w:val="fr_FR" w:bidi="fr_FR"/>
-        </w:rPr>
-      </w:r>
-      <w:r>
-        <w:rPr>
-          <w:lang w:val="fr_FR" w:bidi="fr_FR"/>
-        </w:rPr>
-        <w:t>Habituellement, la « pendaison » était un moyen d'exposer un cadavre comme avertissement pour les habitants locaux (</w:t>
-      </w:r>
-      <w:hyperlink r:id="rId1206">
-        <w:r>
-          <w:rPr>
-            <w:lang w:val="fr_FR" w:bidi="fr_FR"/>
-          </w:rPr>
-          <w:rPr>
-            <w:color w:val="0000EE"/>
-            <w:u w:val="single"/>
-          </w:rPr>
-          <w:t>Gn 40.19</w:t>
+      <w:hyperlink r:id="rId1211">
+        <w:r>
+          <w:rPr>
+            <w:lang w:val="fr_FR" w:bidi="fr_FR"/>
+          </w:rPr>
+          <w:rPr>
+            <w:color w:val="0000EE"/>
+            <w:u w:val="single"/>
+          </w:rPr>
+          <w:t>Dt 13.1–10</w:t>
         </w:r>
       </w:hyperlink>
       <w:r>
@@ -42499,205 +42715,7 @@
         </w:rPr>
         <w:t xml:space="preserve"> ; </w:t>
       </w:r>
-      <w:hyperlink r:id="rId1201">
-        <w:r>
-          <w:rPr>
-            <w:lang w:val="fr_FR" w:bidi="fr_FR"/>
-          </w:rPr>
-          <w:rPr>
-            <w:color w:val="0000EE"/>
-            <w:u w:val="single"/>
-          </w:rPr>
-          <w:t>Jos 8.29</w:t>
-        </w:r>
-      </w:hyperlink>
-      <w:r>
-        <w:rPr>
-          <w:lang w:val="fr_FR" w:bidi="fr_FR"/>
-        </w:rPr>
-        <w:t xml:space="preserve"> ; </w:t>
-      </w:r>
-      <w:hyperlink r:id="rId1207">
-        <w:r>
-          <w:rPr>
-            <w:lang w:val="fr_FR" w:bidi="fr_FR"/>
-          </w:rPr>
-          <w:rPr>
-            <w:color w:val="0000EE"/>
-            <w:u w:val="single"/>
-          </w:rPr>
-          <w:t>10.26</w:t>
-        </w:r>
-      </w:hyperlink>
-      <w:r>
-        <w:rPr>
-          <w:lang w:val="fr_FR" w:bidi="fr_FR"/>
-        </w:rPr>
-        <w:t xml:space="preserve"> ; </w:t>
-      </w:r>
-      <w:hyperlink r:id="rId1208">
-        <w:r>
-          <w:rPr>
-            <w:lang w:val="fr_FR" w:bidi="fr_FR"/>
-          </w:rPr>
-          <w:rPr>
-            <w:color w:val="0000EE"/>
-            <w:u w:val="single"/>
-          </w:rPr>
-          <w:t>2 Sm 4.12</w:t>
-        </w:r>
-      </w:hyperlink>
-      <w:r>
-        <w:rPr>
-          <w:lang w:val="fr_FR" w:bidi="fr_FR"/>
-        </w:rPr>
-        <w:t>). Les cadavres étaient exposés pendant un jour seulement et étaient enterrés avant la tombée de la nuit. Le cadavre pendu était considéré comme une souillure de la terre que Dieu avait donnée (</w:t>
-      </w:r>
-      <w:hyperlink r:id="rId1200">
-        <w:r>
-          <w:rPr>
-            <w:lang w:val="fr_FR" w:bidi="fr_FR"/>
-          </w:rPr>
-          <w:rPr>
-            <w:color w:val="0000EE"/>
-            <w:u w:val="single"/>
-          </w:rPr>
-          <w:t>Dt 21.22–23</w:t>
-        </w:r>
-      </w:hyperlink>
-      <w:r>
-        <w:rPr>
-          <w:lang w:val="fr_FR" w:bidi="fr_FR"/>
-        </w:rPr>
-        <w:t>). Selon la Mishnah, les mains du coupable étaient liées et le corps pendu au bras d'une potence en bois.</w:t>
-      </w:r>
-    </w:p>
-    <w:p>
-      <w:pPr/>
-      <w:r>
-        <w:rPr>
-          <w:lang w:val="fr_FR" w:bidi="fr_FR"/>
-        </w:rPr>
-      </w:r>
-      <w:r>
-        <w:rPr>
-          <w:lang w:val="fr_FR" w:bidi="fr_FR"/>
-        </w:rPr>
-        <w:t>4. La crucifixion était une punition utilisée par le roi syrien Antiochus IV Épiphane en 167–166 av. J.‑C. Selon Josèphe, un historien juif du premier siècle apr. J.‑C., les Juifs qui refusaient d'abandonner leur foi traditionnelle étaient exécutés de cette manière. Pendant la période des Maccabées (167–40 av. J.‑C.), Alexandre Jannée a crucifié huit cents pharisiens rebelles pour tenter de rétablir son autorité. La crucifixion était une forme d'exécution répandue : elle était utilisée dans la plupart des régions de l'Empire romain, y compris en Inde, en Afrique du Nord et en Allemagne. Entre l'an 4 av. J.‑C. et l'an 70 apr. J.‑C., à certaines occasions, le nombre de personnes crucifiées en même temps atteignait des milliers.</w:t>
-      </w:r>
-    </w:p>
-    <w:p>
-      <w:pPr/>
-      <w:r>
-        <w:rPr>
-          <w:lang w:val="fr_FR" w:bidi="fr_FR"/>
-        </w:rPr>
-      </w:r>
-      <w:r>
-        <w:rPr>
-          <w:lang w:val="fr_FR" w:bidi="fr_FR"/>
-        </w:rPr>
-        <w:t xml:space="preserve">Trois types de croix semblent avoir été utilisés : une croix avec la barre transversale sous la tête de la barre verticale (croix latine) ; une croix en forme de T (croix de Saint-Antoine) ; et une croix en forme de X (croix de Saint-André). Matthieu rapporte qu'une inscription, « </w:t>
-      </w:r>
-      <w:r>
-        <w:rPr>
-          <w:lang w:val="fr_FR" w:bidi="fr_FR"/>
-        </w:rPr>
-        <w:t>Celui-ci est Jésus, le roi des Juifs</w:t>
-      </w:r>
-      <w:r>
-        <w:rPr>
-          <w:lang w:val="fr_FR" w:bidi="fr_FR"/>
-        </w:rPr>
-        <w:t xml:space="preserve"> », a été placée au-dessus de la tête de Jésus (</w:t>
-      </w:r>
-      <w:hyperlink r:id="rId1209">
-        <w:r>
-          <w:rPr>
-            <w:lang w:val="fr_FR" w:bidi="fr_FR"/>
-          </w:rPr>
-          <w:rPr>
-            <w:color w:val="0000EE"/>
-            <w:u w:val="single"/>
-          </w:rPr>
-          <w:t>Mt 27.37</w:t>
-        </w:r>
-      </w:hyperlink>
-      <w:r>
-        <w:rPr>
-          <w:lang w:val="fr_FR" w:bidi="fr_FR"/>
-        </w:rPr>
-        <w:t>). Ceci indique que pour la crucifixion de Jésus, c'est une croix latine qui a été utilisée, comme l'ont traditionnellement représentée les artistes. Lors de crucifixions, la victime était très probablement fixée à la croix alors qu'elle était encore allongée à plat sur le sol. La croix était ensuite mise en position et insérée dans une cale dans le sol. Les mains étaient soit clouées, soit attachées à la croix ; il est incertain si les pieds étaient cloués avec un ou deux clous. Le poids du corps était soutenu par un morceau de bois aux pieds et possiblement par un autre qui ressemblait à une pointe entre les jambes.</w:t>
-      </w:r>
-    </w:p>
-    <w:p>
-      <w:pPr/>
-      <w:r>
-        <w:rPr>
-          <w:lang w:val="fr_FR" w:bidi="fr_FR"/>
-        </w:rPr>
-      </w:r>
-      <w:r>
-        <w:rPr>
-          <w:lang w:val="fr_FR" w:bidi="fr_FR"/>
-        </w:rPr>
-        <w:t>5. La lapidation était la peine de mort hébraïque la plus courante. Les premières pierres étaient lancées par les témoins de l'accusation, qui étaient ensuite rejoints par les spectateurs. La lapidation était la punition pour certaines offenses religieuses (</w:t>
-      </w:r>
-      <w:hyperlink r:id="rId677">
-        <w:r>
-          <w:rPr>
-            <w:lang w:val="fr_FR" w:bidi="fr_FR"/>
-          </w:rPr>
-          <w:rPr>
-            <w:color w:val="0000EE"/>
-            <w:u w:val="single"/>
-          </w:rPr>
-          <w:t>Lv 24.16</w:t>
-        </w:r>
-      </w:hyperlink>
-      <w:r>
-        <w:rPr>
-          <w:lang w:val="fr_FR" w:bidi="fr_FR"/>
-        </w:rPr>
-        <w:t xml:space="preserve"> ; </w:t>
-      </w:r>
-      <w:hyperlink r:id="rId1123">
-        <w:r>
-          <w:rPr>
-            <w:lang w:val="fr_FR" w:bidi="fr_FR"/>
-          </w:rPr>
-          <w:rPr>
-            <w:color w:val="0000EE"/>
-            <w:u w:val="single"/>
-          </w:rPr>
-          <w:t>Nb 15.32–36</w:t>
-        </w:r>
-      </w:hyperlink>
-      <w:r>
-        <w:rPr>
-          <w:lang w:val="fr_FR" w:bidi="fr_FR"/>
-        </w:rPr>
-        <w:t xml:space="preserve"> ; </w:t>
-      </w:r>
-      <w:hyperlink r:id="rId1210">
-        <w:r>
-          <w:rPr>
-            <w:lang w:val="fr_FR" w:bidi="fr_FR"/>
-          </w:rPr>
-          <w:rPr>
-            <w:color w:val="0000EE"/>
-            <w:u w:val="single"/>
-          </w:rPr>
-          <w:t>Dt 13.1–10</w:t>
-        </w:r>
-      </w:hyperlink>
-      <w:r>
-        <w:rPr>
-          <w:lang w:val="fr_FR" w:bidi="fr_FR"/>
-        </w:rPr>
-        <w:t xml:space="preserve"> ; </w:t>
-      </w:r>
-      <w:hyperlink r:id="rId1211">
+      <w:hyperlink r:id="rId1212">
         <w:r>
           <w:rPr>
             <w:lang w:val="fr_FR" w:bidi="fr_FR"/>
@@ -42715,7 +42733,7 @@
         </w:rPr>
         <w:t>), l'adultère (</w:t>
       </w:r>
-      <w:hyperlink r:id="rId1212">
+      <w:hyperlink r:id="rId1213">
         <w:r>
           <w:rPr>
             <w:lang w:val="fr_FR" w:bidi="fr_FR"/>
@@ -42733,7 +42751,7 @@
         </w:rPr>
         <w:t>), le sacrifice d'enfants (</w:t>
       </w:r>
-      <w:hyperlink r:id="rId1118">
+      <w:hyperlink r:id="rId1119">
         <w:r>
           <w:rPr>
             <w:lang w:val="fr_FR" w:bidi="fr_FR"/>
@@ -42751,7 +42769,7 @@
         </w:rPr>
         <w:t>), la divination (</w:t>
       </w:r>
-      <w:hyperlink r:id="rId1213">
+      <w:hyperlink r:id="rId1214">
         <w:r>
           <w:rPr>
             <w:lang w:val="fr_FR" w:bidi="fr_FR"/>
@@ -42769,7 +42787,7 @@
         </w:rPr>
         <w:t>) et la rébellion (</w:t>
       </w:r>
-      <w:hyperlink r:id="rId1140">
+      <w:hyperlink r:id="rId1141">
         <w:r>
           <w:rPr>
             <w:lang w:val="fr_FR" w:bidi="fr_FR"/>
@@ -42787,7 +42805,7 @@
         </w:rPr>
         <w:t>). Avant sa conversion, l'apôtre Paul a été témoin et a consenti à la lapidation d'Étienne (</w:t>
       </w:r>
-      <w:hyperlink r:id="rId1214">
+      <w:hyperlink r:id="rId1215">
         <w:r>
           <w:rPr>
             <w:lang w:val="fr_FR" w:bidi="fr_FR"/>
@@ -42805,7 +42823,7 @@
         </w:rPr>
         <w:t>). Paul lui-même a plus tard survécu à une lapidation à Lystre (</w:t>
       </w:r>
-      <w:hyperlink r:id="rId1215">
+      <w:hyperlink r:id="rId1216">
         <w:r>
           <w:rPr>
             <w:lang w:val="fr_FR" w:bidi="fr_FR"/>
@@ -42862,7 +42880,7 @@
         </w:rPr>
         <w:t>Le message principal de la Bible est l'amour de Dieu pour le peuple de son alliance, mais elle ne néglige jamais les dures réalités de la vie dans un monde déchu. Les êtres humains pèchent et commettent des crimes ; ils souffrent de l'éloignement de Dieu à cause de leur péché et sont punis pour leurs crimes. Les chrétiens sont constamment rappelés de la vérité de l'amour de Dieu par la croix, symbole de la foi chrétienne. Ils voient la crucifixion de Jésus-Christ comme l'accomplissement de la prophétie de l'Ancien Testament, selon laquelle le Seigneur a mis notre iniquité sur lui (</w:t>
       </w:r>
-      <w:hyperlink r:id="rId1216">
+      <w:hyperlink r:id="rId1217">
         <w:r>
           <w:rPr>
             <w:lang w:val="fr_FR" w:bidi="fr_FR"/>
@@ -42880,7 +42898,7 @@
         </w:rPr>
         <w:t>). La conviction du Nouveau Testament est que Christ est mort pour nos péchés conformément aux Écritures (</w:t>
       </w:r>
-      <w:hyperlink r:id="rId1217">
+      <w:hyperlink r:id="rId1218">
         <w:r>
           <w:rPr>
             <w:lang w:val="fr_FR" w:bidi="fr_FR"/>
@@ -43015,7 +43033,7 @@
         </w:rPr>
         <w:t>Rue à Damas où l'apôtre Paul a séjourné après sa première rencontre avec le Christ ressuscité. Dans la maison de Judas, sur cette rue, Ananias a baptisé Paul et la vue de Paul a été restaurée (</w:t>
       </w:r>
-      <w:hyperlink r:id="rId1218">
+      <w:hyperlink r:id="rId1219">
         <w:r>
           <w:rPr>
             <w:lang w:val="fr_FR" w:bidi="fr_FR"/>
@@ -43142,7 +43160,7 @@
         </w:rPr>
         <w:t xml:space="preserve">Répondre aux attentes légitimes dans toute relation, comme entre époux, parents et enfants, citoyens, ouvriers et employeurs, commerçants et clients, dirigeants et citoyens, et Dieu et les êtres humains. Voilà ce qu'on appelle la droiture. Lorsque quelqu'un répond à ces attentes, ses actions et ses paroles sont considérées comme droites. L'opposé de droit est « mal », « mauvais » ou « faux » (voir </w:t>
       </w:r>
-      <w:hyperlink r:id="rId1219">
+      <w:hyperlink r:id="rId1220">
         <w:r>
           <w:rPr>
             <w:lang w:val="fr_FR" w:bidi="fr_FR"/>
@@ -43160,7 +43178,7 @@
         </w:rPr>
         <w:t xml:space="preserve"> ; </w:t>
       </w:r>
-      <w:hyperlink r:id="rId1220">
+      <w:hyperlink r:id="rId1221">
         <w:r>
           <w:rPr>
             <w:lang w:val="fr_FR" w:bidi="fr_FR"/>
@@ -43228,6 +43246,60 @@
         </w:rPr>
         <w:t>Dieu est juste et droit (</w:t>
       </w:r>
+      <w:hyperlink r:id="rId1222">
+        <w:r>
+          <w:rPr>
+            <w:lang w:val="fr_FR" w:bidi="fr_FR"/>
+          </w:rPr>
+          <w:rPr>
+            <w:color w:val="0000EE"/>
+            <w:u w:val="single"/>
+          </w:rPr>
+          <w:t>2Ch 12.6</w:t>
+        </w:r>
+      </w:hyperlink>
+      <w:r>
+        <w:rPr>
+          <w:lang w:val="fr_FR" w:bidi="fr_FR"/>
+        </w:rPr>
+        <w:t xml:space="preserve"> ; </w:t>
+      </w:r>
+      <w:hyperlink r:id="rId1223">
+        <w:r>
+          <w:rPr>
+            <w:lang w:val="fr_FR" w:bidi="fr_FR"/>
+          </w:rPr>
+          <w:rPr>
+            <w:color w:val="0000EE"/>
+            <w:u w:val="single"/>
+          </w:rPr>
+          <w:t>Ps 7.9</w:t>
+        </w:r>
+      </w:hyperlink>
+      <w:r>
+        <w:rPr>
+          <w:lang w:val="fr_FR" w:bidi="fr_FR"/>
+        </w:rPr>
+        <w:t xml:space="preserve"> ; </w:t>
+      </w:r>
+      <w:hyperlink r:id="rId1224">
+        <w:r>
+          <w:rPr>
+            <w:lang w:val="fr_FR" w:bidi="fr_FR"/>
+          </w:rPr>
+          <w:rPr>
+            <w:color w:val="0000EE"/>
+            <w:u w:val="single"/>
+          </w:rPr>
+          <w:t>103.17</w:t>
+        </w:r>
+      </w:hyperlink>
+      <w:r>
+        <w:rPr>
+          <w:lang w:val="fr_FR" w:bidi="fr_FR"/>
+        </w:rPr>
+        <w:t xml:space="preserve"> ; </w:t>
+      </w:r>
       <w:hyperlink r:id="rId1221">
         <w:r>
           <w:rPr>
@@ -43237,7 +43309,7 @@
             <w:color w:val="0000EE"/>
             <w:u w:val="single"/>
           </w:rPr>
-          <w:t>2Ch 12.6</w:t>
+          <w:t>So 3.5</w:t>
         </w:r>
       </w:hyperlink>
       <w:r>
@@ -43246,16 +43318,34 @@
         </w:rPr>
         <w:t xml:space="preserve"> ; </w:t>
       </w:r>
-      <w:hyperlink r:id="rId1222">
-        <w:r>
-          <w:rPr>
-            <w:lang w:val="fr_FR" w:bidi="fr_FR"/>
-          </w:rPr>
-          <w:rPr>
-            <w:color w:val="0000EE"/>
-            <w:u w:val="single"/>
-          </w:rPr>
-          <w:t>Ps 7.9</w:t>
+      <w:hyperlink r:id="rId1225">
+        <w:r>
+          <w:rPr>
+            <w:lang w:val="fr_FR" w:bidi="fr_FR"/>
+          </w:rPr>
+          <w:rPr>
+            <w:color w:val="0000EE"/>
+            <w:u w:val="single"/>
+          </w:rPr>
+          <w:t>Za 8.8</w:t>
+        </w:r>
+      </w:hyperlink>
+      <w:r>
+        <w:rPr>
+          <w:lang w:val="fr_FR" w:bidi="fr_FR"/>
+        </w:rPr>
+        <w:t xml:space="preserve">). Sa justice se manifeste dans ses actions envers son peuple et dans sa relation avec lui. Tous les actes de Dieu sont justes et droits (voir </w:t>
+      </w:r>
+      <w:hyperlink r:id="rId1226">
+        <w:r>
+          <w:rPr>
+            <w:lang w:val="fr_FR" w:bidi="fr_FR"/>
+          </w:rPr>
+          <w:rPr>
+            <w:color w:val="0000EE"/>
+            <w:u w:val="single"/>
+          </w:rPr>
+          <w:t>Dt 32.4</w:t>
         </w:r>
       </w:hyperlink>
       <w:r>
@@ -43264,16 +43354,16 @@
         </w:rPr>
         <w:t xml:space="preserve"> ; </w:t>
       </w:r>
-      <w:hyperlink r:id="rId1223">
-        <w:r>
-          <w:rPr>
-            <w:lang w:val="fr_FR" w:bidi="fr_FR"/>
-          </w:rPr>
-          <w:rPr>
-            <w:color w:val="0000EE"/>
-            <w:u w:val="single"/>
-          </w:rPr>
-          <w:t>103.17</w:t>
+      <w:hyperlink r:id="rId1227">
+        <w:r>
+          <w:rPr>
+            <w:lang w:val="fr_FR" w:bidi="fr_FR"/>
+          </w:rPr>
+          <w:rPr>
+            <w:color w:val="0000EE"/>
+            <w:u w:val="single"/>
+          </w:rPr>
+          <w:t>Jg 5.11</w:t>
         </w:r>
       </w:hyperlink>
       <w:r>
@@ -43282,16 +43372,102 @@
         </w:rPr>
         <w:t xml:space="preserve"> ; </w:t>
       </w:r>
-      <w:hyperlink r:id="rId1220">
-        <w:r>
-          <w:rPr>
-            <w:lang w:val="fr_FR" w:bidi="fr_FR"/>
-          </w:rPr>
-          <w:rPr>
-            <w:color w:val="0000EE"/>
-            <w:u w:val="single"/>
-          </w:rPr>
-          <w:t>So 3.5</w:t>
+      <w:hyperlink r:id="rId1228">
+        <w:r>
+          <w:rPr>
+            <w:lang w:val="fr_FR" w:bidi="fr_FR"/>
+          </w:rPr>
+          <w:rPr>
+            <w:color w:val="0000EE"/>
+            <w:u w:val="single"/>
+          </w:rPr>
+          <w:t>Ps 103.6</w:t>
+        </w:r>
+      </w:hyperlink>
+      <w:r>
+        <w:rPr>
+          <w:lang w:val="fr_FR" w:bidi="fr_FR"/>
+        </w:rPr>
+        <w:t>). Le peuple de Dieu se réjouissait de ses actes de droiture (</w:t>
+      </w:r>
+      <w:hyperlink r:id="rId1229">
+        <w:r>
+          <w:rPr>
+            <w:lang w:val="fr_FR" w:bidi="fr_FR"/>
+          </w:rPr>
+          <w:rPr>
+            <w:color w:val="0000EE"/>
+            <w:u w:val="single"/>
+          </w:rPr>
+          <w:t>Ps 89.16</w:t>
+        </w:r>
+      </w:hyperlink>
+      <w:r>
+        <w:rPr>
+          <w:lang w:val="fr_FR" w:bidi="fr_FR"/>
+        </w:rPr>
+        <w:t>). Parce que Dieu est juste et droit, il attend la droiture des autres, reflétant ainsi sa nature. La droiture signifie suivre la loi et la volonté de Dieu.</w:t>
+      </w:r>
+    </w:p>
+    <w:p>
+      <w:pPr/>
+      <w:r>
+        <w:rPr>
+          <w:lang w:val="fr_FR" w:bidi="fr_FR"/>
+        </w:rPr>
+      </w:r>
+      <w:r>
+        <w:rPr>
+          <w:lang w:val="fr_FR" w:bidi="fr_FR"/>
+        </w:rPr>
+        <w:t>Noé est appelé « juste et intègre » parce qu'il marchait avec Dieu et montrait de la droiture par rapport aux autres (</w:t>
+      </w:r>
+      <w:hyperlink r:id="rId1230">
+        <w:r>
+          <w:rPr>
+            <w:lang w:val="fr_FR" w:bidi="fr_FR"/>
+          </w:rPr>
+          <w:rPr>
+            <w:color w:val="0000EE"/>
+            <w:u w:val="single"/>
+          </w:rPr>
+          <w:t>Gn 6.9</w:t>
+        </w:r>
+      </w:hyperlink>
+      <w:r>
+        <w:rPr>
+          <w:lang w:val="fr_FR" w:bidi="fr_FR"/>
+        </w:rPr>
+        <w:t>). Après la chute de l'humanité (lorsque les êtres humains ont désobéi à Dieu et ont introduit le péché dans le monde, conduisant au déluge et à la dispersion à Babel) Dieu a renouvelé sa relation avec l'humanité à travers Abraham et ses descendants. Abraham était droit parce qu'il vivait selon la volonté révélée de Dieu (</w:t>
+      </w:r>
+      <w:hyperlink r:id="rId1231">
+        <w:r>
+          <w:rPr>
+            <w:lang w:val="fr_FR" w:bidi="fr_FR"/>
+          </w:rPr>
+          <w:rPr>
+            <w:color w:val="0000EE"/>
+            <w:u w:val="single"/>
+          </w:rPr>
+          <w:t>Gn 15.6</w:t>
+        </w:r>
+      </w:hyperlink>
+      <w:r>
+        <w:rPr>
+          <w:lang w:val="fr_FR" w:bidi="fr_FR"/>
+        </w:rPr>
+        <w:t xml:space="preserve"> ; voir </w:t>
+      </w:r>
+      <w:hyperlink r:id="rId647">
+        <w:r>
+          <w:rPr>
+            <w:lang w:val="fr_FR" w:bidi="fr_FR"/>
+          </w:rPr>
+          <w:rPr>
+            <w:color w:val="0000EE"/>
+            <w:u w:val="single"/>
+          </w:rPr>
+          <w:t>17.1</w:t>
         </w:r>
       </w:hyperlink>
       <w:r>
@@ -43300,34 +43476,16 @@
         </w:rPr>
         <w:t xml:space="preserve"> ; </w:t>
       </w:r>
-      <w:hyperlink r:id="rId1224">
-        <w:r>
-          <w:rPr>
-            <w:lang w:val="fr_FR" w:bidi="fr_FR"/>
-          </w:rPr>
-          <w:rPr>
-            <w:color w:val="0000EE"/>
-            <w:u w:val="single"/>
-          </w:rPr>
-          <w:t>Za 8.8</w:t>
-        </w:r>
-      </w:hyperlink>
-      <w:r>
-        <w:rPr>
-          <w:lang w:val="fr_FR" w:bidi="fr_FR"/>
-        </w:rPr>
-        <w:t xml:space="preserve">). Sa justice se manifeste dans ses actions envers son peuple et dans sa relation avec lui. Tous les actes de Dieu sont justes et droits (voir </w:t>
-      </w:r>
-      <w:hyperlink r:id="rId1225">
-        <w:r>
-          <w:rPr>
-            <w:lang w:val="fr_FR" w:bidi="fr_FR"/>
-          </w:rPr>
-          <w:rPr>
-            <w:color w:val="0000EE"/>
-            <w:u w:val="single"/>
-          </w:rPr>
-          <w:t>Dt 32.4</w:t>
+      <w:hyperlink r:id="rId1232">
+        <w:r>
+          <w:rPr>
+            <w:lang w:val="fr_FR" w:bidi="fr_FR"/>
+          </w:rPr>
+          <w:rPr>
+            <w:color w:val="0000EE"/>
+            <w:u w:val="single"/>
+          </w:rPr>
+          <w:t>18.19</w:t>
         </w:r>
       </w:hyperlink>
       <w:r>
@@ -43336,147 +43494,7 @@
         </w:rPr>
         <w:t xml:space="preserve"> ; </w:t>
       </w:r>
-      <w:hyperlink r:id="rId1226">
-        <w:r>
-          <w:rPr>
-            <w:lang w:val="fr_FR" w:bidi="fr_FR"/>
-          </w:rPr>
-          <w:rPr>
-            <w:color w:val="0000EE"/>
-            <w:u w:val="single"/>
-          </w:rPr>
-          <w:t>Jg 5.11</w:t>
-        </w:r>
-      </w:hyperlink>
-      <w:r>
-        <w:rPr>
-          <w:lang w:val="fr_FR" w:bidi="fr_FR"/>
-        </w:rPr>
-        <w:t xml:space="preserve"> ; </w:t>
-      </w:r>
-      <w:hyperlink r:id="rId1227">
-        <w:r>
-          <w:rPr>
-            <w:lang w:val="fr_FR" w:bidi="fr_FR"/>
-          </w:rPr>
-          <w:rPr>
-            <w:color w:val="0000EE"/>
-            <w:u w:val="single"/>
-          </w:rPr>
-          <w:t>Ps 103.6</w:t>
-        </w:r>
-      </w:hyperlink>
-      <w:r>
-        <w:rPr>
-          <w:lang w:val="fr_FR" w:bidi="fr_FR"/>
-        </w:rPr>
-        <w:t>). Le peuple de Dieu se réjouissait de ses actes de droiture (</w:t>
-      </w:r>
-      <w:hyperlink r:id="rId1228">
-        <w:r>
-          <w:rPr>
-            <w:lang w:val="fr_FR" w:bidi="fr_FR"/>
-          </w:rPr>
-          <w:rPr>
-            <w:color w:val="0000EE"/>
-            <w:u w:val="single"/>
-          </w:rPr>
-          <w:t>Ps 89.16</w:t>
-        </w:r>
-      </w:hyperlink>
-      <w:r>
-        <w:rPr>
-          <w:lang w:val="fr_FR" w:bidi="fr_FR"/>
-        </w:rPr>
-        <w:t>). Parce que Dieu est juste et droit, il attend la droiture des autres, reflétant ainsi sa nature. La droiture signifie suivre la loi et la volonté de Dieu.</w:t>
-      </w:r>
-    </w:p>
-    <w:p>
-      <w:pPr/>
-      <w:r>
-        <w:rPr>
-          <w:lang w:val="fr_FR" w:bidi="fr_FR"/>
-        </w:rPr>
-      </w:r>
-      <w:r>
-        <w:rPr>
-          <w:lang w:val="fr_FR" w:bidi="fr_FR"/>
-        </w:rPr>
-        <w:t>Noé est appelé « juste et intègre » parce qu'il marchait avec Dieu et montrait de la droiture par rapport aux autres (</w:t>
-      </w:r>
-      <w:hyperlink r:id="rId1229">
-        <w:r>
-          <w:rPr>
-            <w:lang w:val="fr_FR" w:bidi="fr_FR"/>
-          </w:rPr>
-          <w:rPr>
-            <w:color w:val="0000EE"/>
-            <w:u w:val="single"/>
-          </w:rPr>
-          <w:t>Gn 6.9</w:t>
-        </w:r>
-      </w:hyperlink>
-      <w:r>
-        <w:rPr>
-          <w:lang w:val="fr_FR" w:bidi="fr_FR"/>
-        </w:rPr>
-        <w:t>). Après la chute de l'humanité (lorsque les êtres humains ont désobéi à Dieu et ont introduit le péché dans le monde, conduisant au déluge et à la dispersion à Babel) Dieu a renouvelé sa relation avec l'humanité à travers Abraham et ses descendants. Abraham était droit parce qu'il vivait selon la volonté révélée de Dieu (</w:t>
-      </w:r>
-      <w:hyperlink r:id="rId1230">
-        <w:r>
-          <w:rPr>
-            <w:lang w:val="fr_FR" w:bidi="fr_FR"/>
-          </w:rPr>
-          <w:rPr>
-            <w:color w:val="0000EE"/>
-            <w:u w:val="single"/>
-          </w:rPr>
-          <w:t>Gn 15.6</w:t>
-        </w:r>
-      </w:hyperlink>
-      <w:r>
-        <w:rPr>
-          <w:lang w:val="fr_FR" w:bidi="fr_FR"/>
-        </w:rPr>
-        <w:t xml:space="preserve"> ; voir </w:t>
-      </w:r>
-      <w:hyperlink r:id="rId647">
-        <w:r>
-          <w:rPr>
-            <w:lang w:val="fr_FR" w:bidi="fr_FR"/>
-          </w:rPr>
-          <w:rPr>
-            <w:color w:val="0000EE"/>
-            <w:u w:val="single"/>
-          </w:rPr>
-          <w:t>17.1</w:t>
-        </w:r>
-      </w:hyperlink>
-      <w:r>
-        <w:rPr>
-          <w:lang w:val="fr_FR" w:bidi="fr_FR"/>
-        </w:rPr>
-        <w:t xml:space="preserve"> ; </w:t>
-      </w:r>
-      <w:hyperlink r:id="rId1231">
-        <w:r>
-          <w:rPr>
-            <w:lang w:val="fr_FR" w:bidi="fr_FR"/>
-          </w:rPr>
-          <w:rPr>
-            <w:color w:val="0000EE"/>
-            <w:u w:val="single"/>
-          </w:rPr>
-          <w:t>18.19</w:t>
-        </w:r>
-      </w:hyperlink>
-      <w:r>
-        <w:rPr>
-          <w:lang w:val="fr_FR" w:bidi="fr_FR"/>
-        </w:rPr>
-        <w:t xml:space="preserve"> ; </w:t>
-      </w:r>
-      <w:hyperlink r:id="rId1232">
+      <w:hyperlink r:id="rId1233">
         <w:r>
           <w:rPr>
             <w:lang w:val="fr_FR" w:bidi="fr_FR"/>
@@ -43519,7 +43537,7 @@
         </w:rPr>
         <w:t xml:space="preserve">Dieu a révélé à Israël la manière dont ils devaient se comporter vis-à-vis de lui et des autres. La loi aidait le peuple à vivre selon la volonté de Dieu et à être droit. Une personne dévouée au service de Dieu était appelée juste (voir </w:t>
       </w:r>
-      <w:hyperlink r:id="rId1233">
+      <w:hyperlink r:id="rId1234">
         <w:r>
           <w:rPr>
             <w:lang w:val="fr_FR" w:bidi="fr_FR"/>
@@ -43551,7 +43569,7 @@
         </w:rPr>
         <w:t>Les prophètes ont parlé d'un temps futur marqué par la droiture, lorsque régnera le roi spécial choisi par Dieu, le Messie. Ceci est d'autant plus vrai lorsque le royaume de Dieu viendra sur terre. Le prophète Ésaïe écrit à ce sujet (</w:t>
       </w:r>
-      <w:hyperlink r:id="rId1234">
+      <w:hyperlink r:id="rId1235">
         <w:r>
           <w:rPr>
             <w:lang w:val="fr_FR" w:bidi="fr_FR"/>
@@ -43569,7 +43587,7 @@
         </w:rPr>
         <w:t xml:space="preserve">) et dit que ce règne s'étendrait à toutes les nations (v. </w:t>
       </w:r>
-      <w:hyperlink r:id="rId1235">
+      <w:hyperlink r:id="rId1236">
         <w:r>
           <w:rPr>
             <w:lang w:val="fr_FR" w:bidi="fr_FR"/>
@@ -43619,7 +43637,7 @@
         </w:rPr>
         <w:t>Les actes de restauration, du retour d'Israël de l'exil à la venue finale du royaume, illustrent les acties justes et droits de Dieu. Il pardonne, restaure, reste fidèle, aime, choisit et envoie son Esprit pour renouveler son peuple. Il leur accorde les bénéfices de la relation d'alliance renouvelée (un accord spécial entre Dieu et son peuple). Tant les Juifs que les Gentils reçoivent les actions droites de Dieu (</w:t>
       </w:r>
-      <w:hyperlink r:id="rId1236">
+      <w:hyperlink r:id="rId1237">
         <w:r>
           <w:rPr>
             <w:lang w:val="fr_FR" w:bidi="fr_FR"/>
@@ -43637,7 +43655,7 @@
         </w:rPr>
         <w:t xml:space="preserve"> ; </w:t>
       </w:r>
-      <w:hyperlink r:id="rId1237">
+      <w:hyperlink r:id="rId1238">
         <w:r>
           <w:rPr>
             <w:lang w:val="fr_FR" w:bidi="fr_FR"/>
@@ -43655,7 +43673,7 @@
         </w:rPr>
         <w:t xml:space="preserve"> ; </w:t>
       </w:r>
-      <w:hyperlink r:id="rId1238">
+      <w:hyperlink r:id="rId1239">
         <w:r>
           <w:rPr>
             <w:lang w:val="fr_FR" w:bidi="fr_FR"/>
@@ -43673,7 +43691,7 @@
         </w:rPr>
         <w:t xml:space="preserve"> ; </w:t>
       </w:r>
-      <w:hyperlink r:id="rId1239">
+      <w:hyperlink r:id="rId1240">
         <w:r>
           <w:rPr>
             <w:lang w:val="fr_FR" w:bidi="fr_FR"/>
@@ -43691,7 +43709,7 @@
         </w:rPr>
         <w:t xml:space="preserve"> ; </w:t>
       </w:r>
-      <w:hyperlink r:id="rId1240">
+      <w:hyperlink r:id="rId1241">
         <w:r>
           <w:rPr>
             <w:lang w:val="fr_FR" w:bidi="fr_FR"/>
@@ -43709,7 +43727,7 @@
         </w:rPr>
         <w:t xml:space="preserve"> ; </w:t>
       </w:r>
-      <w:hyperlink r:id="rId1241">
+      <w:hyperlink r:id="rId1242">
         <w:r>
           <w:rPr>
             <w:lang w:val="fr_FR" w:bidi="fr_FR"/>
@@ -43727,7 +43745,7 @@
         </w:rPr>
         <w:t xml:space="preserve"> ; </w:t>
       </w:r>
-      <w:hyperlink r:id="rId1242">
+      <w:hyperlink r:id="rId1243">
         <w:r>
           <w:rPr>
             <w:lang w:val="fr_FR" w:bidi="fr_FR"/>
@@ -43782,7 +43800,7 @@
         </w:rPr>
         <w:t xml:space="preserve"> » (</w:t>
       </w:r>
-      <w:hyperlink r:id="rId1243">
+      <w:hyperlink r:id="rId1244">
         <w:r>
           <w:rPr>
             <w:lang w:val="fr_FR" w:bidi="fr_FR"/>
@@ -43818,7 +43836,7 @@
         </w:rPr>
         <w:t xml:space="preserve"> ; </w:t>
       </w:r>
-      <w:hyperlink r:id="rId1244">
+      <w:hyperlink r:id="rId1245">
         <w:r>
           <w:rPr>
             <w:lang w:val="fr_FR" w:bidi="fr_FR"/>
@@ -43836,7 +43854,7 @@
         </w:rPr>
         <w:t>). Jésus enseigne que Dieu attend de chacun qu'il vive en harmonie avec sa volonté (</w:t>
       </w:r>
-      <w:hyperlink r:id="rId1245">
+      <w:hyperlink r:id="rId1246">
         <w:r>
           <w:rPr>
             <w:lang w:val="fr_FR" w:bidi="fr_FR"/>
@@ -43879,7 +43897,7 @@
         </w:rPr>
         <w:t>Un individu ne peut pas atteindre cette droiture par ses propres efforts ; il s'agit d'un don de Dieu (</w:t>
       </w:r>
-      <w:hyperlink r:id="rId1246">
+      <w:hyperlink r:id="rId1247">
         <w:r>
           <w:rPr>
             <w:lang w:val="fr_FR" w:bidi="fr_FR"/>
@@ -43897,7 +43915,7 @@
         </w:rPr>
         <w:t>). Il n'y a pas de justice en dehors de Jésus-Christ. L'Évangile de Jésus révèle que « le juste vivra par la foi » (</w:t>
       </w:r>
-      <w:hyperlink r:id="rId1247">
+      <w:hyperlink r:id="rId1248">
         <w:r>
           <w:rPr>
             <w:lang w:val="fr_FR" w:bidi="fr_FR"/>
@@ -43933,7 +43951,7 @@
         </w:rPr>
         <w:t>). Par conséquent, le Père exige l'acceptation de son Fils comme moyen de justification (</w:t>
       </w:r>
-      <w:hyperlink r:id="rId1248">
+      <w:hyperlink r:id="rId1249">
         <w:r>
           <w:rPr>
             <w:lang w:val="fr_FR" w:bidi="fr_FR"/>
@@ -43951,7 +43969,7 @@
         </w:rPr>
         <w:t xml:space="preserve"> ; </w:t>
       </w:r>
-      <w:hyperlink r:id="rId1249">
+      <w:hyperlink r:id="rId1250">
         <w:r>
           <w:rPr>
             <w:lang w:val="fr_FR" w:bidi="fr_FR"/>
@@ -43969,7 +43987,7 @@
         </w:rPr>
         <w:t>). La justification se produit lorsque Dieu déclare les gens justes lorsqu'ils placent leur confiance en son Fils (</w:t>
       </w:r>
-      <w:hyperlink r:id="rId1250">
+      <w:hyperlink r:id="rId1251">
         <w:r>
           <w:rPr>
             <w:lang w:val="fr_FR" w:bidi="fr_FR"/>
@@ -43987,7 +44005,7 @@
         </w:rPr>
         <w:t xml:space="preserve"> ; </w:t>
       </w:r>
-      <w:hyperlink r:id="rId1251">
+      <w:hyperlink r:id="rId1252">
         <w:r>
           <w:rPr>
             <w:lang w:val="fr_FR" w:bidi="fr_FR"/>
@@ -44005,7 +44023,7 @@
         </w:rPr>
         <w:t xml:space="preserve"> ; </w:t>
       </w:r>
-      <w:hyperlink r:id="rId1252">
+      <w:hyperlink r:id="rId1253">
         <w:r>
           <w:rPr>
             <w:lang w:val="fr_FR" w:bidi="fr_FR"/>
@@ -44023,7 +44041,7 @@
         </w:rPr>
         <w:t>). Dieu pardonne les péchés, se réconcilie avec les pécheurs et leur accorde la paix (</w:t>
       </w:r>
-      <w:hyperlink r:id="rId1253">
+      <w:hyperlink r:id="rId1254">
         <w:r>
           <w:rPr>
             <w:lang w:val="fr_FR" w:bidi="fr_FR"/>
@@ -44035,6 +44053,18 @@
           <w:t>Rm 5.1, 9</w:t>
         </w:r>
       </w:hyperlink>
+      <w:hyperlink r:id="rId1255">
+        <w:r>
+          <w:rPr>
+            <w:lang w:val="fr_FR" w:bidi="fr_FR"/>
+          </w:rPr>
+          <w:rPr>
+            <w:color w:val="0000EE"/>
+            <w:u w:val="single"/>
+          </w:rPr>
+          <w:t>–</w:t>
+        </w:r>
+      </w:hyperlink>
       <w:hyperlink r:id="rId1254">
         <w:r>
           <w:rPr>
@@ -44044,18 +44074,6 @@
             <w:color w:val="0000EE"/>
             <w:u w:val="single"/>
           </w:rPr>
-          <w:t>–</w:t>
-        </w:r>
-      </w:hyperlink>
-      <w:hyperlink r:id="rId1253">
-        <w:r>
-          <w:rPr>
-            <w:lang w:val="fr_FR" w:bidi="fr_FR"/>
-          </w:rPr>
-          <w:rPr>
-            <w:color w:val="0000EE"/>
-            <w:u w:val="single"/>
-          </w:rPr>
           <w:t>11</w:t>
         </w:r>
       </w:hyperlink>
@@ -44065,7 +44083,7 @@
         </w:rPr>
         <w:t xml:space="preserve"> ; </w:t>
       </w:r>
-      <w:hyperlink r:id="rId1255">
+      <w:hyperlink r:id="rId1256">
         <w:r>
           <w:rPr>
             <w:lang w:val="fr_FR" w:bidi="fr_FR"/>
@@ -44108,7 +44126,7 @@
         </w:rPr>
         <w:t>Lors du retour de Christ, nous verrons la véritable droiture dans sa plénitude. C'est là que tous ceux que Dieu a rendus justes avec lui-même seront également glorifiés (</w:t>
       </w:r>
-      <w:hyperlink r:id="rId1256">
+      <w:hyperlink r:id="rId1257">
         <w:r>
           <w:rPr>
             <w:lang w:val="fr_FR" w:bidi="fr_FR"/>
@@ -44126,7 +44144,7 @@
         </w:rPr>
         <w:t>). Le plan de Dieu pour sauver l'humanité avance vers un objectif final. Cet objectif est la pleine apparition du royaume de Dieu. C'est à ce moment-là que Dieu renouvellera toute la création dans la « droiture » et la « droiture », c'est-à-dire que toute la création sera en accord avec Dieu (</w:t>
       </w:r>
-      <w:hyperlink r:id="rId1257">
+      <w:hyperlink r:id="rId1258">
         <w:r>
           <w:rPr>
             <w:lang w:val="fr_FR" w:bidi="fr_FR"/>
@@ -44277,7 +44295,7 @@
         </w:rPr>
         <w:t>Alors que Paul était détenu en garde à vue à Césarée, Drusille et Félix l'écouteront expliquer le message de l'Évangile (</w:t>
       </w:r>
-      <w:hyperlink r:id="rId1258">
+      <w:hyperlink r:id="rId1259">
         <w:r>
           <w:rPr>
             <w:lang w:val="fr_FR" w:bidi="fr_FR"/>
@@ -44343,7 +44361,7 @@
         </w:rPr>
         <w:t>1. Région des douze tribus d'Ismaël (</w:t>
       </w:r>
-      <w:hyperlink r:id="rId1259">
+      <w:hyperlink r:id="rId1260">
         <w:r>
           <w:rPr>
             <w:lang w:val="fr_FR" w:bidi="fr_FR"/>
@@ -44361,7 +44379,7 @@
         </w:rPr>
         <w:t xml:space="preserve"> ; </w:t>
       </w:r>
-      <w:hyperlink r:id="rId1260">
+      <w:hyperlink r:id="rId1261">
         <w:r>
           <w:rPr>
             <w:lang w:val="fr_FR" w:bidi="fr_FR"/>
@@ -44393,7 +44411,7 @@
         </w:rPr>
         <w:t>2. Ville dans les hautes terres attribuée à la tribu de Juda en héritage (</w:t>
       </w:r>
-      <w:hyperlink r:id="rId1261">
+      <w:hyperlink r:id="rId1262">
         <w:r>
           <w:rPr>
             <w:lang w:val="fr_FR" w:bidi="fr_FR"/>
@@ -44425,7 +44443,7 @@
         </w:rPr>
         <w:t>3. Terme hébreu se référant à la terre du silence ou de la mort ; c'est-à-dire, le lieu des tombes (</w:t>
       </w:r>
-      <w:hyperlink r:id="rId1262">
+      <w:hyperlink r:id="rId1263">
         <w:r>
           <w:rPr>
             <w:lang w:val="fr_FR" w:bidi="fr_FR"/>
@@ -44443,7 +44461,7 @@
         </w:rPr>
         <w:t xml:space="preserve"> ; </w:t>
       </w:r>
-      <w:hyperlink r:id="rId1263">
+      <w:hyperlink r:id="rId1264">
         <w:r>
           <w:rPr>
             <w:lang w:val="fr_FR" w:bidi="fr_FR"/>
@@ -44475,7 +44493,7 @@
         </w:rPr>
         <w:t xml:space="preserve">4. Peut-être une désignation pour Édom ou l'Idumée dans </w:t>
       </w:r>
-      <w:hyperlink r:id="rId1264">
+      <w:hyperlink r:id="rId1265">
         <w:r>
           <w:rPr>
             <w:lang w:val="fr_FR" w:bidi="fr_FR"/>
@@ -44541,7 +44559,7 @@
         </w:rPr>
         <w:t>Fils d'Ismaël, qui a fondé une tribu arabe (</w:t>
       </w:r>
-      <w:hyperlink r:id="rId1259">
+      <w:hyperlink r:id="rId1260">
         <w:r>
           <w:rPr>
             <w:lang w:val="fr_FR" w:bidi="fr_FR"/>
@@ -44559,7 +44577,7 @@
         </w:rPr>
         <w:t xml:space="preserve"> ; </w:t>
       </w:r>
-      <w:hyperlink r:id="rId1260">
+      <w:hyperlink r:id="rId1261">
         <w:r>
           <w:rPr>
             <w:lang w:val="fr_FR" w:bidi="fr_FR"/>
@@ -44639,7 +44657,7 @@
         </w:rPr>
         <w:t xml:space="preserve">Les premières références à l'endurcissement du cœur démontrent quelles en sont les caractéristiques fondamentales dans les Écritures. Il est assez surprenant que cette expression soit mentionnée si fréquemment. Il y a au moins vingt références à l'endurcissement du cœur de Pharaon juste dans l'Ancien Testament. Dans le Nouveau Testament, Paul fait aussi des remarques à ce sujet dans </w:t>
       </w:r>
-      <w:hyperlink r:id="rId1265">
+      <w:hyperlink r:id="rId1266">
         <w:r>
           <w:rPr>
             <w:lang w:val="fr_FR" w:bidi="fr_FR"/>
@@ -44671,7 +44689,7 @@
         </w:rPr>
         <w:t xml:space="preserve">La première référence est dans </w:t>
       </w:r>
-      <w:hyperlink r:id="rId1266">
+      <w:hyperlink r:id="rId1267">
         <w:r>
           <w:rPr>
             <w:lang w:val="fr_FR" w:bidi="fr_FR"/>
@@ -44689,7 +44707,7 @@
         </w:rPr>
         <w:t xml:space="preserve">, où Dieu promet à Moïse qu'il endurcira le cœur de Pharaon pour qu'il n'autorise pas les Israélites à partir. Cette promesse est répétée (voir </w:t>
       </w:r>
-      <w:hyperlink r:id="rId1267">
+      <w:hyperlink r:id="rId1268">
         <w:r>
           <w:rPr>
             <w:lang w:val="fr_FR" w:bidi="fr_FR"/>
@@ -44707,7 +44725,7 @@
         </w:rPr>
         <w:t xml:space="preserve">; </w:t>
       </w:r>
-      <w:hyperlink r:id="rId1268">
+      <w:hyperlink r:id="rId1269">
         <w:r>
           <w:rPr>
             <w:lang w:val="fr_FR" w:bidi="fr_FR"/>
@@ -44725,7 +44743,7 @@
         </w:rPr>
         <w:t>) et se réalise rapidement (</w:t>
       </w:r>
-      <w:hyperlink r:id="rId1269">
+      <w:hyperlink r:id="rId1270">
         <w:r>
           <w:rPr>
             <w:lang w:val="fr_FR" w:bidi="fr_FR"/>
@@ -44757,7 +44775,7 @@
         </w:rPr>
         <w:t>Dans le récit de l'exode et plus tard, aucun doute n'est laissé au lecteur : l'obstination de Pharaon est le produit du jugement de Dieu et accomplit les desseins divins (</w:t>
       </w:r>
-      <w:hyperlink r:id="rId1270">
+      <w:hyperlink r:id="rId1271">
         <w:r>
           <w:rPr>
             <w:lang w:val="fr_FR" w:bidi="fr_FR"/>
@@ -44775,7 +44793,7 @@
         </w:rPr>
         <w:t xml:space="preserve">; </w:t>
       </w:r>
-      <w:hyperlink r:id="rId1271">
+      <w:hyperlink r:id="rId1272">
         <w:r>
           <w:rPr>
             <w:lang w:val="fr_FR" w:bidi="fr_FR"/>
@@ -44793,7 +44811,7 @@
         </w:rPr>
         <w:t xml:space="preserve">; voir </w:t>
       </w:r>
-      <w:hyperlink r:id="rId1272">
+      <w:hyperlink r:id="rId1273">
         <w:r>
           <w:rPr>
             <w:lang w:val="fr_FR" w:bidi="fr_FR"/>
@@ -44811,7 +44829,7 @@
         </w:rPr>
         <w:t>). Néanmoins, il est aussi clairement indiqué que Pharaon endurcit son propre cœur (</w:t>
       </w:r>
-      <w:hyperlink r:id="rId1273">
+      <w:hyperlink r:id="rId1274">
         <w:r>
           <w:rPr>
             <w:lang w:val="fr_FR" w:bidi="fr_FR"/>
@@ -44829,7 +44847,7 @@
         </w:rPr>
         <w:t xml:space="preserve">; </w:t>
       </w:r>
-      <w:hyperlink r:id="rId1274">
+      <w:hyperlink r:id="rId1275">
         <w:r>
           <w:rPr>
             <w:lang w:val="fr_FR" w:bidi="fr_FR"/>
@@ -44847,7 +44865,7 @@
         </w:rPr>
         <w:t xml:space="preserve">; </w:t>
       </w:r>
-      <w:hyperlink r:id="rId1275">
+      <w:hyperlink r:id="rId1276">
         <w:r>
           <w:rPr>
             <w:lang w:val="fr_FR" w:bidi="fr_FR"/>
@@ -44879,7 +44897,7 @@
         </w:rPr>
         <w:t xml:space="preserve">Paul décrit comment l'endurcissement se produit en tant que jugement de Dieu dans </w:t>
       </w:r>
-      <w:hyperlink r:id="rId1276">
+      <w:hyperlink r:id="rId1277">
         <w:r>
           <w:rPr>
             <w:lang w:val="fr_FR" w:bidi="fr_FR"/>
@@ -44897,7 +44915,7 @@
         </w:rPr>
         <w:t xml:space="preserve">. Tous les êtres humains ont une conscience innée qui leur vient de Dieu et dont ils se détournent délibérément. Ils transforment la vérité en mensonge et étouffent ce qu'ils connaissent de la vérité. Leur cœur s'endurcit alors. Paul décrit ceci en disant que « leur cœur sans intelligence a été plongé dans les ténèbres » parce que « Dieu les a livrés » aux conséquences de leur propre péché. Les conséquences sont à la fois intellectuelles (« Dieu les a livrés à leur sens réprouvé ») et morales, ainsi que sociales ou culturelles. Le résultat global est ce que Paul qualifie d'endurcissement de cœur dans </w:t>
       </w:r>
-      <w:hyperlink r:id="rId1277">
+      <w:hyperlink r:id="rId1278">
         <w:r>
           <w:rPr>
             <w:lang w:val="fr_FR" w:bidi="fr_FR"/>
@@ -44915,7 +44933,7 @@
         </w:rPr>
         <w:t>. Il est important de noter que cela ne signifie pas que c'est contre la colère de Dieu ou contre les conséquences du péché que les méchants sont en révolte, mais contre « la vérité » et contre leur propre conscience (</w:t>
       </w:r>
-      <w:hyperlink r:id="rId1278">
+      <w:hyperlink r:id="rId1279">
         <w:r>
           <w:rPr>
             <w:lang w:val="fr_FR" w:bidi="fr_FR"/>
@@ -44947,7 +44965,7 @@
         </w:rPr>
         <w:t>Dieu avertit souvent ceux qui sont son peuple de ne pas endurcir leurs cœurs, car l'Écriture fait un rapprochement entre l'endurcissement et le fait de ne pas croire (</w:t>
       </w:r>
-      <w:hyperlink r:id="rId1279">
+      <w:hyperlink r:id="rId1280">
         <w:r>
           <w:rPr>
             <w:lang w:val="fr_FR" w:bidi="fr_FR"/>
@@ -44965,7 +44983,7 @@
         </w:rPr>
         <w:t xml:space="preserve">; </w:t>
       </w:r>
-      <w:hyperlink r:id="rId1280">
+      <w:hyperlink r:id="rId1281">
         <w:r>
           <w:rPr>
             <w:lang w:val="fr_FR" w:bidi="fr_FR"/>
@@ -44983,6 +45001,164 @@
         </w:rPr>
         <w:t xml:space="preserve">; </w:t>
       </w:r>
+      <w:hyperlink r:id="rId1282">
+        <w:r>
+          <w:rPr>
+            <w:lang w:val="fr_FR" w:bidi="fr_FR"/>
+          </w:rPr>
+          <w:rPr>
+            <w:color w:val="0000EE"/>
+            <w:u w:val="single"/>
+          </w:rPr>
+          <w:t>4.7</w:t>
+        </w:r>
+      </w:hyperlink>
+      <w:r>
+        <w:rPr>
+          <w:lang w:val="fr_FR" w:bidi="fr_FR"/>
+        </w:rPr>
+        <w:t>). Jésus a été affligé par la dureté de cœur de ceux qui l'écoutaient (</w:t>
+      </w:r>
+      <w:hyperlink r:id="rId1283">
+        <w:r>
+          <w:rPr>
+            <w:lang w:val="fr_FR" w:bidi="fr_FR"/>
+          </w:rPr>
+          <w:rPr>
+            <w:color w:val="0000EE"/>
+            <w:u w:val="single"/>
+          </w:rPr>
+          <w:t xml:space="preserve">Mc 3.5 </w:t>
+        </w:r>
+      </w:hyperlink>
+      <w:r>
+        <w:rPr>
+          <w:lang w:val="fr_FR" w:bidi="fr_FR"/>
+        </w:rPr>
+        <w:t xml:space="preserve">; </w:t>
+      </w:r>
+      <w:hyperlink r:id="rId1284">
+        <w:r>
+          <w:rPr>
+            <w:lang w:val="fr_FR" w:bidi="fr_FR"/>
+          </w:rPr>
+          <w:rPr>
+            <w:color w:val="0000EE"/>
+            <w:u w:val="single"/>
+          </w:rPr>
+          <w:t>16.14</w:t>
+        </w:r>
+      </w:hyperlink>
+      <w:r>
+        <w:rPr>
+          <w:lang w:val="fr_FR" w:bidi="fr_FR"/>
+        </w:rPr>
+        <w:t>). Il a aussi déclaré que Dieu avait fait des concessions aux Juifs concernant le divorce à cause de la dureté de leur cœur (</w:t>
+      </w:r>
+      <w:hyperlink r:id="rId1017">
+        <w:r>
+          <w:rPr>
+            <w:lang w:val="fr_FR" w:bidi="fr_FR"/>
+          </w:rPr>
+          <w:rPr>
+            <w:color w:val="0000EE"/>
+            <w:u w:val="single"/>
+          </w:rPr>
+          <w:t>Mt 19.8</w:t>
+        </w:r>
+      </w:hyperlink>
+      <w:r>
+        <w:rPr>
+          <w:lang w:val="fr_FR" w:bidi="fr_FR"/>
+        </w:rPr>
+        <w:t>).</w:t>
+      </w:r>
+    </w:p>
+    <w:p>
+      <w:pPr/>
+      <w:r>
+        <w:rPr>
+          <w:lang w:val="fr_FR" w:bidi="fr_FR"/>
+        </w:rPr>
+      </w:r>
+      <w:r>
+        <w:rPr>
+          <w:lang w:val="fr_FR" w:bidi="fr_FR"/>
+        </w:rPr>
+        <w:t>A deux occasions, les Évangiles mentionnent que Dieu peut rendre spirituellement aveugle comme punition. Le but de cette punition est précisé (</w:t>
+      </w:r>
+      <w:hyperlink r:id="rId1285">
+        <w:r>
+          <w:rPr>
+            <w:lang w:val="fr_FR" w:bidi="fr_FR"/>
+          </w:rPr>
+          <w:rPr>
+            <w:color w:val="0000EE"/>
+            <w:u w:val="single"/>
+          </w:rPr>
+          <w:t xml:space="preserve">Mt 13.13–15 </w:t>
+        </w:r>
+      </w:hyperlink>
+      <w:r>
+        <w:rPr>
+          <w:lang w:val="fr_FR" w:bidi="fr_FR"/>
+        </w:rPr>
+        <w:t xml:space="preserve">; </w:t>
+      </w:r>
+      <w:hyperlink r:id="rId1286">
+        <w:r>
+          <w:rPr>
+            <w:lang w:val="fr_FR" w:bidi="fr_FR"/>
+          </w:rPr>
+          <w:rPr>
+            <w:color w:val="0000EE"/>
+            <w:u w:val="single"/>
+          </w:rPr>
+          <w:t>Jn 12.39–41</w:t>
+        </w:r>
+      </w:hyperlink>
+      <w:r>
+        <w:rPr>
+          <w:lang w:val="fr_FR" w:bidi="fr_FR"/>
+        </w:rPr>
+        <w:t>). La dureté de cœur est donc un aspect du développement d'une personne déchue qui démontre l'enracinement de sa rébellion (</w:t>
+      </w:r>
+      <w:hyperlink r:id="rId1287">
+        <w:r>
+          <w:rPr>
+            <w:lang w:val="fr_FR" w:bidi="fr_FR"/>
+          </w:rPr>
+          <w:rPr>
+            <w:color w:val="0000EE"/>
+            <w:u w:val="single"/>
+          </w:rPr>
+          <w:t xml:space="preserve">Ps 95.8 </w:t>
+        </w:r>
+      </w:hyperlink>
+      <w:r>
+        <w:rPr>
+          <w:lang w:val="fr_FR" w:bidi="fr_FR"/>
+        </w:rPr>
+        <w:t xml:space="preserve">; </w:t>
+      </w:r>
+      <w:hyperlink r:id="rId1288">
+        <w:r>
+          <w:rPr>
+            <w:lang w:val="fr_FR" w:bidi="fr_FR"/>
+          </w:rPr>
+          <w:rPr>
+            <w:color w:val="0000EE"/>
+            <w:u w:val="single"/>
+          </w:rPr>
+          <w:t xml:space="preserve">Jn 12.40 </w:t>
+        </w:r>
+      </w:hyperlink>
+      <w:r>
+        <w:rPr>
+          <w:lang w:val="fr_FR" w:bidi="fr_FR"/>
+        </w:rPr>
+        <w:t xml:space="preserve">; </w:t>
+      </w:r>
       <w:hyperlink r:id="rId1281">
         <w:r>
           <w:rPr>
@@ -44992,6 +45168,24 @@
             <w:color w:val="0000EE"/>
             <w:u w:val="single"/>
           </w:rPr>
+          <w:t xml:space="preserve">Hé 3.8, 15 </w:t>
+        </w:r>
+      </w:hyperlink>
+      <w:r>
+        <w:rPr>
+          <w:lang w:val="fr_FR" w:bidi="fr_FR"/>
+        </w:rPr>
+        <w:t xml:space="preserve">; </w:t>
+      </w:r>
+      <w:hyperlink r:id="rId1282">
+        <w:r>
+          <w:rPr>
+            <w:lang w:val="fr_FR" w:bidi="fr_FR"/>
+          </w:rPr>
+          <w:rPr>
+            <w:color w:val="0000EE"/>
+            <w:u w:val="single"/>
+          </w:rPr>
           <w:t>4.7</w:t>
         </w:r>
       </w:hyperlink>
@@ -44999,18 +45193,18 @@
         <w:rPr>
           <w:lang w:val="fr_FR" w:bidi="fr_FR"/>
         </w:rPr>
-        <w:t>). Jésus a été affligé par la dureté de cœur de ceux qui l'écoutaient (</w:t>
-      </w:r>
-      <w:hyperlink r:id="rId1282">
-        <w:r>
-          <w:rPr>
-            <w:lang w:val="fr_FR" w:bidi="fr_FR"/>
-          </w:rPr>
-          <w:rPr>
-            <w:color w:val="0000EE"/>
-            <w:u w:val="single"/>
-          </w:rPr>
-          <w:t xml:space="preserve">Mc 3.5 </w:t>
+        <w:t>). L'apostasie juive est régulièrement décrite ainsi dans les Écritures (</w:t>
+      </w:r>
+      <w:hyperlink r:id="rId1289">
+        <w:r>
+          <w:rPr>
+            <w:lang w:val="fr_FR" w:bidi="fr_FR"/>
+          </w:rPr>
+          <w:rPr>
+            <w:color w:val="0000EE"/>
+            <w:u w:val="single"/>
+          </w:rPr>
+          <w:t xml:space="preserve">2R 17.14 </w:t>
         </w:r>
       </w:hyperlink>
       <w:r>
@@ -45019,66 +45213,16 @@
         </w:rPr>
         <w:t xml:space="preserve">; </w:t>
       </w:r>
-      <w:hyperlink r:id="rId1283">
-        <w:r>
-          <w:rPr>
-            <w:lang w:val="fr_FR" w:bidi="fr_FR"/>
-          </w:rPr>
-          <w:rPr>
-            <w:color w:val="0000EE"/>
-            <w:u w:val="single"/>
-          </w:rPr>
-          <w:t>16.14</w:t>
-        </w:r>
-      </w:hyperlink>
-      <w:r>
-        <w:rPr>
-          <w:lang w:val="fr_FR" w:bidi="fr_FR"/>
-        </w:rPr>
-        <w:t>). Il a aussi déclaré que Dieu avait fait des concessions aux Juifs concernant le divorce à cause de la dureté de leur cœur (</w:t>
-      </w:r>
-      <w:hyperlink r:id="rId1016">
-        <w:r>
-          <w:rPr>
-            <w:lang w:val="fr_FR" w:bidi="fr_FR"/>
-          </w:rPr>
-          <w:rPr>
-            <w:color w:val="0000EE"/>
-            <w:u w:val="single"/>
-          </w:rPr>
-          <w:t>Mt 19.8</w:t>
-        </w:r>
-      </w:hyperlink>
-      <w:r>
-        <w:rPr>
-          <w:lang w:val="fr_FR" w:bidi="fr_FR"/>
-        </w:rPr>
-        <w:t>).</w:t>
-      </w:r>
-    </w:p>
-    <w:p>
-      <w:pPr/>
-      <w:r>
-        <w:rPr>
-          <w:lang w:val="fr_FR" w:bidi="fr_FR"/>
-        </w:rPr>
-      </w:r>
-      <w:r>
-        <w:rPr>
-          <w:lang w:val="fr_FR" w:bidi="fr_FR"/>
-        </w:rPr>
-        <w:t>A deux occasions, les Évangiles mentionnent que Dieu peut rendre spirituellement aveugle comme punition. Le but de cette punition est précisé (</w:t>
-      </w:r>
-      <w:hyperlink r:id="rId1284">
-        <w:r>
-          <w:rPr>
-            <w:lang w:val="fr_FR" w:bidi="fr_FR"/>
-          </w:rPr>
-          <w:rPr>
-            <w:color w:val="0000EE"/>
-            <w:u w:val="single"/>
-          </w:rPr>
-          <w:t xml:space="preserve">Mt 13.13–15 </w:t>
+      <w:hyperlink r:id="rId1290">
+        <w:r>
+          <w:rPr>
+            <w:lang w:val="fr_FR" w:bidi="fr_FR"/>
+          </w:rPr>
+          <w:rPr>
+            <w:color w:val="0000EE"/>
+            <w:u w:val="single"/>
+          </w:rPr>
+          <w:t xml:space="preserve">Né 9.16–17 </w:t>
         </w:r>
       </w:hyperlink>
       <w:r>
@@ -45087,133 +45231,7 @@
         </w:rPr>
         <w:t xml:space="preserve">; </w:t>
       </w:r>
-      <w:hyperlink r:id="rId1285">
-        <w:r>
-          <w:rPr>
-            <w:lang w:val="fr_FR" w:bidi="fr_FR"/>
-          </w:rPr>
-          <w:rPr>
-            <w:color w:val="0000EE"/>
-            <w:u w:val="single"/>
-          </w:rPr>
-          <w:t>Jn 12.39–41</w:t>
-        </w:r>
-      </w:hyperlink>
-      <w:r>
-        <w:rPr>
-          <w:lang w:val="fr_FR" w:bidi="fr_FR"/>
-        </w:rPr>
-        <w:t>). La dureté de cœur est donc un aspect du développement d'une personne déchue qui démontre l'enracinement de sa rébellion (</w:t>
-      </w:r>
-      <w:hyperlink r:id="rId1286">
-        <w:r>
-          <w:rPr>
-            <w:lang w:val="fr_FR" w:bidi="fr_FR"/>
-          </w:rPr>
-          <w:rPr>
-            <w:color w:val="0000EE"/>
-            <w:u w:val="single"/>
-          </w:rPr>
-          <w:t xml:space="preserve">Ps 95.8 </w:t>
-        </w:r>
-      </w:hyperlink>
-      <w:r>
-        <w:rPr>
-          <w:lang w:val="fr_FR" w:bidi="fr_FR"/>
-        </w:rPr>
-        <w:t xml:space="preserve">; </w:t>
-      </w:r>
-      <w:hyperlink r:id="rId1287">
-        <w:r>
-          <w:rPr>
-            <w:lang w:val="fr_FR" w:bidi="fr_FR"/>
-          </w:rPr>
-          <w:rPr>
-            <w:color w:val="0000EE"/>
-            <w:u w:val="single"/>
-          </w:rPr>
-          <w:t xml:space="preserve">Jn 12.40 </w:t>
-        </w:r>
-      </w:hyperlink>
-      <w:r>
-        <w:rPr>
-          <w:lang w:val="fr_FR" w:bidi="fr_FR"/>
-        </w:rPr>
-        <w:t xml:space="preserve">; </w:t>
-      </w:r>
-      <w:hyperlink r:id="rId1280">
-        <w:r>
-          <w:rPr>
-            <w:lang w:val="fr_FR" w:bidi="fr_FR"/>
-          </w:rPr>
-          <w:rPr>
-            <w:color w:val="0000EE"/>
-            <w:u w:val="single"/>
-          </w:rPr>
-          <w:t xml:space="preserve">Hé 3.8, 15 </w:t>
-        </w:r>
-      </w:hyperlink>
-      <w:r>
-        <w:rPr>
-          <w:lang w:val="fr_FR" w:bidi="fr_FR"/>
-        </w:rPr>
-        <w:t xml:space="preserve">; </w:t>
-      </w:r>
-      <w:hyperlink r:id="rId1281">
-        <w:r>
-          <w:rPr>
-            <w:lang w:val="fr_FR" w:bidi="fr_FR"/>
-          </w:rPr>
-          <w:rPr>
-            <w:color w:val="0000EE"/>
-            <w:u w:val="single"/>
-          </w:rPr>
-          <w:t>4.7</w:t>
-        </w:r>
-      </w:hyperlink>
-      <w:r>
-        <w:rPr>
-          <w:lang w:val="fr_FR" w:bidi="fr_FR"/>
-        </w:rPr>
-        <w:t>). L'apostasie juive est régulièrement décrite ainsi dans les Écritures (</w:t>
-      </w:r>
-      <w:hyperlink r:id="rId1288">
-        <w:r>
-          <w:rPr>
-            <w:lang w:val="fr_FR" w:bidi="fr_FR"/>
-          </w:rPr>
-          <w:rPr>
-            <w:color w:val="0000EE"/>
-            <w:u w:val="single"/>
-          </w:rPr>
-          <w:t xml:space="preserve">2R 17.14 </w:t>
-        </w:r>
-      </w:hyperlink>
-      <w:r>
-        <w:rPr>
-          <w:lang w:val="fr_FR" w:bidi="fr_FR"/>
-        </w:rPr>
-        <w:t xml:space="preserve">; </w:t>
-      </w:r>
-      <w:hyperlink r:id="rId1289">
-        <w:r>
-          <w:rPr>
-            <w:lang w:val="fr_FR" w:bidi="fr_FR"/>
-          </w:rPr>
-          <w:rPr>
-            <w:color w:val="0000EE"/>
-            <w:u w:val="single"/>
-          </w:rPr>
-          <w:t xml:space="preserve">Né 9.16–17 </w:t>
-        </w:r>
-      </w:hyperlink>
-      <w:r>
-        <w:rPr>
-          <w:lang w:val="fr_FR" w:bidi="fr_FR"/>
-        </w:rPr>
-        <w:t xml:space="preserve">; </w:t>
-      </w:r>
-      <w:hyperlink r:id="rId1290">
+      <w:hyperlink r:id="rId1291">
         <w:r>
           <w:rPr>
             <w:lang w:val="fr_FR" w:bidi="fr_FR"/>
@@ -45363,7 +45381,7 @@
         </w:rPr>
         <w:t xml:space="preserve"> </w:t>
       </w:r>
-      <w:hyperlink r:id="rId1291">
+      <w:hyperlink r:id="rId1292">
         <w:r>
           <w:rPr>
             <w:lang w:val="fr_FR" w:bidi="fr_FR"/>
@@ -45395,7 +45413,7 @@
         </w:rPr>
         <w:t>Une maladie décrite dans l'Ancien Testament était probablement la dysenterie amibienne. Dans ce type, des morceaux de tissu intestinal peuvent se détacher jour après jour (</w:t>
       </w:r>
-      <w:hyperlink r:id="rId1292">
+      <w:hyperlink r:id="rId1293">
         <w:r>
           <w:rPr>
             <w:lang w:val="fr_FR" w:bidi="fr_FR"/>

--- a/fra/docx/004.content.docx
+++ b/fra/docx/004.content.docx
@@ -19,7 +19,7 @@
         <w:rPr>
           <w:lang w:val="fr_FR" w:bidi="fr_FR"/>
         </w:rPr>
-        <w:t>Resource: Tyndale Open Bible Dictionary</w:t>
+        <w:t>Resource: Aquifer Open Bible Dictionary</w:t>
       </w:r>
       <w:r>
         <w:rPr>
@@ -112,7 +112,7 @@
         <w:rPr>
           <w:lang w:val="fr_FR" w:bidi="fr_FR"/>
         </w:rPr>
-        <w:t>Tyndale Open Bible Dictionary</w:t>
+        <w:t>Aquifer Open Bible Dictionary</w:t>
       </w:r>
     </w:p>
     <w:p>

--- a/fra/docx/004.content.docx
+++ b/fra/docx/004.content.docx
@@ -5110,6 +5110,87 @@
         <w:rPr>
           <w:lang w:val="fr_FR" w:bidi="fr_FR"/>
         </w:rPr>
+        <w:t>datation au carbone 14</w:t>
+      </w:r>
+      <w:r>
+        <w:rPr>
+          <w:lang w:val="fr_FR" w:bidi="fr_FR"/>
+        </w:rPr>
+      </w:r>
+    </w:p>
+    <w:p>
+      <w:pPr/>
+      <w:r>
+        <w:rPr>
+          <w:lang w:val="fr_FR" w:bidi="fr_FR"/>
+        </w:rPr>
+      </w:r>
+      <w:r>
+        <w:rPr>
+          <w:lang w:val="fr_FR" w:bidi="fr_FR"/>
+        </w:rPr>
+        <w:t>En archéologie, méthode utilisée pour déterminer l’âge d’objets organiques en mesurant l’isotope radioactif carbone 14.</w:t>
+      </w:r>
+    </w:p>
+    <w:p>
+      <w:pPr/>
+      <w:r>
+        <w:rPr>
+          <w:lang w:val="fr_FR" w:bidi="fr_FR"/>
+        </w:rPr>
+      </w:r>
+      <w:r>
+        <w:rPr>
+          <w:i/>
+          <w:lang w:val="fr_FR" w:bidi="fr_FR"/>
+        </w:rPr>
+        <w:t>Voir</w:t>
+      </w:r>
+      <w:r>
+        <w:rPr>
+          <w:lang w:val="fr_FR" w:bidi="fr_FR"/>
+        </w:rPr>
+        <w:t xml:space="preserve"> </w:t>
+      </w:r>
+      <w:r>
+        <w:rPr>
+          <w:lang w:val="fr_FR" w:bidi="fr_FR"/>
+        </w:rPr>
+        <w:t>archéologie et la Bible</w:t>
+      </w:r>
+      <w:r>
+        <w:rPr>
+          <w:lang w:val="fr_FR" w:bidi="fr_FR"/>
+        </w:rPr>
+        <w:t>.</w:t>
+      </w:r>
+      <w:r>
+        <w:rPr>
+          <w:lang w:val="fr_FR" w:bidi="fr_FR"/>
+        </w:rPr>
+      </w:r>
+      <w:r>
+        <w:rPr>
+          <w:lang w:val="fr_FR" w:bidi="fr_FR"/>
+        </w:rPr>
+      </w:r>
+    </w:p>
+    <w:p>
+      <w:pPr/>
+      <w:r>
+        <w:rPr>
+          <w:lang w:val="fr_FR" w:bidi="fr_FR"/>
+        </w:rPr>
+      </w:r>
+    </w:p>
+    <w:p>
+      <w:pPr>
+        <w:pStyle w:val="Heading2"/>
+      </w:pPr>
+      <w:r>
+        <w:rPr>
+          <w:lang w:val="fr_FR" w:bidi="fr_FR"/>
+        </w:rPr>
         <w:t>Dathan</w:t>
       </w:r>
       <w:r>
@@ -8498,6 +8579,87 @@
           <w:lang w:val="fr_FR" w:bidi="fr_FR"/>
         </w:rPr>
         <w:t>Juges, Livre des</w:t>
+      </w:r>
+      <w:r>
+        <w:rPr>
+          <w:lang w:val="fr_FR" w:bidi="fr_FR"/>
+        </w:rPr>
+        <w:t>.</w:t>
+      </w:r>
+      <w:r>
+        <w:rPr>
+          <w:lang w:val="fr_FR" w:bidi="fr_FR"/>
+        </w:rPr>
+      </w:r>
+      <w:r>
+        <w:rPr>
+          <w:lang w:val="fr_FR" w:bidi="fr_FR"/>
+        </w:rPr>
+      </w:r>
+    </w:p>
+    <w:p>
+      <w:pPr/>
+      <w:r>
+        <w:rPr>
+          <w:lang w:val="fr_FR" w:bidi="fr_FR"/>
+        </w:rPr>
+      </w:r>
+    </w:p>
+    <w:p>
+      <w:pPr>
+        <w:pStyle w:val="Heading2"/>
+      </w:pPr>
+      <w:r>
+        <w:rPr>
+          <w:lang w:val="fr_FR" w:bidi="fr_FR"/>
+        </w:rPr>
+        <w:t>décapitation</w:t>
+      </w:r>
+      <w:r>
+        <w:rPr>
+          <w:lang w:val="fr_FR" w:bidi="fr_FR"/>
+        </w:rPr>
+      </w:r>
+    </w:p>
+    <w:p>
+      <w:pPr/>
+      <w:r>
+        <w:rPr>
+          <w:lang w:val="fr_FR" w:bidi="fr_FR"/>
+        </w:rPr>
+      </w:r>
+      <w:r>
+        <w:rPr>
+          <w:lang w:val="fr_FR" w:bidi="fr_FR"/>
+        </w:rPr>
+        <w:t>La décapitation consiste à tuer quelqu’un en lui coupant la tête. Cette méthode d’exécution (mettre quelqu’un à mort à titre de punition) était utilisée à l’époque biblique.</w:t>
+      </w:r>
+    </w:p>
+    <w:p>
+      <w:pPr/>
+      <w:r>
+        <w:rPr>
+          <w:lang w:val="fr_FR" w:bidi="fr_FR"/>
+        </w:rPr>
+      </w:r>
+      <w:r>
+        <w:rPr>
+          <w:i/>
+          <w:lang w:val="fr_FR" w:bidi="fr_FR"/>
+        </w:rPr>
+        <w:t>Voir</w:t>
+      </w:r>
+      <w:r>
+        <w:rPr>
+          <w:lang w:val="fr_FR" w:bidi="fr_FR"/>
+        </w:rPr>
+        <w:t xml:space="preserve"> </w:t>
+      </w:r>
+      <w:r>
+        <w:rPr>
+          <w:lang w:val="fr_FR" w:bidi="fr_FR"/>
+        </w:rPr>
+        <w:t>droit pénal et sanctions</w:t>
       </w:r>
       <w:r>
         <w:rPr>
